--- a/worksheets/11주차_학생워크시트.docx
+++ b/worksheets/11주차_학생워크시트.docx
@@ -1836,7 +1836,7 @@
                 <w:sz w:val="20"/>
                 <w:szCs w:val="20"/>
               </w:rPr>
-              <w:t xml:space="preserve">전원 (3V3 / VBUS)</w:t>
+              <w:t xml:space="preserve">전원 (3V3 / 외부 5V)</w:t>
             </w:r>
           </w:p>
         </w:tc>
@@ -2771,7 +2771,7 @@
                 <w:sz w:val="20"/>
                 <w:szCs w:val="20"/>
               </w:rPr>
-              <w:t xml:space="preserve">5V (VBUS)</w:t>
+              <w:t xml:space="preserve">5V (외부)</w:t>
             </w:r>
           </w:p>
         </w:tc>
@@ -2876,7 +2876,7 @@
                 <w:sz w:val="20"/>
                 <w:szCs w:val="20"/>
               </w:rPr>
-              <w:t xml:space="preserve">5V (VBUS)</w:t>
+              <w:t xml:space="preserve">5V (외부)</w:t>
             </w:r>
           </w:p>
         </w:tc>
@@ -2926,7 +2926,7 @@
                 <w:sz w:val="20"/>
                 <w:szCs w:val="20"/>
               </w:rPr>
-              <w:t xml:space="preserve">데이터선 직결, 전원만 VBUS</w:t>
+              <w:t xml:space="preserve">데이터선 직결, 전원만 외부 5V</w:t>
             </w:r>
           </w:p>
         </w:tc>
@@ -2981,7 +2981,7 @@
                 <w:sz w:val="20"/>
                 <w:szCs w:val="20"/>
               </w:rPr>
-              <w:t xml:space="preserve">5V (VBUS)</w:t>
+              <w:t xml:space="preserve">5V (외부)</w:t>
             </w:r>
           </w:p>
         </w:tc>
@@ -3031,7 +3031,58 @@
                 <w:sz w:val="20"/>
                 <w:szCs w:val="20"/>
               </w:rPr>
-              <w:t xml:space="preserve">안전. 펌프·모터는 별도 전원</w:t>
+              <w:t xml:space="preserve">안전. 펌프·모터는 또 다른 전원</w:t>
+            </w:r>
+          </w:p>
+        </w:tc>
+      </w:tr>
+    </w:tbl>
+    <w:p>
+      <w:pPr>
+        <w:spacing w:after="120"/>
+      </w:pPr>
+    </w:p>
+    <w:tbl>
+      <w:tblPr>
+        <w:tblW w:type="dxa" w:w="9350"/>
+        <w:tblBorders>
+          <w:top w:val="single" w:color="BFBFBF" w:sz="4"/>
+          <w:left w:val="single" w:color="BFBFBF" w:sz="4"/>
+          <w:bottom w:val="single" w:color="BFBFBF" w:sz="4"/>
+          <w:right w:val="single" w:color="BFBFBF" w:sz="4"/>
+          <w:insideH w:val="single" w:color="BFBFBF" w:sz="4"/>
+          <w:insideV w:val="single" w:color="BFBFBF" w:sz="4"/>
+        </w:tblBorders>
+      </w:tblPr>
+      <w:tblGrid>
+        <w:gridCol w:w="100"/>
+      </w:tblGrid>
+      <w:tr>
+        <w:trPr>
+          <w:cantSplit/>
+        </w:trPr>
+        <w:tc>
+          <w:tcPr>
+            <w:tcW w:type="dxa" w:w="9350"/>
+            <w:shd w:fill="EEF3FB" w:val="clear"/>
+            <w:tcMar>
+              <w:top w:type="dxa" w:w="140"/>
+              <w:left w:type="dxa" w:w="200"/>
+              <w:bottom w:type="dxa" w:w="140"/>
+              <w:right w:type="dxa" w:w="200"/>
+            </w:tcMar>
+          </w:tcPr>
+          <w:p>
+            <w:r>
+              <w:rPr>
+                <w:rFonts w:ascii="Malgun Gothic" w:cs="Malgun Gothic" w:eastAsia="Malgun Gothic" w:hAnsi="Malgun Gothic"/>
+                <w:i/>
+                <w:iCs/>
+                <w:color w:val="1F3864"/>
+                <w:sz w:val="20"/>
+                <w:szCs w:val="20"/>
+              </w:rPr>
+              <w:t xml:space="preserve">전원 레일이 둘입니다. 오른쪽 빨강 = Pico 3V3, 왼쪽 빨강 = 외부 5V 어댑터입니다. 3.3V 센서를 왼쪽(5V)에 꽂으면 망가집니다. 그리고 전원이 둘로 나뉘었으므로 왼쪽 파랑 레일과 오른쪽 파랑 레일이 점퍼로 이어져 있어야 합니다 — 공통 GND가 없으면 서보가 제멋대로 돕니다. Pico의 VBUS 핀은 쓰지 않습니다.</w:t>
             </w:r>
           </w:p>
         </w:tc>
@@ -3442,7 +3493,7 @@
           <w:sz w:val="21"/>
           <w:szCs w:val="21"/>
         </w:rPr>
-        <w:t xml:space="preserve">☐  ② 위 표에서 전원(3V3 / VBUS)을 확인하고 연결했다</w:t>
+        <w:t xml:space="preserve">☐  ② 위 표에서 전원을 확인하고 연결했다 — 3.3V는 오른쪽 빨강 레일, 5V는 왼쪽 빨강 레일(외부)</w:t>
       </w:r>
     </w:p>
     <w:p>
@@ -7508,7 +7559,7 @@
                 <w:sz w:val="20"/>
                 <w:szCs w:val="20"/>
               </w:rPr>
-              <w:t xml:space="preserve">서보·펌프·모터를 3V3에서 먹이고 있을 겁니다. 3V3는 다 합쳐 약 300mA입니다. VBUS 또는 별도 전원으로</w:t>
+              <w:t xml:space="preserve">서보·펌프·모터를 3V3에서 먹이고 있을 겁니다. 3V3는 다 합쳐 약 300mA입니다. 왼쪽 빨강 레일(외부 5V)로 옮기세요</w:t>
             </w:r>
           </w:p>
         </w:tc>

--- a/worksheets/11주차_학생워크시트.docx
+++ b/worksheets/11주차_학생워크시트.docx
@@ -6938,7 +6938,7 @@
                 <w:sz w:val="20"/>
                 <w:szCs w:val="20"/>
               </w:rPr>
-              <w:t xml:space="preserve">Pico의 USB를 뽑는다</w:t>
+              <w:t xml:space="preserve">Pico의 USB를 뽑는다 (가상 Pico는 창에서 x)</w:t>
             </w:r>
           </w:p>
         </w:tc>
@@ -7988,7 +7988,7 @@
           <w:sz w:val="21"/>
           <w:szCs w:val="21"/>
         </w:rPr>
-        <w:t xml:space="preserve">☐  Pico를 껐다 켜서 자동 재연결을 직접 확인했다</w:t>
+        <w:t xml:space="preserve">☐  Pico를 껐다 켜서(가상 Pico는 x) 자동 재연결을 직접 확인했다</w:t>
       </w:r>
     </w:p>
     <w:p>

--- a/worksheets/11주차_학생워크시트.docx
+++ b/worksheets/11주차_학생워크시트.docx
@@ -62,10 +62,10 @@
         </w:tblBorders>
       </w:tblPr>
       <w:tblGrid>
-        <w:gridCol w:w="100"/>
-        <w:gridCol w:w="100"/>
-        <w:gridCol w:w="100"/>
-        <w:gridCol w:w="100"/>
+        <w:gridCol w:w="2340"/>
+        <w:gridCol w:w="2340"/>
+        <w:gridCol w:w="2340"/>
+        <w:gridCol w:w="2330"/>
       </w:tblGrid>
       <w:tr>
         <w:trPr>
@@ -301,7 +301,7 @@
         </w:tblBorders>
       </w:tblPr>
       <w:tblGrid>
-        <w:gridCol w:w="100"/>
+        <w:gridCol w:w="9350"/>
       </w:tblGrid>
       <w:tr>
         <w:trPr>
@@ -428,6 +428,34 @@
           <w:szCs w:val="21"/>
         </w:rPr>
         <w:t xml:space="preserve">☐  받은 코드를 붙여넣기 전에 규칙 위반을 눈으로 찾아낼 수 있다.</w:t>
+      </w:r>
+    </w:p>
+    <w:p>
+      <w:pPr>
+        <w:spacing w:after="100"/>
+        <w:ind w:left="260"/>
+      </w:pPr>
+      <w:r>
+        <w:rPr>
+          <w:rFonts w:ascii="Malgun Gothic" w:cs="Malgun Gothic" w:eastAsia="Malgun Gothic" w:hAnsi="Malgun Gothic"/>
+          <w:sz w:val="21"/>
+          <w:szCs w:val="21"/>
+        </w:rPr>
+        <w:t xml:space="preserve">☐  센서를 하나 늘리려면 배열 말고 어디를 같이 고쳐야 하는지 찾아낼 수 있다.</w:t>
+      </w:r>
+    </w:p>
+    <w:p>
+      <w:pPr>
+        <w:spacing w:after="100"/>
+        <w:ind w:left="260"/>
+      </w:pPr>
+      <w:r>
+        <w:rPr>
+          <w:rFonts w:ascii="Malgun Gothic" w:cs="Malgun Gothic" w:eastAsia="Malgun Gothic" w:hAnsi="Malgun Gothic"/>
+          <w:sz w:val="21"/>
+          <w:szCs w:val="21"/>
+        </w:rPr>
+        <w:t xml:space="preserve">☐  전시회에 필요한 자동 재연결을 직접 확인할 수 있다.</w:t>
       </w:r>
     </w:p>
     <w:p>
@@ -448,9 +476,9 @@
         </w:tblBorders>
       </w:tblPr>
       <w:tblGrid>
-        <w:gridCol w:w="100"/>
-        <w:gridCol w:w="100"/>
-        <w:gridCol w:w="100"/>
+        <w:gridCol w:w="1700"/>
+        <w:gridCol w:w="1300"/>
+        <w:gridCol w:w="6350"/>
       </w:tblGrid>
       <w:tr>
         <w:trPr>
@@ -1154,7 +1182,7 @@
         </w:tblBorders>
       </w:tblPr>
       <w:tblGrid>
-        <w:gridCol w:w="100"/>
+        <w:gridCol w:w="9350"/>
       </w:tblGrid>
       <w:tr>
         <w:trPr>
@@ -1276,8 +1304,8 @@
         </w:tblBorders>
       </w:tblPr>
       <w:tblGrid>
-        <w:gridCol w:w="100"/>
-        <w:gridCol w:w="100"/>
+        <w:gridCol w:w="3600"/>
+        <w:gridCol w:w="5750"/>
       </w:tblGrid>
       <w:tr>
         <w:trPr>
@@ -1576,7 +1604,7 @@
         </w:tblBorders>
       </w:tblPr>
       <w:tblGrid>
-        <w:gridCol w:w="100"/>
+        <w:gridCol w:w="9350"/>
       </w:tblGrid>
       <w:tr>
         <w:trPr>
@@ -1690,7 +1718,7 @@
         </w:tblBorders>
       </w:tblPr>
       <w:tblGrid>
-        <w:gridCol w:w="100"/>
+        <w:gridCol w:w="9350"/>
       </w:tblGrid>
       <w:tr>
         <w:trPr>
@@ -1777,11 +1805,11 @@
         </w:tblBorders>
       </w:tblPr>
       <w:tblGrid>
-        <w:gridCol w:w="100"/>
-        <w:gridCol w:w="100"/>
-        <w:gridCol w:w="100"/>
-        <w:gridCol w:w="100"/>
-        <w:gridCol w:w="100"/>
+        <w:gridCol w:w="2100"/>
+        <w:gridCol w:w="1900"/>
+        <w:gridCol w:w="2400"/>
+        <w:gridCol w:w="1400"/>
+        <w:gridCol w:w="1550"/>
       </w:tblGrid>
       <w:tr>
         <w:trPr>
@@ -2396,10 +2424,10 @@
         </w:tblBorders>
       </w:tblPr>
       <w:tblGrid>
-        <w:gridCol w:w="100"/>
-        <w:gridCol w:w="100"/>
-        <w:gridCol w:w="100"/>
-        <w:gridCol w:w="100"/>
+        <w:gridCol w:w="2200"/>
+        <w:gridCol w:w="1500"/>
+        <w:gridCol w:w="2300"/>
+        <w:gridCol w:w="3350"/>
       </w:tblGrid>
       <w:tr>
         <w:trPr>
@@ -3055,7 +3083,7 @@
         </w:tblBorders>
       </w:tblPr>
       <w:tblGrid>
-        <w:gridCol w:w="100"/>
+        <w:gridCol w:w="9350"/>
       </w:tblGrid>
       <w:tr>
         <w:trPr>
@@ -3124,8 +3152,8 @@
         </w:tblBorders>
       </w:tblPr>
       <w:tblGrid>
-        <w:gridCol w:w="100"/>
-        <w:gridCol w:w="100"/>
+        <w:gridCol w:w="2300"/>
+        <w:gridCol w:w="7050"/>
       </w:tblGrid>
       <w:tr>
         <w:trPr>
@@ -3556,7 +3584,7 @@
         </w:tblBorders>
       </w:tblPr>
       <w:tblGrid>
-        <w:gridCol w:w="100"/>
+        <w:gridCol w:w="9350"/>
       </w:tblGrid>
       <w:tr>
         <w:trPr>
@@ -3643,7 +3671,7 @@
         </w:tblBorders>
       </w:tblPr>
       <w:tblGrid>
-        <w:gridCol w:w="100"/>
+        <w:gridCol w:w="9350"/>
       </w:tblGrid>
       <w:tr>
         <w:trPr>
@@ -3921,8 +3949,8 @@
         </w:tblBorders>
       </w:tblPr>
       <w:tblGrid>
-        <w:gridCol w:w="100"/>
-        <w:gridCol w:w="100"/>
+        <w:gridCol w:w="3000"/>
+        <w:gridCol w:w="6350"/>
       </w:tblGrid>
       <w:tr>
         <w:trPr>
@@ -4276,7 +4304,7 @@
         </w:tblBorders>
       </w:tblPr>
       <w:tblGrid>
-        <w:gridCol w:w="100"/>
+        <w:gridCol w:w="9350"/>
       </w:tblGrid>
       <w:tr>
         <w:trPr>
@@ -4461,10 +4489,10 @@
         </w:tblBorders>
       </w:tblPr>
       <w:tblGrid>
-        <w:gridCol w:w="100"/>
-        <w:gridCol w:w="100"/>
-        <w:gridCol w:w="100"/>
-        <w:gridCol w:w="100"/>
+        <w:gridCol w:w="2600"/>
+        <w:gridCol w:w="1800"/>
+        <w:gridCol w:w="1800"/>
+        <w:gridCol w:w="3150"/>
       </w:tblGrid>
       <w:tr>
         <w:trPr>
@@ -4880,9 +4908,9 @@
         </w:tblBorders>
       </w:tblPr>
       <w:tblGrid>
-        <w:gridCol w:w="100"/>
-        <w:gridCol w:w="100"/>
-        <w:gridCol w:w="100"/>
+        <w:gridCol w:w="3500"/>
+        <w:gridCol w:w="2400"/>
+        <w:gridCol w:w="3450"/>
       </w:tblGrid>
       <w:tr>
         <w:trPr>
@@ -5170,7 +5198,7 @@
         </w:tblBorders>
       </w:tblPr>
       <w:tblGrid>
-        <w:gridCol w:w="100"/>
+        <w:gridCol w:w="9350"/>
       </w:tblGrid>
       <w:tr>
         <w:trPr>
@@ -5239,8 +5267,8 @@
         </w:tblBorders>
       </w:tblPr>
       <w:tblGrid>
-        <w:gridCol w:w="100"/>
-        <w:gridCol w:w="100"/>
+        <w:gridCol w:w="3600"/>
+        <w:gridCol w:w="5750"/>
       </w:tblGrid>
       <w:tr>
         <w:trPr>
@@ -5525,7 +5553,7 @@
         </w:tblBorders>
       </w:tblPr>
       <w:tblGrid>
-        <w:gridCol w:w="100"/>
+        <w:gridCol w:w="9350"/>
       </w:tblGrid>
       <w:tr>
         <w:trPr>
@@ -5648,8 +5676,8 @@
         </w:tblBorders>
       </w:tblPr>
       <w:tblGrid>
-        <w:gridCol w:w="100"/>
-        <w:gridCol w:w="100"/>
+        <w:gridCol w:w="3600"/>
+        <w:gridCol w:w="5750"/>
       </w:tblGrid>
       <w:tr>
         <w:trPr>
@@ -5861,26 +5889,8 @@
     </w:p>
     <w:p>
       <w:pPr>
-        <w:spacing w:after="160"/>
-      </w:pPr>
-    </w:p>
-    <w:p>
-      <w:pPr>
-        <w:pStyle w:val="Heading2"/>
-        <w:keepNext/>
-        <w:spacing w:after="120" w:before="240"/>
-      </w:pPr>
-      <w:r>
-        <w:rPr>
-          <w:rFonts w:ascii="Malgun Gothic" w:cs="Malgun Gothic" w:eastAsia="Malgun Gothic" w:hAnsi="Malgun Gothic"/>
-          <w:b/>
-          <w:bCs/>
-          <w:color w:val="2F5496"/>
-          <w:sz w:val="24"/>
-          <w:szCs w:val="24"/>
-        </w:rPr>
-        <w:t xml:space="preserve">프롬프트 2 · Pico에 센서 추가</w:t>
-      </w:r>
+        <w:spacing w:after="120"/>
+      </w:pPr>
     </w:p>
     <w:tbl>
       <w:tblPr>
@@ -5895,201 +5905,39 @@
         </w:tblBorders>
       </w:tblPr>
       <w:tblGrid>
-        <w:gridCol w:w="100"/>
-        <w:gridCol w:w="100"/>
+        <w:gridCol w:w="9350"/>
       </w:tblGrid>
       <w:tr>
         <w:trPr>
           <w:cantSplit/>
-          <w:tblHeader/>
-        </w:trPr>
-        <w:tc>
-          <w:tcPr>
-            <w:tcW w:type="dxa" w:w="4200"/>
-            <w:shd w:fill="2F5496" w:val="clear"/>
-            <w:tcMar>
-              <w:top w:type="dxa" w:w="100"/>
-              <w:left w:type="dxa" w:w="120"/>
-              <w:bottom w:type="dxa" w:w="100"/>
-              <w:right w:type="dxa" w:w="120"/>
-            </w:tcMar>
-            <w:vAlign w:val="center"/>
-          </w:tcPr>
-          <w:p>
-            <w:r>
-              <w:rPr>
-                <w:rFonts w:ascii="Malgun Gothic" w:cs="Malgun Gothic" w:eastAsia="Malgun Gothic" w:hAnsi="Malgun Gothic"/>
-                <w:b/>
-                <w:bCs/>
-                <w:color w:val="FFFFFF"/>
-                <w:sz w:val="20"/>
-                <w:szCs w:val="20"/>
-              </w:rPr>
-              <w:t xml:space="preserve">확인할 것</w:t>
-            </w:r>
-          </w:p>
-        </w:tc>
-        <w:tc>
-          <w:tcPr>
-            <w:tcW w:type="dxa" w:w="5150"/>
-            <w:shd w:fill="2F5496" w:val="clear"/>
-            <w:tcMar>
-              <w:top w:type="dxa" w:w="100"/>
-              <w:left w:type="dxa" w:w="120"/>
-              <w:bottom w:type="dxa" w:w="100"/>
-              <w:right w:type="dxa" w:w="120"/>
-            </w:tcMar>
-            <w:vAlign w:val="center"/>
-          </w:tcPr>
-          <w:p>
-            <w:r>
-              <w:rPr>
-                <w:rFonts w:ascii="Malgun Gothic" w:cs="Malgun Gothic" w:eastAsia="Malgun Gothic" w:hAnsi="Malgun Gothic"/>
-                <w:b/>
-                <w:bCs/>
-                <w:color w:val="FFFFFF"/>
-                <w:sz w:val="20"/>
-                <w:szCs w:val="20"/>
-              </w:rPr>
-              <w:t xml:space="preserve">결과</w:t>
-            </w:r>
-          </w:p>
-        </w:tc>
-      </w:tr>
-      <w:tr>
-        <w:trPr>
-          <w:cantSplit/>
-        </w:trPr>
-        <w:tc>
-          <w:tcPr>
-            <w:tcW w:type="dxa" w:w="4200"/>
-            <w:tcMar>
-              <w:top w:type="dxa" w:w="100"/>
-              <w:left w:type="dxa" w:w="120"/>
-              <w:bottom w:type="dxa" w:w="100"/>
-              <w:right w:type="dxa" w:w="120"/>
-            </w:tcMar>
-            <w:vAlign w:val="center"/>
-          </w:tcPr>
-          <w:p>
-            <w:r>
-              <w:rPr>
-                <w:rFonts w:ascii="Malgun Gothic" w:cs="Malgun Gothic" w:eastAsia="Malgun Gothic" w:hAnsi="Malgun Gothic"/>
-                <w:b w:val="false"/>
-                <w:bCs w:val="false"/>
-                <w:color w:val="000000"/>
-                <w:sz w:val="20"/>
-                <w:szCs w:val="20"/>
-              </w:rPr>
-              <w:t xml:space="preserve">시리얼의 [WS] 송신 메시지에 새 키가 있나</w:t>
-            </w:r>
-          </w:p>
-        </w:tc>
-        <w:tc>
-          <w:tcPr>
-            <w:tcW w:type="dxa" w:w="5150"/>
-            <w:tcMar>
-              <w:top w:type="dxa" w:w="100"/>
-              <w:left w:type="dxa" w:w="120"/>
-              <w:bottom w:type="dxa" w:w="100"/>
-              <w:right w:type="dxa" w:w="120"/>
-            </w:tcMar>
-            <w:vAlign w:val="center"/>
-          </w:tcPr>
-          <w:p>
-            <w:r>
-              <w:rPr>
-                <w:rFonts w:ascii="Malgun Gothic" w:cs="Malgun Gothic" w:eastAsia="Malgun Gothic" w:hAnsi="Malgun Gothic"/>
-                <w:b w:val="false"/>
-                <w:bCs w:val="false"/>
-                <w:color w:val="000000"/>
-                <w:sz w:val="20"/>
-                <w:szCs w:val="20"/>
-              </w:rPr>
-              <w:t xml:space="preserve"/>
-            </w:r>
-          </w:p>
-        </w:tc>
-      </w:tr>
-      <w:tr>
-        <w:trPr>
-          <w:cantSplit/>
-        </w:trPr>
-        <w:tc>
-          <w:tcPr>
-            <w:tcW w:type="dxa" w:w="4200"/>
-            <w:tcMar>
-              <w:top w:type="dxa" w:w="100"/>
-              <w:left w:type="dxa" w:w="120"/>
-              <w:bottom w:type="dxa" w:w="100"/>
-              <w:right w:type="dxa" w:w="120"/>
-            </w:tcMar>
-            <w:vAlign w:val="center"/>
-          </w:tcPr>
-          <w:p>
-            <w:r>
-              <w:rPr>
-                <w:rFonts w:ascii="Malgun Gothic" w:cs="Malgun Gothic" w:eastAsia="Malgun Gothic" w:hAnsi="Malgun Gothic"/>
-                <w:b w:val="false"/>
-                <w:bCs w:val="false"/>
-                <w:color w:val="000000"/>
-                <w:sz w:val="20"/>
-                <w:szCs w:val="20"/>
-              </w:rPr>
-              <w:t xml:space="preserve">화면에 값이 들어오나</w:t>
-            </w:r>
-          </w:p>
-        </w:tc>
-        <w:tc>
-          <w:tcPr>
-            <w:tcW w:type="dxa" w:w="5150"/>
-            <w:tcMar>
-              <w:top w:type="dxa" w:w="100"/>
-              <w:left w:type="dxa" w:w="120"/>
-              <w:bottom w:type="dxa" w:w="100"/>
-              <w:right w:type="dxa" w:w="120"/>
-            </w:tcMar>
-            <w:vAlign w:val="center"/>
-          </w:tcPr>
-          <w:p>
-            <w:r>
-              <w:rPr>
-                <w:rFonts w:ascii="Malgun Gothic" w:cs="Malgun Gothic" w:eastAsia="Malgun Gothic" w:hAnsi="Malgun Gothic"/>
-                <w:b w:val="false"/>
-                <w:bCs w:val="false"/>
-                <w:color w:val="000000"/>
-                <w:sz w:val="20"/>
-                <w:szCs w:val="20"/>
-              </w:rPr>
-              <w:t xml:space="preserve"/>
+        </w:trPr>
+        <w:tc>
+          <w:tcPr>
+            <w:tcW w:type="dxa" w:w="9350"/>
+            <w:shd w:fill="EEF3FB" w:val="clear"/>
+            <w:tcMar>
+              <w:top w:type="dxa" w:w="140"/>
+              <w:left w:type="dxa" w:w="200"/>
+              <w:bottom w:type="dxa" w:w="140"/>
+              <w:right w:type="dxa" w:w="200"/>
+            </w:tcMar>
+          </w:tcPr>
+          <w:p>
+            <w:r>
+              <w:rPr>
+                <w:rFonts w:ascii="Malgun Gothic" w:cs="Malgun Gothic" w:eastAsia="Malgun Gothic" w:hAnsi="Malgun Gothic"/>
+                <w:i/>
+                <w:iCs/>
+                <w:color w:val="1F3864"/>
+                <w:sz w:val="20"/>
+                <w:szCs w:val="20"/>
+              </w:rPr>
+              <w:t xml:space="preserve">타입 오류가 뜨면 당황하지 마세요. 우리 코드의 센서 이름은 타입으로 닫혀 있어서, SENSORS 배열에 줄만 추가하면 오류가 납니다. 고칠 자리를 아래에 적어 두었습니다.</w:t>
             </w:r>
           </w:p>
         </w:tc>
       </w:tr>
     </w:tbl>
-    <w:p>
-      <w:pPr>
-        <w:spacing w:after="160"/>
-      </w:pPr>
-    </w:p>
-    <w:p>
-      <w:pPr>
-        <w:pStyle w:val="Heading2"/>
-        <w:keepNext/>
-        <w:spacing w:after="120" w:before="240"/>
-      </w:pPr>
-      <w:r>
-        <w:rPr>
-          <w:rFonts w:ascii="Malgun Gothic" w:cs="Malgun Gothic" w:eastAsia="Malgun Gothic" w:hAnsi="Malgun Gothic"/>
-          <w:b/>
-          <w:bCs/>
-          <w:color w:val="2F5496"/>
-          <w:sz w:val="24"/>
-          <w:szCs w:val="24"/>
-        </w:rPr>
-        <w:t xml:space="preserve">프롬프트 3 · 자동 제어 추가</w:t>
-      </w:r>
-    </w:p>
     <w:tbl>
       <w:tblPr>
         <w:tblW w:type="dxa" w:w="9350"/>
@@ -6103,8 +5951,8 @@
         </w:tblBorders>
       </w:tblPr>
       <w:tblGrid>
-        <w:gridCol w:w="100"/>
-        <w:gridCol w:w="100"/>
+        <w:gridCol w:w="6200"/>
+        <w:gridCol w:w="3150"/>
       </w:tblGrid>
       <w:tr>
         <w:trPr>
@@ -6113,7 +5961,7 @@
         </w:trPr>
         <w:tc>
           <w:tcPr>
-            <w:tcW w:type="dxa" w:w="4200"/>
+            <w:tcW w:type="dxa" w:w="6200"/>
             <w:shd w:fill="2F5496" w:val="clear"/>
             <w:tcMar>
               <w:top w:type="dxa" w:w="100"/>
@@ -6133,13 +5981,13 @@
                 <w:sz w:val="20"/>
                 <w:szCs w:val="20"/>
               </w:rPr>
-              <w:t xml:space="preserve">확인할 것</w:t>
-            </w:r>
-          </w:p>
-        </w:tc>
-        <w:tc>
-          <w:tcPr>
-            <w:tcW w:type="dxa" w:w="5150"/>
+              <w:t xml:space="preserve">같이 고쳐야 하는 곳</w:t>
+            </w:r>
+          </w:p>
+        </w:tc>
+        <w:tc>
+          <w:tcPr>
+            <w:tcW w:type="dxa" w:w="3150"/>
             <w:shd w:fill="2F5496" w:val="clear"/>
             <w:tcMar>
               <w:top w:type="dxa" w:w="100"/>
@@ -6159,43 +6007,43 @@
                 <w:sz w:val="20"/>
                 <w:szCs w:val="20"/>
               </w:rPr>
-              <w:t xml:space="preserve">결과</w:t>
-            </w:r>
-          </w:p>
-        </w:tc>
-      </w:tr>
-      <w:tr>
-        <w:trPr>
-          <w:cantSplit/>
-        </w:trPr>
-        <w:tc>
-          <w:tcPr>
-            <w:tcW w:type="dxa" w:w="4200"/>
-            <w:tcMar>
-              <w:top w:type="dxa" w:w="100"/>
-              <w:left w:type="dxa" w:w="120"/>
-              <w:bottom w:type="dxa" w:w="100"/>
-              <w:right w:type="dxa" w:w="120"/>
-            </w:tcMar>
-            <w:vAlign w:val="center"/>
-          </w:tcPr>
-          <w:p>
-            <w:r>
-              <w:rPr>
-                <w:rFonts w:ascii="Malgun Gothic" w:cs="Malgun Gothic" w:eastAsia="Malgun Gothic" w:hAnsi="Malgun Gothic"/>
-                <w:b w:val="false"/>
-                <w:bCs w:val="false"/>
-                <w:color w:val="000000"/>
-                <w:sz w:val="20"/>
-                <w:szCs w:val="20"/>
-              </w:rPr>
-              <w:t xml:space="preserve">조건을 만들면 저절로 켜지나</w:t>
-            </w:r>
-          </w:p>
-        </w:tc>
-        <w:tc>
-          <w:tcPr>
-            <w:tcW w:type="dxa" w:w="5150"/>
+              <w:t xml:space="preserve">고쳤나</w:t>
+            </w:r>
+          </w:p>
+        </w:tc>
+      </w:tr>
+      <w:tr>
+        <w:trPr>
+          <w:cantSplit/>
+        </w:trPr>
+        <w:tc>
+          <w:tcPr>
+            <w:tcW w:type="dxa" w:w="6200"/>
+            <w:tcMar>
+              <w:top w:type="dxa" w:w="100"/>
+              <w:left w:type="dxa" w:w="120"/>
+              <w:bottom w:type="dxa" w:w="100"/>
+              <w:right w:type="dxa" w:w="120"/>
+            </w:tcMar>
+            <w:vAlign w:val="center"/>
+          </w:tcPr>
+          <w:p>
+            <w:r>
+              <w:rPr>
+                <w:rFonts w:ascii="Malgun Gothic" w:cs="Malgun Gothic" w:eastAsia="Malgun Gothic" w:hAnsi="Malgun Gothic"/>
+                <w:b w:val="false"/>
+                <w:bCs w:val="false"/>
+                <w:color w:val="000000"/>
+                <w:sz w:val="20"/>
+                <w:szCs w:val="20"/>
+              </w:rPr>
+              <w:t xml:space="preserve">type SensorKey = ... 에 우리 센서 이름 추가</w:t>
+            </w:r>
+          </w:p>
+        </w:tc>
+        <w:tc>
+          <w:tcPr>
+            <w:tcW w:type="dxa" w:w="3150"/>
             <w:tcMar>
               <w:top w:type="dxa" w:w="100"/>
               <w:left w:type="dxa" w:w="120"/>
@@ -6225,32 +6073,32 @@
         </w:trPr>
         <w:tc>
           <w:tcPr>
-            <w:tcW w:type="dxa" w:w="4200"/>
-            <w:tcMar>
-              <w:top w:type="dxa" w:w="100"/>
-              <w:left w:type="dxa" w:w="120"/>
-              <w:bottom w:type="dxa" w:w="100"/>
-              <w:right w:type="dxa" w:w="120"/>
-            </w:tcMar>
-            <w:vAlign w:val="center"/>
-          </w:tcPr>
-          <w:p>
-            <w:r>
-              <w:rPr>
-                <w:rFonts w:ascii="Malgun Gothic" w:cs="Malgun Gothic" w:eastAsia="Malgun Gothic" w:hAnsi="Malgun Gothic"/>
-                <w:b w:val="false"/>
-                <w:bCs w:val="false"/>
-                <w:color w:val="000000"/>
-                <w:sz w:val="20"/>
-                <w:szCs w:val="20"/>
-              </w:rPr>
-              <w:t xml:space="preserve">조건을 풀면 저절로 꺼지나</w:t>
-            </w:r>
-          </w:p>
-        </w:tc>
-        <w:tc>
-          <w:tcPr>
-            <w:tcW w:type="dxa" w:w="5150"/>
+            <w:tcW w:type="dxa" w:w="6200"/>
+            <w:tcMar>
+              <w:top w:type="dxa" w:w="100"/>
+              <w:left w:type="dxa" w:w="120"/>
+              <w:bottom w:type="dxa" w:w="100"/>
+              <w:right w:type="dxa" w:w="120"/>
+            </w:tcMar>
+            <w:vAlign w:val="center"/>
+          </w:tcPr>
+          <w:p>
+            <w:r>
+              <w:rPr>
+                <w:rFonts w:ascii="Malgun Gothic" w:cs="Malgun Gothic" w:eastAsia="Malgun Gothic" w:hAnsi="Malgun Gothic"/>
+                <w:b w:val="false"/>
+                <w:bCs w:val="false"/>
+                <w:color w:val="000000"/>
+                <w:sz w:val="20"/>
+                <w:szCs w:val="20"/>
+              </w:rPr>
+              <w:t xml:space="preserve">SENSORS 배열에 항목 추가</w:t>
+            </w:r>
+          </w:p>
+        </w:tc>
+        <w:tc>
+          <w:tcPr>
+            <w:tcW w:type="dxa" w:w="3150"/>
             <w:tcMar>
               <w:top w:type="dxa" w:w="100"/>
               <w:left w:type="dxa" w:w="120"/>
@@ -6280,32 +6128,32 @@
         </w:trPr>
         <w:tc>
           <w:tcPr>
-            <w:tcW w:type="dxa" w:w="4200"/>
-            <w:tcMar>
-              <w:top w:type="dxa" w:w="100"/>
-              <w:left w:type="dxa" w:w="120"/>
-              <w:bottom w:type="dxa" w:w="100"/>
-              <w:right w:type="dxa" w:w="120"/>
-            </w:tcMar>
-            <w:vAlign w:val="center"/>
-          </w:tcPr>
-          <w:p>
-            <w:r>
-              <w:rPr>
-                <w:rFonts w:ascii="Malgun Gothic" w:cs="Malgun Gothic" w:eastAsia="Malgun Gothic" w:hAnsi="Malgun Gothic"/>
-                <w:b w:val="false"/>
-                <w:bCs w:val="false"/>
-                <w:color w:val="000000"/>
-                <w:sz w:val="20"/>
-                <w:szCs w:val="20"/>
-              </w:rPr>
-              <w:t xml:space="preserve">센서값이 없을 때(null) 아무것도 안 하나</w:t>
-            </w:r>
-          </w:p>
-        </w:tc>
-        <w:tc>
-          <w:tcPr>
-            <w:tcW w:type="dxa" w:w="5150"/>
+            <w:tcW w:type="dxa" w:w="6200"/>
+            <w:tcMar>
+              <w:top w:type="dxa" w:w="100"/>
+              <w:left w:type="dxa" w:w="120"/>
+              <w:bottom w:type="dxa" w:w="100"/>
+              <w:right w:type="dxa" w:w="120"/>
+            </w:tcMar>
+            <w:vAlign w:val="center"/>
+          </w:tcPr>
+          <w:p>
+            <w:r>
+              <w:rPr>
+                <w:rFonts w:ascii="Malgun Gothic" w:cs="Malgun Gothic" w:eastAsia="Malgun Gothic" w:hAnsi="Malgun Gothic"/>
+                <w:b w:val="false"/>
+                <w:bCs w:val="false"/>
+                <w:color w:val="000000"/>
+                <w:sz w:val="20"/>
+                <w:szCs w:val="20"/>
+              </w:rPr>
+              <w:t xml:space="preserve">센서값을 담는 타입 (SensorValue 또는 SensorData)</w:t>
+            </w:r>
+          </w:p>
+        </w:tc>
+        <w:tc>
+          <w:tcPr>
+            <w:tcW w:type="dxa" w:w="3150"/>
             <w:tcMar>
               <w:top w:type="dxa" w:w="100"/>
               <w:left w:type="dxa" w:w="120"/>
@@ -6329,27 +6177,139 @@
           </w:p>
         </w:tc>
       </w:tr>
+      <w:tr>
+        <w:trPr>
+          <w:cantSplit/>
+        </w:trPr>
+        <w:tc>
+          <w:tcPr>
+            <w:tcW w:type="dxa" w:w="6200"/>
+            <w:tcMar>
+              <w:top w:type="dxa" w:w="100"/>
+              <w:left w:type="dxa" w:w="120"/>
+              <w:bottom w:type="dxa" w:w="100"/>
+              <w:right w:type="dxa" w:w="120"/>
+            </w:tcMar>
+            <w:vAlign w:val="center"/>
+          </w:tcPr>
+          <w:p>
+            <w:r>
+              <w:rPr>
+                <w:rFonts w:ascii="Malgun Gothic" w:cs="Malgun Gothic" w:eastAsia="Malgun Gothic" w:hAnsi="Malgun Gothic"/>
+                <w:b w:val="false"/>
+                <w:bCs w:val="false"/>
+                <w:color w:val="000000"/>
+                <w:sz w:val="20"/>
+                <w:szCs w:val="20"/>
+              </w:rPr>
+              <w:t xml:space="preserve">처음 값을 넣어두는 곳 (sensorValues 같은 useState 초기값)</w:t>
+            </w:r>
+          </w:p>
+        </w:tc>
+        <w:tc>
+          <w:tcPr>
+            <w:tcW w:type="dxa" w:w="3150"/>
+            <w:tcMar>
+              <w:top w:type="dxa" w:w="100"/>
+              <w:left w:type="dxa" w:w="120"/>
+              <w:bottom w:type="dxa" w:w="100"/>
+              <w:right w:type="dxa" w:w="120"/>
+            </w:tcMar>
+            <w:vAlign w:val="center"/>
+          </w:tcPr>
+          <w:p>
+            <w:r>
+              <w:rPr>
+                <w:rFonts w:ascii="Malgun Gothic" w:cs="Malgun Gothic" w:eastAsia="Malgun Gothic" w:hAnsi="Malgun Gothic"/>
+                <w:b w:val="false"/>
+                <w:bCs w:val="false"/>
+                <w:color w:val="000000"/>
+                <w:sz w:val="20"/>
+                <w:szCs w:val="20"/>
+              </w:rPr>
+              <w:t xml:space="preserve"/>
+            </w:r>
+          </w:p>
+        </w:tc>
+      </w:tr>
+      <w:tr>
+        <w:trPr>
+          <w:cantSplit/>
+        </w:trPr>
+        <w:tc>
+          <w:tcPr>
+            <w:tcW w:type="dxa" w:w="6200"/>
+            <w:tcMar>
+              <w:top w:type="dxa" w:w="100"/>
+              <w:left w:type="dxa" w:w="120"/>
+              <w:bottom w:type="dxa" w:w="100"/>
+              <w:right w:type="dxa" w:w="120"/>
+            </w:tcMar>
+            <w:vAlign w:val="center"/>
+          </w:tcPr>
+          <w:p>
+            <w:r>
+              <w:rPr>
+                <w:rFonts w:ascii="Malgun Gothic" w:cs="Malgun Gothic" w:eastAsia="Malgun Gothic" w:hAnsi="Malgun Gothic"/>
+                <w:b w:val="false"/>
+                <w:bCs w:val="false"/>
+                <w:color w:val="000000"/>
+                <w:sz w:val="20"/>
+                <w:szCs w:val="20"/>
+              </w:rPr>
+              <w:t xml:space="preserve">상태를 판정하는 함수 (getSensorStatus 등)</w:t>
+            </w:r>
+          </w:p>
+        </w:tc>
+        <w:tc>
+          <w:tcPr>
+            <w:tcW w:type="dxa" w:w="3150"/>
+            <w:tcMar>
+              <w:top w:type="dxa" w:w="100"/>
+              <w:left w:type="dxa" w:w="120"/>
+              <w:bottom w:type="dxa" w:w="100"/>
+              <w:right w:type="dxa" w:w="120"/>
+            </w:tcMar>
+            <w:vAlign w:val="center"/>
+          </w:tcPr>
+          <w:p>
+            <w:r>
+              <w:rPr>
+                <w:rFonts w:ascii="Malgun Gothic" w:cs="Malgun Gothic" w:eastAsia="Malgun Gothic" w:hAnsi="Malgun Gothic"/>
+                <w:b w:val="false"/>
+                <w:bCs w:val="false"/>
+                <w:color w:val="000000"/>
+                <w:sz w:val="20"/>
+                <w:szCs w:val="20"/>
+              </w:rPr>
+              <w:t xml:space="preserve"/>
+            </w:r>
+          </w:p>
+        </w:tc>
+      </w:tr>
     </w:tbl>
     <w:p>
       <w:pPr>
-        <w:pStyle w:val="Heading1"/>
-        <w:keepNext/>
-        <w:pBdr>
-          <w:bottom w:val="single" w:color="2F5496" w:sz="6"/>
-        </w:pBdr>
-        <w:spacing w:after="160" w:before="320"/>
-      </w:pPr>
-      <w:r>
-        <w:rPr>
-          <w:rFonts w:ascii="Malgun Gothic" w:cs="Malgun Gothic" w:eastAsia="Malgun Gothic" w:hAnsi="Malgun Gothic"/>
-          <w:b/>
-          <w:bCs/>
-          <w:color w:val="1F3864"/>
-          <w:sz w:val="30"/>
-          <w:szCs w:val="30"/>
-        </w:rPr>
-        <w:t xml:space="preserve">6. 붙여넣기 전 검수 — 5분이면 됩니다</w:t>
-      </w:r>
+        <w:keepNext w:val="false"/>
+        <w:spacing w:after="120"/>
+      </w:pPr>
+      <w:r>
+        <w:rPr>
+          <w:rFonts w:ascii="Malgun Gothic" w:cs="Malgun Gothic" w:eastAsia="Malgun Gothic" w:hAnsi="Malgun Gothic"/>
+          <w:b w:val="false"/>
+          <w:bCs w:val="false"/>
+          <w:i/>
+          <w:iCs/>
+          <w:sz w:val="21"/>
+          <w:szCs w:val="21"/>
+        </w:rPr>
+        <w:t xml:space="preserve">내 코드에 없는 항목은 그냥 넘어가세요. 팀마다 조금씩 다릅니다.</w:t>
+      </w:r>
+    </w:p>
+    <w:p>
+      <w:pPr>
+        <w:spacing w:after="160"/>
+      </w:pPr>
     </w:p>
     <w:p>
       <w:pPr>
@@ -6366,263 +6326,8 @@
           <w:sz w:val="24"/>
           <w:szCs w:val="24"/>
         </w:rPr>
-        <w:t xml:space="preserve">공통</w:t>
-      </w:r>
-    </w:p>
-    <w:p>
-      <w:pPr>
-        <w:spacing w:after="100"/>
-        <w:ind w:left="260"/>
-      </w:pPr>
-      <w:r>
-        <w:rPr>
-          <w:rFonts w:ascii="Malgun Gothic" w:cs="Malgun Gothic" w:eastAsia="Malgun Gothic" w:hAnsi="Malgun Gothic"/>
-          <w:sz w:val="21"/>
-          <w:szCs w:val="21"/>
-        </w:rPr>
-        <w:t xml:space="preserve">☐  코드의 마지막 줄이 } 또는 ) 로 제대로 끝나는가 (중간에 잘리지 않았는가)</w:t>
-      </w:r>
-    </w:p>
-    <w:p>
-      <w:pPr>
-        <w:spacing w:after="100"/>
-        <w:ind w:left="260"/>
-      </w:pPr>
-      <w:r>
-        <w:rPr>
-          <w:rFonts w:ascii="Malgun Gothic" w:cs="Malgun Gothic" w:eastAsia="Malgun Gothic" w:hAnsi="Malgun Gothic"/>
-          <w:sz w:val="21"/>
-          <w:szCs w:val="21"/>
-        </w:rPr>
-        <w:t xml:space="preserve">☐  파일 맨 위에 경로 주석이 있고, 내가 고치려는 파일과 같은가</w:t>
-      </w:r>
-    </w:p>
-    <w:p>
-      <w:pPr>
-        <w:spacing w:after="100"/>
-        <w:ind w:left="260"/>
-      </w:pPr>
-      <w:r>
-        <w:rPr>
-          <w:rFonts w:ascii="Malgun Gothic" w:cs="Malgun Gothic" w:eastAsia="Malgun Gothic" w:hAnsi="Malgun Gothic"/>
-          <w:sz w:val="21"/>
-          <w:szCs w:val="21"/>
-        </w:rPr>
-        <w:t xml:space="preserve">☐  npm install 이나 pip install 을 하라는 말이 없는가</w:t>
-      </w:r>
-    </w:p>
-    <w:p>
-      <w:pPr>
-        <w:pStyle w:val="Heading2"/>
-        <w:keepNext/>
-        <w:spacing w:after="120" w:before="240"/>
-      </w:pPr>
-      <w:r>
-        <w:rPr>
-          <w:rFonts w:ascii="Malgun Gothic" w:cs="Malgun Gothic" w:eastAsia="Malgun Gothic" w:hAnsi="Malgun Gothic"/>
-          <w:b/>
-          <w:bCs/>
-          <w:color w:val="2F5496"/>
-          <w:sz w:val="24"/>
-          <w:szCs w:val="24"/>
-        </w:rPr>
-        <w:t xml:space="preserve">화면 코드 (page.tsx)</w:t>
-      </w:r>
-    </w:p>
-    <w:p>
-      <w:pPr>
-        <w:spacing w:after="100"/>
-        <w:ind w:left="260"/>
-      </w:pPr>
-      <w:r>
-        <w:rPr>
-          <w:rFonts w:ascii="Malgun Gothic" w:cs="Malgun Gothic" w:eastAsia="Malgun Gothic" w:hAnsi="Malgun Gothic"/>
-          <w:sz w:val="21"/>
-          <w:szCs w:val="21"/>
-        </w:rPr>
-        <w:t xml:space="preserve">☐  첫 줄이 "use client"; 인가</w:t>
-      </w:r>
-    </w:p>
-    <w:p>
-      <w:pPr>
-        <w:spacing w:after="100"/>
-        <w:ind w:left="260"/>
-      </w:pPr>
-      <w:r>
-        <w:rPr>
-          <w:rFonts w:ascii="Malgun Gothic" w:cs="Malgun Gothic" w:eastAsia="Malgun Gothic" w:hAnsi="Malgun Gothic"/>
-          <w:sz w:val="21"/>
-          <w:szCs w:val="21"/>
-        </w:rPr>
-        <w:t xml:space="preserve">☐  Tailwind 클래스가 없는가 — flex, grid-cols-, bg-gray-, text-xl, p-4</w:t>
-      </w:r>
-    </w:p>
-    <w:p>
-      <w:pPr>
-        <w:spacing w:after="100"/>
-        <w:ind w:left="260"/>
-      </w:pPr>
-      <w:r>
-        <w:rPr>
-          <w:rFonts w:ascii="Malgun Gothic" w:cs="Malgun Gothic" w:eastAsia="Malgun Gothic" w:hAnsi="Malgun Gothic"/>
-          <w:sz w:val="21"/>
-          <w:szCs w:val="21"/>
-        </w:rPr>
-        <w:t xml:space="preserve">☐  &lt;Badge variant= 가 아니라 &lt;Badge bg= 인가</w:t>
-      </w:r>
-    </w:p>
-    <w:p>
-      <w:pPr>
-        <w:spacing w:after="100"/>
-        <w:ind w:left="260"/>
-      </w:pPr>
-      <w:r>
-        <w:rPr>
-          <w:rFonts w:ascii="Malgun Gothic" w:cs="Malgun Gothic" w:eastAsia="Malgun Gothic" w:hAnsi="Malgun Gothic"/>
-          <w:sz w:val="21"/>
-          <w:szCs w:val="21"/>
-        </w:rPr>
-        <w:t xml:space="preserve">☐  SENSORS / SWITCHES / ALERTS 배열 구조가 그대로인가</w:t>
-      </w:r>
-    </w:p>
-    <w:p>
-      <w:pPr>
-        <w:pStyle w:val="Heading2"/>
-        <w:keepNext/>
-        <w:spacing w:after="120" w:before="240"/>
-      </w:pPr>
-      <w:r>
-        <w:rPr>
-          <w:rFonts w:ascii="Malgun Gothic" w:cs="Malgun Gothic" w:eastAsia="Malgun Gothic" w:hAnsi="Malgun Gothic"/>
-          <w:b/>
-          <w:bCs/>
-          <w:color w:val="2F5496"/>
-          <w:sz w:val="24"/>
-          <w:szCs w:val="24"/>
-        </w:rPr>
-        <w:t xml:space="preserve">Pico 코드 (main.py)</w:t>
-      </w:r>
-    </w:p>
-    <w:p>
-      <w:pPr>
-        <w:spacing w:after="100"/>
-        <w:ind w:left="260"/>
-      </w:pPr>
-      <w:r>
-        <w:rPr>
-          <w:rFonts w:ascii="Malgun Gothic" w:cs="Malgun Gothic" w:eastAsia="Malgun Gothic" w:hAnsi="Malgun Gothic"/>
-          <w:sz w:val="21"/>
-          <w:szCs w:val="21"/>
-        </w:rPr>
-        <w:t xml:space="preserve">☐  machine, utime, network 가 없는가 → 있으면 MicroPython (잘못된 것)</w:t>
-      </w:r>
-    </w:p>
-    <w:p>
-      <w:pPr>
-        <w:spacing w:after="100"/>
-        <w:ind w:left="260"/>
-      </w:pPr>
-      <w:r>
-        <w:rPr>
-          <w:rFonts w:ascii="Malgun Gothic" w:cs="Malgun Gothic" w:eastAsia="Malgun Gothic" w:hAnsi="Malgun Gothic"/>
-          <w:sz w:val="21"/>
-          <w:szCs w:val="21"/>
-        </w:rPr>
-        <w:t xml:space="preserve">☐  import board, digitalio, analogio, pwmio 를 쓰는가</w:t>
-      </w:r>
-    </w:p>
-    <w:p>
-      <w:pPr>
-        <w:spacing w:after="100"/>
-        <w:ind w:left="260"/>
-      </w:pPr>
-      <w:r>
-        <w:rPr>
-          <w:rFonts w:ascii="Malgun Gothic" w:cs="Malgun Gothic" w:eastAsia="Malgun Gothic" w:hAnsi="Malgun Gothic"/>
-          <w:sz w:val="21"/>
-          <w:szCs w:val="21"/>
-        </w:rPr>
-        <w:t xml:space="preserve">☐  pin.value = True 형태인가 (pin.value(1) 이면 MicroPython)</w:t>
-      </w:r>
-    </w:p>
-    <w:p>
-      <w:pPr>
-        <w:spacing w:after="100"/>
-        <w:ind w:left="260"/>
-      </w:pPr>
-      <w:r>
-        <w:rPr>
-          <w:rFonts w:ascii="Malgun Gothic" w:cs="Malgun Gothic" w:eastAsia="Malgun Gothic" w:hAnsi="Malgun Gothic"/>
-          <w:sz w:val="21"/>
-          <w:szCs w:val="21"/>
-        </w:rPr>
-        <w:t xml:space="preserve">☐  읽기 실패 시 None 을 돌려주는가</w:t>
-      </w:r>
-    </w:p>
-    <w:p>
-      <w:pPr>
-        <w:pStyle w:val="Heading2"/>
-        <w:keepNext/>
-        <w:spacing w:after="120" w:before="240"/>
-      </w:pPr>
-      <w:r>
-        <w:rPr>
-          <w:rFonts w:ascii="Malgun Gothic" w:cs="Malgun Gothic" w:eastAsia="Malgun Gothic" w:hAnsi="Malgun Gothic"/>
-          <w:b/>
-          <w:bCs/>
-          <w:color w:val="2F5496"/>
-          <w:sz w:val="24"/>
-          <w:szCs w:val="24"/>
-        </w:rPr>
-        <w:t xml:space="preserve">센서를 새로 붙이는 경우라면</w:t>
-      </w:r>
-    </w:p>
-    <w:p>
-      <w:pPr>
-        <w:spacing w:after="100"/>
-        <w:ind w:left="260"/>
-      </w:pPr>
-      <w:r>
-        <w:rPr>
-          <w:rFonts w:ascii="Malgun Gothic" w:cs="Malgun Gothic" w:eastAsia="Malgun Gothic" w:hAnsi="Malgun Gothic"/>
-          <w:sz w:val="21"/>
-          <w:szCs w:val="21"/>
-        </w:rPr>
-        <w:t xml:space="preserve">☐  AI가 지정한 핀이 GP23·24·25·29가 아닌가</w:t>
-      </w:r>
-    </w:p>
-    <w:p>
-      <w:pPr>
-        <w:spacing w:after="100"/>
-        <w:ind w:left="260"/>
-      </w:pPr>
-      <w:r>
-        <w:rPr>
-          <w:rFonts w:ascii="Malgun Gothic" w:cs="Malgun Gothic" w:eastAsia="Malgun Gothic" w:hAnsi="Malgun Gothic"/>
-          <w:sz w:val="21"/>
-          <w:szCs w:val="21"/>
-        </w:rPr>
-        <w:t xml:space="preserve">☐  아날로그 센서라면 GP27 또는 GP28인가</w:t>
-      </w:r>
-    </w:p>
-    <w:p>
-      <w:pPr>
-        <w:spacing w:after="100"/>
-        <w:ind w:left="260"/>
-      </w:pPr>
-      <w:r>
-        <w:rPr>
-          <w:rFonts w:ascii="Malgun Gothic" w:cs="Malgun Gothic" w:eastAsia="Malgun Gothic" w:hAnsi="Malgun Gothic"/>
-          <w:sz w:val="21"/>
-          <w:szCs w:val="21"/>
-        </w:rPr>
-        <w:t xml:space="preserve">☐  5V 신호면 분압 저항을 먼저 달았는가</w:t>
-      </w:r>
-    </w:p>
-    <w:p>
-      <w:pPr>
-        <w:spacing w:after="120"/>
-      </w:pPr>
+        <w:t xml:space="preserve">프롬프트 2 · Pico에 센서 추가</w:t>
+      </w:r>
     </w:p>
     <w:tbl>
       <w:tblPr>
@@ -6637,34 +6342,173 @@
         </w:tblBorders>
       </w:tblPr>
       <w:tblGrid>
-        <w:gridCol w:w="100"/>
+        <w:gridCol w:w="4200"/>
+        <w:gridCol w:w="5150"/>
       </w:tblGrid>
       <w:tr>
         <w:trPr>
           <w:cantSplit/>
-        </w:trPr>
-        <w:tc>
-          <w:tcPr>
-            <w:tcW w:type="dxa" w:w="9350"/>
-            <w:shd w:fill="EEF3FB" w:val="clear"/>
-            <w:tcMar>
-              <w:top w:type="dxa" w:w="140"/>
-              <w:left w:type="dxa" w:w="200"/>
-              <w:bottom w:type="dxa" w:w="140"/>
-              <w:right w:type="dxa" w:w="200"/>
-            </w:tcMar>
-          </w:tcPr>
-          <w:p>
-            <w:r>
-              <w:rPr>
-                <w:rFonts w:ascii="Malgun Gothic" w:cs="Malgun Gothic" w:eastAsia="Malgun Gothic" w:hAnsi="Malgun Gothic"/>
-                <w:i/>
-                <w:iCs/>
-                <w:color w:val="1F3864"/>
-                <w:sz w:val="20"/>
-                <w:szCs w:val="20"/>
-              </w:rPr>
-              <w:t xml:space="preserve">고치기 전에 page.tsx 를 복사해 page.tsx.bak 으로 한 벌 두세요. 잘못됐을 때 1초 만에 돌아갈 수 있습니다. .bak 은 Next.js가 무시합니다.</w:t>
+          <w:tblHeader/>
+        </w:trPr>
+        <w:tc>
+          <w:tcPr>
+            <w:tcW w:type="dxa" w:w="4200"/>
+            <w:shd w:fill="2F5496" w:val="clear"/>
+            <w:tcMar>
+              <w:top w:type="dxa" w:w="100"/>
+              <w:left w:type="dxa" w:w="120"/>
+              <w:bottom w:type="dxa" w:w="100"/>
+              <w:right w:type="dxa" w:w="120"/>
+            </w:tcMar>
+            <w:vAlign w:val="center"/>
+          </w:tcPr>
+          <w:p>
+            <w:r>
+              <w:rPr>
+                <w:rFonts w:ascii="Malgun Gothic" w:cs="Malgun Gothic" w:eastAsia="Malgun Gothic" w:hAnsi="Malgun Gothic"/>
+                <w:b/>
+                <w:bCs/>
+                <w:color w:val="FFFFFF"/>
+                <w:sz w:val="20"/>
+                <w:szCs w:val="20"/>
+              </w:rPr>
+              <w:t xml:space="preserve">확인할 것</w:t>
+            </w:r>
+          </w:p>
+        </w:tc>
+        <w:tc>
+          <w:tcPr>
+            <w:tcW w:type="dxa" w:w="5150"/>
+            <w:shd w:fill="2F5496" w:val="clear"/>
+            <w:tcMar>
+              <w:top w:type="dxa" w:w="100"/>
+              <w:left w:type="dxa" w:w="120"/>
+              <w:bottom w:type="dxa" w:w="100"/>
+              <w:right w:type="dxa" w:w="120"/>
+            </w:tcMar>
+            <w:vAlign w:val="center"/>
+          </w:tcPr>
+          <w:p>
+            <w:r>
+              <w:rPr>
+                <w:rFonts w:ascii="Malgun Gothic" w:cs="Malgun Gothic" w:eastAsia="Malgun Gothic" w:hAnsi="Malgun Gothic"/>
+                <w:b/>
+                <w:bCs/>
+                <w:color w:val="FFFFFF"/>
+                <w:sz w:val="20"/>
+                <w:szCs w:val="20"/>
+              </w:rPr>
+              <w:t xml:space="preserve">결과</w:t>
+            </w:r>
+          </w:p>
+        </w:tc>
+      </w:tr>
+      <w:tr>
+        <w:trPr>
+          <w:cantSplit/>
+        </w:trPr>
+        <w:tc>
+          <w:tcPr>
+            <w:tcW w:type="dxa" w:w="4200"/>
+            <w:tcMar>
+              <w:top w:type="dxa" w:w="100"/>
+              <w:left w:type="dxa" w:w="120"/>
+              <w:bottom w:type="dxa" w:w="100"/>
+              <w:right w:type="dxa" w:w="120"/>
+            </w:tcMar>
+            <w:vAlign w:val="center"/>
+          </w:tcPr>
+          <w:p>
+            <w:r>
+              <w:rPr>
+                <w:rFonts w:ascii="Malgun Gothic" w:cs="Malgun Gothic" w:eastAsia="Malgun Gothic" w:hAnsi="Malgun Gothic"/>
+                <w:b w:val="false"/>
+                <w:bCs w:val="false"/>
+                <w:color w:val="000000"/>
+                <w:sz w:val="20"/>
+                <w:szCs w:val="20"/>
+              </w:rPr>
+              <w:t xml:space="preserve">시리얼의 [WS] 송신 메시지에 새 키가 있나</w:t>
+            </w:r>
+          </w:p>
+        </w:tc>
+        <w:tc>
+          <w:tcPr>
+            <w:tcW w:type="dxa" w:w="5150"/>
+            <w:tcMar>
+              <w:top w:type="dxa" w:w="100"/>
+              <w:left w:type="dxa" w:w="120"/>
+              <w:bottom w:type="dxa" w:w="100"/>
+              <w:right w:type="dxa" w:w="120"/>
+            </w:tcMar>
+            <w:vAlign w:val="center"/>
+          </w:tcPr>
+          <w:p>
+            <w:r>
+              <w:rPr>
+                <w:rFonts w:ascii="Malgun Gothic" w:cs="Malgun Gothic" w:eastAsia="Malgun Gothic" w:hAnsi="Malgun Gothic"/>
+                <w:b w:val="false"/>
+                <w:bCs w:val="false"/>
+                <w:color w:val="000000"/>
+                <w:sz w:val="20"/>
+                <w:szCs w:val="20"/>
+              </w:rPr>
+              <w:t xml:space="preserve"/>
+            </w:r>
+          </w:p>
+        </w:tc>
+      </w:tr>
+      <w:tr>
+        <w:trPr>
+          <w:cantSplit/>
+        </w:trPr>
+        <w:tc>
+          <w:tcPr>
+            <w:tcW w:type="dxa" w:w="4200"/>
+            <w:tcMar>
+              <w:top w:type="dxa" w:w="100"/>
+              <w:left w:type="dxa" w:w="120"/>
+              <w:bottom w:type="dxa" w:w="100"/>
+              <w:right w:type="dxa" w:w="120"/>
+            </w:tcMar>
+            <w:vAlign w:val="center"/>
+          </w:tcPr>
+          <w:p>
+            <w:r>
+              <w:rPr>
+                <w:rFonts w:ascii="Malgun Gothic" w:cs="Malgun Gothic" w:eastAsia="Malgun Gothic" w:hAnsi="Malgun Gothic"/>
+                <w:b w:val="false"/>
+                <w:bCs w:val="false"/>
+                <w:color w:val="000000"/>
+                <w:sz w:val="20"/>
+                <w:szCs w:val="20"/>
+              </w:rPr>
+              <w:t xml:space="preserve">화면에 값이 들어오나</w:t>
+            </w:r>
+          </w:p>
+        </w:tc>
+        <w:tc>
+          <w:tcPr>
+            <w:tcW w:type="dxa" w:w="5150"/>
+            <w:tcMar>
+              <w:top w:type="dxa" w:w="100"/>
+              <w:left w:type="dxa" w:w="120"/>
+              <w:bottom w:type="dxa" w:w="100"/>
+              <w:right w:type="dxa" w:w="120"/>
+            </w:tcMar>
+            <w:vAlign w:val="center"/>
+          </w:tcPr>
+          <w:p>
+            <w:r>
+              <w:rPr>
+                <w:rFonts w:ascii="Malgun Gothic" w:cs="Malgun Gothic" w:eastAsia="Malgun Gothic" w:hAnsi="Malgun Gothic"/>
+                <w:b w:val="false"/>
+                <w:bCs w:val="false"/>
+                <w:color w:val="000000"/>
+                <w:sz w:val="20"/>
+                <w:szCs w:val="20"/>
+              </w:rPr>
+              <w:t xml:space="preserve"/>
             </w:r>
           </w:p>
         </w:tc>
@@ -6672,46 +6516,7 @@
     </w:tbl>
     <w:p>
       <w:pPr>
-        <w:pStyle w:val="Heading1"/>
-        <w:keepNext/>
-        <w:pBdr>
-          <w:bottom w:val="single" w:color="2F5496" w:sz="6"/>
-        </w:pBdr>
-        <w:spacing w:after="160" w:before="320"/>
-      </w:pPr>
-      <w:r>
-        <w:rPr>
-          <w:rFonts w:ascii="Malgun Gothic" w:cs="Malgun Gothic" w:eastAsia="Malgun Gothic" w:hAnsi="Malgun Gothic"/>
-          <w:b/>
-          <w:bCs/>
-          <w:color w:val="1F3864"/>
-          <w:sz w:val="30"/>
-          <w:szCs w:val="30"/>
-        </w:rPr>
-        <w:t xml:space="preserve">7. 프롬프트 4 · 자동 재연결 — 전시회 필수</w:t>
-      </w:r>
-    </w:p>
-    <w:p>
-      <w:pPr>
-        <w:keepNext w:val="false"/>
-        <w:spacing w:after="120"/>
-      </w:pPr>
-      <w:r>
-        <w:rPr>
-          <w:rFonts w:ascii="Malgun Gothic" w:cs="Malgun Gothic" w:eastAsia="Malgun Gothic" w:hAnsi="Malgun Gothic"/>
-          <w:b/>
-          <w:bCs/>
-          <w:i w:val="false"/>
-          <w:iCs w:val="false"/>
-          <w:sz w:val="21"/>
-          <w:szCs w:val="21"/>
-        </w:rPr>
-        <w:t xml:space="preserve">전시장에서 Wi-Fi는 반드시 한 번은 끊깁니다. 그때 화면이 죽은 채로 남아 있으면 관람객은 작품이 고장 난 줄 압니다.</w:t>
-      </w:r>
-    </w:p>
-    <w:p>
-      <w:pPr>
-        <w:spacing w:after="120"/>
+        <w:spacing w:after="160"/>
       </w:pPr>
     </w:p>
     <w:p>
@@ -6729,7 +6534,7 @@
           <w:sz w:val="24"/>
           <w:szCs w:val="24"/>
         </w:rPr>
-        <w:t xml:space="preserve">확인 방법 — 네 줄 전부 직접 해보고 표시하세요</w:t>
+        <w:t xml:space="preserve">프롬프트 3 · 자동 제어 추가</w:t>
       </w:r>
     </w:p>
     <w:tbl>
@@ -6745,420 +6550,39 @@
         </w:tblBorders>
       </w:tblPr>
       <w:tblGrid>
-        <w:gridCol w:w="100"/>
-        <w:gridCol w:w="100"/>
-        <w:gridCol w:w="100"/>
+        <w:gridCol w:w="9350"/>
       </w:tblGrid>
       <w:tr>
         <w:trPr>
           <w:cantSplit/>
-          <w:tblHeader/>
-        </w:trPr>
-        <w:tc>
-          <w:tcPr>
-            <w:tcW w:type="dxa" w:w="3100"/>
-            <w:shd w:fill="2F5496" w:val="clear"/>
-            <w:tcMar>
-              <w:top w:type="dxa" w:w="100"/>
-              <w:left w:type="dxa" w:w="120"/>
-              <w:bottom w:type="dxa" w:w="100"/>
-              <w:right w:type="dxa" w:w="120"/>
-            </w:tcMar>
-            <w:vAlign w:val="center"/>
-          </w:tcPr>
-          <w:p>
-            <w:r>
-              <w:rPr>
-                <w:rFonts w:ascii="Malgun Gothic" w:cs="Malgun Gothic" w:eastAsia="Malgun Gothic" w:hAnsi="Malgun Gothic"/>
-                <w:b/>
-                <w:bCs/>
-                <w:color w:val="FFFFFF"/>
-                <w:sz w:val="20"/>
-                <w:szCs w:val="20"/>
-              </w:rPr>
-              <w:t xml:space="preserve">무엇을 한다</w:t>
-            </w:r>
-          </w:p>
-        </w:tc>
-        <w:tc>
-          <w:tcPr>
-            <w:tcW w:type="dxa" w:w="3400"/>
-            <w:shd w:fill="2F5496" w:val="clear"/>
-            <w:tcMar>
-              <w:top w:type="dxa" w:w="100"/>
-              <w:left w:type="dxa" w:w="120"/>
-              <w:bottom w:type="dxa" w:w="100"/>
-              <w:right w:type="dxa" w:w="120"/>
-            </w:tcMar>
-            <w:vAlign w:val="center"/>
-          </w:tcPr>
-          <w:p>
-            <w:r>
-              <w:rPr>
-                <w:rFonts w:ascii="Malgun Gothic" w:cs="Malgun Gothic" w:eastAsia="Malgun Gothic" w:hAnsi="Malgun Gothic"/>
-                <w:b/>
-                <w:bCs/>
-                <w:color w:val="FFFFFF"/>
-                <w:sz w:val="20"/>
-                <w:szCs w:val="20"/>
-              </w:rPr>
-              <w:t xml:space="preserve">어떻게 되어야 한다</w:t>
-            </w:r>
-          </w:p>
-        </w:tc>
-        <w:tc>
-          <w:tcPr>
-            <w:tcW w:type="dxa" w:w="2850"/>
-            <w:shd w:fill="2F5496" w:val="clear"/>
-            <w:tcMar>
-              <w:top w:type="dxa" w:w="100"/>
-              <w:left w:type="dxa" w:w="120"/>
-              <w:bottom w:type="dxa" w:w="100"/>
-              <w:right w:type="dxa" w:w="120"/>
-            </w:tcMar>
-            <w:vAlign w:val="center"/>
-          </w:tcPr>
-          <w:p>
-            <w:r>
-              <w:rPr>
-                <w:rFonts w:ascii="Malgun Gothic" w:cs="Malgun Gothic" w:eastAsia="Malgun Gothic" w:hAnsi="Malgun Gothic"/>
-                <w:b/>
-                <w:bCs/>
-                <w:color w:val="FFFFFF"/>
-                <w:sz w:val="20"/>
-                <w:szCs w:val="20"/>
-              </w:rPr>
-              <w:t xml:space="preserve">실제로 그런가</w:t>
-            </w:r>
-          </w:p>
-        </w:tc>
-      </w:tr>
-      <w:tr>
-        <w:trPr>
-          <w:cantSplit/>
-        </w:trPr>
-        <w:tc>
-          <w:tcPr>
-            <w:tcW w:type="dxa" w:w="3100"/>
-            <w:tcMar>
-              <w:top w:type="dxa" w:w="100"/>
-              <w:left w:type="dxa" w:w="120"/>
-              <w:bottom w:type="dxa" w:w="100"/>
-              <w:right w:type="dxa" w:w="120"/>
-            </w:tcMar>
-            <w:vAlign w:val="center"/>
-          </w:tcPr>
-          <w:p>
-            <w:r>
-              <w:rPr>
-                <w:rFonts w:ascii="Malgun Gothic" w:cs="Malgun Gothic" w:eastAsia="Malgun Gothic" w:hAnsi="Malgun Gothic"/>
-                <w:b w:val="false"/>
-                <w:bCs w:val="false"/>
-                <w:color w:val="000000"/>
-                <w:sz w:val="20"/>
-                <w:szCs w:val="20"/>
-              </w:rPr>
-              <w:t xml:space="preserve">연결한다</w:t>
-            </w:r>
-          </w:p>
-        </w:tc>
-        <w:tc>
-          <w:tcPr>
-            <w:tcW w:type="dxa" w:w="3400"/>
-            <w:tcMar>
-              <w:top w:type="dxa" w:w="100"/>
-              <w:left w:type="dxa" w:w="120"/>
-              <w:bottom w:type="dxa" w:w="100"/>
-              <w:right w:type="dxa" w:w="120"/>
-            </w:tcMar>
-            <w:vAlign w:val="center"/>
-          </w:tcPr>
-          <w:p>
-            <w:r>
-              <w:rPr>
-                <w:rFonts w:ascii="Malgun Gothic" w:cs="Malgun Gothic" w:eastAsia="Malgun Gothic" w:hAnsi="Malgun Gothic"/>
-                <w:b w:val="false"/>
-                <w:bCs w:val="false"/>
-                <w:color w:val="000000"/>
-                <w:sz w:val="20"/>
-                <w:szCs w:val="20"/>
-              </w:rPr>
-              <w:t xml:space="preserve">ONLINE (초록)</w:t>
-            </w:r>
-          </w:p>
-        </w:tc>
-        <w:tc>
-          <w:tcPr>
-            <w:tcW w:type="dxa" w:w="2850"/>
-            <w:tcMar>
-              <w:top w:type="dxa" w:w="100"/>
-              <w:left w:type="dxa" w:w="120"/>
-              <w:bottom w:type="dxa" w:w="100"/>
-              <w:right w:type="dxa" w:w="120"/>
-            </w:tcMar>
-            <w:vAlign w:val="center"/>
-          </w:tcPr>
-          <w:p>
-            <w:r>
-              <w:rPr>
-                <w:rFonts w:ascii="Malgun Gothic" w:cs="Malgun Gothic" w:eastAsia="Malgun Gothic" w:hAnsi="Malgun Gothic"/>
-                <w:b w:val="false"/>
-                <w:bCs w:val="false"/>
-                <w:color w:val="000000"/>
-                <w:sz w:val="20"/>
-                <w:szCs w:val="20"/>
-              </w:rPr>
-              <w:t xml:space="preserve"/>
-            </w:r>
-          </w:p>
-        </w:tc>
-      </w:tr>
-      <w:tr>
-        <w:trPr>
-          <w:cantSplit/>
-        </w:trPr>
-        <w:tc>
-          <w:tcPr>
-            <w:tcW w:type="dxa" w:w="3100"/>
-            <w:tcMar>
-              <w:top w:type="dxa" w:w="100"/>
-              <w:left w:type="dxa" w:w="120"/>
-              <w:bottom w:type="dxa" w:w="100"/>
-              <w:right w:type="dxa" w:w="120"/>
-            </w:tcMar>
-            <w:vAlign w:val="center"/>
-          </w:tcPr>
-          <w:p>
-            <w:r>
-              <w:rPr>
-                <w:rFonts w:ascii="Malgun Gothic" w:cs="Malgun Gothic" w:eastAsia="Malgun Gothic" w:hAnsi="Malgun Gothic"/>
-                <w:b w:val="false"/>
-                <w:bCs w:val="false"/>
-                <w:color w:val="000000"/>
-                <w:sz w:val="20"/>
-                <w:szCs w:val="20"/>
-              </w:rPr>
-              <w:t xml:space="preserve">Pico의 USB를 뽑는다 (가상 Pico는 창에서 x)</w:t>
-            </w:r>
-          </w:p>
-        </w:tc>
-        <w:tc>
-          <w:tcPr>
-            <w:tcW w:type="dxa" w:w="3400"/>
-            <w:tcMar>
-              <w:top w:type="dxa" w:w="100"/>
-              <w:left w:type="dxa" w:w="120"/>
-              <w:bottom w:type="dxa" w:w="100"/>
-              <w:right w:type="dxa" w:w="120"/>
-            </w:tcMar>
-            <w:vAlign w:val="center"/>
-          </w:tcPr>
-          <w:p>
-            <w:r>
-              <w:rPr>
-                <w:rFonts w:ascii="Malgun Gothic" w:cs="Malgun Gothic" w:eastAsia="Malgun Gothic" w:hAnsi="Malgun Gothic"/>
-                <w:b w:val="false"/>
-                <w:bCs w:val="false"/>
-                <w:color w:val="000000"/>
-                <w:sz w:val="20"/>
-                <w:szCs w:val="20"/>
-              </w:rPr>
-              <w:t xml:space="preserve">재연결 중… (노랑)</w:t>
-            </w:r>
-          </w:p>
-        </w:tc>
-        <w:tc>
-          <w:tcPr>
-            <w:tcW w:type="dxa" w:w="2850"/>
-            <w:tcMar>
-              <w:top w:type="dxa" w:w="100"/>
-              <w:left w:type="dxa" w:w="120"/>
-              <w:bottom w:type="dxa" w:w="100"/>
-              <w:right w:type="dxa" w:w="120"/>
-            </w:tcMar>
-            <w:vAlign w:val="center"/>
-          </w:tcPr>
-          <w:p>
-            <w:r>
-              <w:rPr>
-                <w:rFonts w:ascii="Malgun Gothic" w:cs="Malgun Gothic" w:eastAsia="Malgun Gothic" w:hAnsi="Malgun Gothic"/>
-                <w:b w:val="false"/>
-                <w:bCs w:val="false"/>
-                <w:color w:val="000000"/>
-                <w:sz w:val="20"/>
-                <w:szCs w:val="20"/>
-              </w:rPr>
-              <w:t xml:space="preserve"/>
-            </w:r>
-          </w:p>
-        </w:tc>
-      </w:tr>
-      <w:tr>
-        <w:trPr>
-          <w:cantSplit/>
-        </w:trPr>
-        <w:tc>
-          <w:tcPr>
-            <w:tcW w:type="dxa" w:w="3100"/>
-            <w:tcMar>
-              <w:top w:type="dxa" w:w="100"/>
-              <w:left w:type="dxa" w:w="120"/>
-              <w:bottom w:type="dxa" w:w="100"/>
-              <w:right w:type="dxa" w:w="120"/>
-            </w:tcMar>
-            <w:vAlign w:val="center"/>
-          </w:tcPr>
-          <w:p>
-            <w:r>
-              <w:rPr>
-                <w:rFonts w:ascii="Malgun Gothic" w:cs="Malgun Gothic" w:eastAsia="Malgun Gothic" w:hAnsi="Malgun Gothic"/>
-                <w:b w:val="false"/>
-                <w:bCs w:val="false"/>
-                <w:color w:val="000000"/>
-                <w:sz w:val="20"/>
-                <w:szCs w:val="20"/>
-              </w:rPr>
-              <w:t xml:space="preserve">아무것도 안 누르고 다시 꽂는다</w:t>
-            </w:r>
-          </w:p>
-        </w:tc>
-        <w:tc>
-          <w:tcPr>
-            <w:tcW w:type="dxa" w:w="3400"/>
-            <w:tcMar>
-              <w:top w:type="dxa" w:w="100"/>
-              <w:left w:type="dxa" w:w="120"/>
-              <w:bottom w:type="dxa" w:w="100"/>
-              <w:right w:type="dxa" w:w="120"/>
-            </w:tcMar>
-            <w:vAlign w:val="center"/>
-          </w:tcPr>
-          <w:p>
-            <w:r>
-              <w:rPr>
-                <w:rFonts w:ascii="Malgun Gothic" w:cs="Malgun Gothic" w:eastAsia="Malgun Gothic" w:hAnsi="Malgun Gothic"/>
-                <w:b w:val="false"/>
-                <w:bCs w:val="false"/>
-                <w:color w:val="000000"/>
-                <w:sz w:val="20"/>
-                <w:szCs w:val="20"/>
-              </w:rPr>
-              <w:t xml:space="preserve">몇 초 뒤 저절로 ONLINE</w:t>
-            </w:r>
-          </w:p>
-        </w:tc>
-        <w:tc>
-          <w:tcPr>
-            <w:tcW w:type="dxa" w:w="2850"/>
-            <w:tcMar>
-              <w:top w:type="dxa" w:w="100"/>
-              <w:left w:type="dxa" w:w="120"/>
-              <w:bottom w:type="dxa" w:w="100"/>
-              <w:right w:type="dxa" w:w="120"/>
-            </w:tcMar>
-            <w:vAlign w:val="center"/>
-          </w:tcPr>
-          <w:p>
-            <w:r>
-              <w:rPr>
-                <w:rFonts w:ascii="Malgun Gothic" w:cs="Malgun Gothic" w:eastAsia="Malgun Gothic" w:hAnsi="Malgun Gothic"/>
-                <w:b w:val="false"/>
-                <w:bCs w:val="false"/>
-                <w:color w:val="000000"/>
-                <w:sz w:val="20"/>
-                <w:szCs w:val="20"/>
-              </w:rPr>
-              <w:t xml:space="preserve"/>
-            </w:r>
-          </w:p>
-        </w:tc>
-      </w:tr>
-      <w:tr>
-        <w:trPr>
-          <w:cantSplit/>
-        </w:trPr>
-        <w:tc>
-          <w:tcPr>
-            <w:tcW w:type="dxa" w:w="3100"/>
-            <w:tcMar>
-              <w:top w:type="dxa" w:w="100"/>
-              <w:left w:type="dxa" w:w="120"/>
-              <w:bottom w:type="dxa" w:w="100"/>
-              <w:right w:type="dxa" w:w="120"/>
-            </w:tcMar>
-            <w:vAlign w:val="center"/>
-          </w:tcPr>
-          <w:p>
-            <w:r>
-              <w:rPr>
-                <w:rFonts w:ascii="Malgun Gothic" w:cs="Malgun Gothic" w:eastAsia="Malgun Gothic" w:hAnsi="Malgun Gothic"/>
-                <w:b w:val="false"/>
-                <w:bCs w:val="false"/>
-                <w:color w:val="000000"/>
-                <w:sz w:val="20"/>
-                <w:szCs w:val="20"/>
-              </w:rPr>
-              <w:t xml:space="preserve">"연결 끊기"를 누른다</w:t>
-            </w:r>
-          </w:p>
-        </w:tc>
-        <w:tc>
-          <w:tcPr>
-            <w:tcW w:type="dxa" w:w="3400"/>
-            <w:tcMar>
-              <w:top w:type="dxa" w:w="100"/>
-              <w:left w:type="dxa" w:w="120"/>
-              <w:bottom w:type="dxa" w:w="100"/>
-              <w:right w:type="dxa" w:w="120"/>
-            </w:tcMar>
-            <w:vAlign w:val="center"/>
-          </w:tcPr>
-          <w:p>
-            <w:r>
-              <w:rPr>
-                <w:rFonts w:ascii="Malgun Gothic" w:cs="Malgun Gothic" w:eastAsia="Malgun Gothic" w:hAnsi="Malgun Gothic"/>
-                <w:b w:val="false"/>
-                <w:bCs w:val="false"/>
-                <w:color w:val="000000"/>
-                <w:sz w:val="20"/>
-                <w:szCs w:val="20"/>
-              </w:rPr>
-              <w:t xml:space="preserve">OFFLINE 그대로 (다시 붙지 않는다)</w:t>
-            </w:r>
-          </w:p>
-        </w:tc>
-        <w:tc>
-          <w:tcPr>
-            <w:tcW w:type="dxa" w:w="2850"/>
-            <w:tcMar>
-              <w:top w:type="dxa" w:w="100"/>
-              <w:left w:type="dxa" w:w="120"/>
-              <w:bottom w:type="dxa" w:w="100"/>
-              <w:right w:type="dxa" w:w="120"/>
-            </w:tcMar>
-            <w:vAlign w:val="center"/>
-          </w:tcPr>
-          <w:p>
-            <w:r>
-              <w:rPr>
-                <w:rFonts w:ascii="Malgun Gothic" w:cs="Malgun Gothic" w:eastAsia="Malgun Gothic" w:hAnsi="Malgun Gothic"/>
-                <w:b w:val="false"/>
-                <w:bCs w:val="false"/>
-                <w:color w:val="000000"/>
-                <w:sz w:val="20"/>
-                <w:szCs w:val="20"/>
-              </w:rPr>
-              <w:t xml:space="preserve"/>
+        </w:trPr>
+        <w:tc>
+          <w:tcPr>
+            <w:tcW w:type="dxa" w:w="9350"/>
+            <w:shd w:fill="EEF3FB" w:val="clear"/>
+            <w:tcMar>
+              <w:top w:type="dxa" w:w="140"/>
+              <w:left w:type="dxa" w:w="200"/>
+              <w:bottom w:type="dxa" w:w="140"/>
+              <w:right w:type="dxa" w:w="200"/>
+            </w:tcMar>
+          </w:tcPr>
+          <w:p>
+            <w:r>
+              <w:rPr>
+                <w:rFonts w:ascii="Malgun Gothic" w:cs="Malgun Gothic" w:eastAsia="Malgun Gothic" w:hAnsi="Malgun Gothic"/>
+                <w:i/>
+                <w:iCs/>
+                <w:color w:val="1F3864"/>
+                <w:sz w:val="20"/>
+                <w:szCs w:val="20"/>
+              </w:rPr>
+              <w:t xml:space="preserve">시간이 모자라면 이것을 건너뛰고 7번(자동 재연결)을 먼저 하세요. 자동 제어는 없어도 작품이 돌아가지만, 자동 재연결이 없으면 전시 중에 한 번 끊기는 순간 끝입니다.</w:t>
             </w:r>
           </w:p>
         </w:tc>
       </w:tr>
     </w:tbl>
-    <w:p>
-      <w:pPr>
-        <w:spacing w:after="120"/>
-      </w:pPr>
-    </w:p>
     <w:tbl>
       <w:tblPr>
         <w:tblW w:type="dxa" w:w="9350"/>
@@ -7172,83 +6596,233 @@
         </w:tblBorders>
       </w:tblPr>
       <w:tblGrid>
-        <w:gridCol w:w="100"/>
+        <w:gridCol w:w="4200"/>
+        <w:gridCol w:w="5150"/>
       </w:tblGrid>
       <w:tr>
         <w:trPr>
           <w:cantSplit/>
-        </w:trPr>
-        <w:tc>
-          <w:tcPr>
-            <w:tcW w:type="dxa" w:w="9350"/>
-            <w:shd w:fill="EEF3FB" w:val="clear"/>
-            <w:tcMar>
-              <w:top w:type="dxa" w:w="140"/>
-              <w:left w:type="dxa" w:w="200"/>
-              <w:bottom w:type="dxa" w:w="140"/>
-              <w:right w:type="dxa" w:w="200"/>
-            </w:tcMar>
-          </w:tcPr>
-          <w:p>
-            <w:r>
-              <w:rPr>
-                <w:rFonts w:ascii="Malgun Gothic" w:cs="Malgun Gothic" w:eastAsia="Malgun Gothic" w:hAnsi="Malgun Gothic"/>
-                <w:i/>
-                <w:iCs/>
-                <w:color w:val="1F3864"/>
-                <w:sz w:val="20"/>
-                <w:szCs w:val="20"/>
-              </w:rPr>
-              <w:t xml:space="preserve">네 번째 줄을 빠뜨리기 쉽습니다. 사람이 일부러 끊었는데 3초 뒤에 다시 붙으면 연결을 끊을 방법이 없어집니다. 프롬프트에 "연결 끊기 버튼으로 끊은 경우에는 다시 연결하지 마세요"를 꼭 넣으세요.</w:t>
+          <w:tblHeader/>
+        </w:trPr>
+        <w:tc>
+          <w:tcPr>
+            <w:tcW w:type="dxa" w:w="4200"/>
+            <w:shd w:fill="2F5496" w:val="clear"/>
+            <w:tcMar>
+              <w:top w:type="dxa" w:w="100"/>
+              <w:left w:type="dxa" w:w="120"/>
+              <w:bottom w:type="dxa" w:w="100"/>
+              <w:right w:type="dxa" w:w="120"/>
+            </w:tcMar>
+            <w:vAlign w:val="center"/>
+          </w:tcPr>
+          <w:p>
+            <w:r>
+              <w:rPr>
+                <w:rFonts w:ascii="Malgun Gothic" w:cs="Malgun Gothic" w:eastAsia="Malgun Gothic" w:hAnsi="Malgun Gothic"/>
+                <w:b/>
+                <w:bCs/>
+                <w:color w:val="FFFFFF"/>
+                <w:sz w:val="20"/>
+                <w:szCs w:val="20"/>
+              </w:rPr>
+              <w:t xml:space="preserve">확인할 것</w:t>
+            </w:r>
+          </w:p>
+        </w:tc>
+        <w:tc>
+          <w:tcPr>
+            <w:tcW w:type="dxa" w:w="5150"/>
+            <w:shd w:fill="2F5496" w:val="clear"/>
+            <w:tcMar>
+              <w:top w:type="dxa" w:w="100"/>
+              <w:left w:type="dxa" w:w="120"/>
+              <w:bottom w:type="dxa" w:w="100"/>
+              <w:right w:type="dxa" w:w="120"/>
+            </w:tcMar>
+            <w:vAlign w:val="center"/>
+          </w:tcPr>
+          <w:p>
+            <w:r>
+              <w:rPr>
+                <w:rFonts w:ascii="Malgun Gothic" w:cs="Malgun Gothic" w:eastAsia="Malgun Gothic" w:hAnsi="Malgun Gothic"/>
+                <w:b/>
+                <w:bCs/>
+                <w:color w:val="FFFFFF"/>
+                <w:sz w:val="20"/>
+                <w:szCs w:val="20"/>
+              </w:rPr>
+              <w:t xml:space="preserve">결과</w:t>
+            </w:r>
+          </w:p>
+        </w:tc>
+      </w:tr>
+      <w:tr>
+        <w:trPr>
+          <w:cantSplit/>
+        </w:trPr>
+        <w:tc>
+          <w:tcPr>
+            <w:tcW w:type="dxa" w:w="4200"/>
+            <w:tcMar>
+              <w:top w:type="dxa" w:w="100"/>
+              <w:left w:type="dxa" w:w="120"/>
+              <w:bottom w:type="dxa" w:w="100"/>
+              <w:right w:type="dxa" w:w="120"/>
+            </w:tcMar>
+            <w:vAlign w:val="center"/>
+          </w:tcPr>
+          <w:p>
+            <w:r>
+              <w:rPr>
+                <w:rFonts w:ascii="Malgun Gothic" w:cs="Malgun Gothic" w:eastAsia="Malgun Gothic" w:hAnsi="Malgun Gothic"/>
+                <w:b w:val="false"/>
+                <w:bCs w:val="false"/>
+                <w:color w:val="000000"/>
+                <w:sz w:val="20"/>
+                <w:szCs w:val="20"/>
+              </w:rPr>
+              <w:t xml:space="preserve">조건을 만들면 저절로 켜지나</w:t>
+            </w:r>
+          </w:p>
+        </w:tc>
+        <w:tc>
+          <w:tcPr>
+            <w:tcW w:type="dxa" w:w="5150"/>
+            <w:tcMar>
+              <w:top w:type="dxa" w:w="100"/>
+              <w:left w:type="dxa" w:w="120"/>
+              <w:bottom w:type="dxa" w:w="100"/>
+              <w:right w:type="dxa" w:w="120"/>
+            </w:tcMar>
+            <w:vAlign w:val="center"/>
+          </w:tcPr>
+          <w:p>
+            <w:r>
+              <w:rPr>
+                <w:rFonts w:ascii="Malgun Gothic" w:cs="Malgun Gothic" w:eastAsia="Malgun Gothic" w:hAnsi="Malgun Gothic"/>
+                <w:b w:val="false"/>
+                <w:bCs w:val="false"/>
+                <w:color w:val="000000"/>
+                <w:sz w:val="20"/>
+                <w:szCs w:val="20"/>
+              </w:rPr>
+              <w:t xml:space="preserve"/>
+            </w:r>
+          </w:p>
+        </w:tc>
+      </w:tr>
+      <w:tr>
+        <w:trPr>
+          <w:cantSplit/>
+        </w:trPr>
+        <w:tc>
+          <w:tcPr>
+            <w:tcW w:type="dxa" w:w="4200"/>
+            <w:tcMar>
+              <w:top w:type="dxa" w:w="100"/>
+              <w:left w:type="dxa" w:w="120"/>
+              <w:bottom w:type="dxa" w:w="100"/>
+              <w:right w:type="dxa" w:w="120"/>
+            </w:tcMar>
+            <w:vAlign w:val="center"/>
+          </w:tcPr>
+          <w:p>
+            <w:r>
+              <w:rPr>
+                <w:rFonts w:ascii="Malgun Gothic" w:cs="Malgun Gothic" w:eastAsia="Malgun Gothic" w:hAnsi="Malgun Gothic"/>
+                <w:b w:val="false"/>
+                <w:bCs w:val="false"/>
+                <w:color w:val="000000"/>
+                <w:sz w:val="20"/>
+                <w:szCs w:val="20"/>
+              </w:rPr>
+              <w:t xml:space="preserve">조건을 풀면 저절로 꺼지나</w:t>
+            </w:r>
+          </w:p>
+        </w:tc>
+        <w:tc>
+          <w:tcPr>
+            <w:tcW w:type="dxa" w:w="5150"/>
+            <w:tcMar>
+              <w:top w:type="dxa" w:w="100"/>
+              <w:left w:type="dxa" w:w="120"/>
+              <w:bottom w:type="dxa" w:w="100"/>
+              <w:right w:type="dxa" w:w="120"/>
+            </w:tcMar>
+            <w:vAlign w:val="center"/>
+          </w:tcPr>
+          <w:p>
+            <w:r>
+              <w:rPr>
+                <w:rFonts w:ascii="Malgun Gothic" w:cs="Malgun Gothic" w:eastAsia="Malgun Gothic" w:hAnsi="Malgun Gothic"/>
+                <w:b w:val="false"/>
+                <w:bCs w:val="false"/>
+                <w:color w:val="000000"/>
+                <w:sz w:val="20"/>
+                <w:szCs w:val="20"/>
+              </w:rPr>
+              <w:t xml:space="preserve"/>
+            </w:r>
+          </w:p>
+        </w:tc>
+      </w:tr>
+      <w:tr>
+        <w:trPr>
+          <w:cantSplit/>
+        </w:trPr>
+        <w:tc>
+          <w:tcPr>
+            <w:tcW w:type="dxa" w:w="4200"/>
+            <w:tcMar>
+              <w:top w:type="dxa" w:w="100"/>
+              <w:left w:type="dxa" w:w="120"/>
+              <w:bottom w:type="dxa" w:w="100"/>
+              <w:right w:type="dxa" w:w="120"/>
+            </w:tcMar>
+            <w:vAlign w:val="center"/>
+          </w:tcPr>
+          <w:p>
+            <w:r>
+              <w:rPr>
+                <w:rFonts w:ascii="Malgun Gothic" w:cs="Malgun Gothic" w:eastAsia="Malgun Gothic" w:hAnsi="Malgun Gothic"/>
+                <w:b w:val="false"/>
+                <w:bCs w:val="false"/>
+                <w:color w:val="000000"/>
+                <w:sz w:val="20"/>
+                <w:szCs w:val="20"/>
+              </w:rPr>
+              <w:t xml:space="preserve">센서값이 없을 때(null) 아무것도 안 하나</w:t>
+            </w:r>
+          </w:p>
+        </w:tc>
+        <w:tc>
+          <w:tcPr>
+            <w:tcW w:type="dxa" w:w="5150"/>
+            <w:tcMar>
+              <w:top w:type="dxa" w:w="100"/>
+              <w:left w:type="dxa" w:w="120"/>
+              <w:bottom w:type="dxa" w:w="100"/>
+              <w:right w:type="dxa" w:w="120"/>
+            </w:tcMar>
+            <w:vAlign w:val="center"/>
+          </w:tcPr>
+          <w:p>
+            <w:r>
+              <w:rPr>
+                <w:rFonts w:ascii="Malgun Gothic" w:cs="Malgun Gothic" w:eastAsia="Malgun Gothic" w:hAnsi="Malgun Gothic"/>
+                <w:b w:val="false"/>
+                <w:bCs w:val="false"/>
+                <w:color w:val="000000"/>
+                <w:sz w:val="20"/>
+                <w:szCs w:val="20"/>
+              </w:rPr>
+              <w:t xml:space="preserve"/>
             </w:r>
           </w:p>
         </w:tc>
       </w:tr>
     </w:tbl>
-    <w:p>
-      <w:pPr>
-        <w:spacing w:after="160"/>
-      </w:pPr>
-    </w:p>
-    <w:p>
-      <w:pPr>
-        <w:keepNext w:val="false"/>
-        <w:spacing w:after="120"/>
-      </w:pPr>
-      <w:r>
-        <w:rPr>
-          <w:rFonts w:ascii="Malgun Gothic" w:cs="Malgun Gothic" w:eastAsia="Malgun Gothic" w:hAnsi="Malgun Gothic"/>
-          <w:b/>
-          <w:bCs/>
-          <w:i w:val="false"/>
-          <w:iCs w:val="false"/>
-          <w:sz w:val="21"/>
-          <w:szCs w:val="21"/>
-        </w:rPr>
-        <w:t xml:space="preserve">AI가 준 코드에서 재연결 상태를 담은 변수 이름은 무엇입니까? (12주차에 필요합니다)</w:t>
-      </w:r>
-    </w:p>
-    <w:p>
-      <w:pPr>
-        <w:spacing w:after="200"/>
-      </w:pPr>
-      <w:r>
-        <w:rPr>
-          <w:rFonts w:ascii="Malgun Gothic" w:cs="Malgun Gothic" w:eastAsia="Malgun Gothic" w:hAnsi="Malgun Gothic"/>
-          <w:sz w:val="21"/>
-          <w:szCs w:val="21"/>
-        </w:rPr>
-        <w:t xml:space="preserve">→ 변수 이름: </w:t>
-      </w:r>
-      <w:r>
-        <w:rPr>
-          <w:rFonts w:ascii="Malgun Gothic" w:cs="Malgun Gothic" w:eastAsia="Malgun Gothic" w:hAnsi="Malgun Gothic"/>
-          <w:sz w:val="21"/>
-          <w:szCs w:val="21"/>
-        </w:rPr>
-        <w:t xml:space="preserve">____________________________________</w:t>
-      </w:r>
-    </w:p>
     <w:p>
       <w:pPr>
         <w:pStyle w:val="Heading1"/>
@@ -7267,8 +6841,323 @@
           <w:sz w:val="30"/>
           <w:szCs w:val="30"/>
         </w:rPr>
-        <w:t xml:space="preserve">8. 트러블슈팅</w:t>
-      </w:r>
+        <w:t xml:space="preserve">6. 붙여넣기 전 검수 — 5분이면 됩니다</w:t>
+      </w:r>
+    </w:p>
+    <w:p>
+      <w:pPr>
+        <w:pStyle w:val="Heading2"/>
+        <w:keepNext/>
+        <w:spacing w:after="120" w:before="240"/>
+      </w:pPr>
+      <w:r>
+        <w:rPr>
+          <w:rFonts w:ascii="Malgun Gothic" w:cs="Malgun Gothic" w:eastAsia="Malgun Gothic" w:hAnsi="Malgun Gothic"/>
+          <w:b/>
+          <w:bCs/>
+          <w:color w:val="2F5496"/>
+          <w:sz w:val="24"/>
+          <w:szCs w:val="24"/>
+        </w:rPr>
+        <w:t xml:space="preserve">공통</w:t>
+      </w:r>
+    </w:p>
+    <w:p>
+      <w:pPr>
+        <w:spacing w:after="100"/>
+        <w:ind w:left="260"/>
+      </w:pPr>
+      <w:r>
+        <w:rPr>
+          <w:rFonts w:ascii="Malgun Gothic" w:cs="Malgun Gothic" w:eastAsia="Malgun Gothic" w:hAnsi="Malgun Gothic"/>
+          <w:sz w:val="21"/>
+          <w:szCs w:val="21"/>
+        </w:rPr>
+        <w:t xml:space="preserve">☐  코드의 마지막 줄이 } 또는 ) 로 제대로 끝나는가 (중간에 잘리지 않았는가)</w:t>
+      </w:r>
+    </w:p>
+    <w:p>
+      <w:pPr>
+        <w:spacing w:after="100"/>
+        <w:ind w:left="260"/>
+      </w:pPr>
+      <w:r>
+        <w:rPr>
+          <w:rFonts w:ascii="Malgun Gothic" w:cs="Malgun Gothic" w:eastAsia="Malgun Gothic" w:hAnsi="Malgun Gothic"/>
+          <w:sz w:val="21"/>
+          <w:szCs w:val="21"/>
+        </w:rPr>
+        <w:t xml:space="preserve">☐  파일 맨 위에 경로 주석이 있고, 내가 고치려는 파일과 같은가</w:t>
+      </w:r>
+    </w:p>
+    <w:p>
+      <w:pPr>
+        <w:spacing w:after="100"/>
+        <w:ind w:left="260"/>
+      </w:pPr>
+      <w:r>
+        <w:rPr>
+          <w:rFonts w:ascii="Malgun Gothic" w:cs="Malgun Gothic" w:eastAsia="Malgun Gothic" w:hAnsi="Malgun Gothic"/>
+          <w:sz w:val="21"/>
+          <w:szCs w:val="21"/>
+        </w:rPr>
+        <w:t xml:space="preserve">☐  npm install 이나 pip install 을 하라는 말이 없는가</w:t>
+      </w:r>
+    </w:p>
+    <w:p>
+      <w:pPr>
+        <w:pStyle w:val="Heading2"/>
+        <w:keepNext/>
+        <w:spacing w:after="120" w:before="240"/>
+      </w:pPr>
+      <w:r>
+        <w:rPr>
+          <w:rFonts w:ascii="Malgun Gothic" w:cs="Malgun Gothic" w:eastAsia="Malgun Gothic" w:hAnsi="Malgun Gothic"/>
+          <w:b/>
+          <w:bCs/>
+          <w:color w:val="2F5496"/>
+          <w:sz w:val="24"/>
+          <w:szCs w:val="24"/>
+        </w:rPr>
+        <w:t xml:space="preserve">화면 코드 (page.tsx)</w:t>
+      </w:r>
+    </w:p>
+    <w:p>
+      <w:pPr>
+        <w:spacing w:after="100"/>
+        <w:ind w:left="260"/>
+      </w:pPr>
+      <w:r>
+        <w:rPr>
+          <w:rFonts w:ascii="Malgun Gothic" w:cs="Malgun Gothic" w:eastAsia="Malgun Gothic" w:hAnsi="Malgun Gothic"/>
+          <w:sz w:val="21"/>
+          <w:szCs w:val="21"/>
+        </w:rPr>
+        <w:t xml:space="preserve">☐  첫 줄이 "use client"; 인가</w:t>
+      </w:r>
+    </w:p>
+    <w:p>
+      <w:pPr>
+        <w:spacing w:after="100"/>
+        <w:ind w:left="260"/>
+      </w:pPr>
+      <w:r>
+        <w:rPr>
+          <w:rFonts w:ascii="Malgun Gothic" w:cs="Malgun Gothic" w:eastAsia="Malgun Gothic" w:hAnsi="Malgun Gothic"/>
+          <w:sz w:val="21"/>
+          <w:szCs w:val="21"/>
+        </w:rPr>
+        <w:t xml:space="preserve">☐  Bootstrap 클래스가 없는가 — btn btn-primary, card, row g-3, col-md-4</w:t>
+      </w:r>
+    </w:p>
+    <w:p>
+      <w:pPr>
+        <w:spacing w:after="100"/>
+        <w:ind w:left="260"/>
+      </w:pPr>
+      <w:r>
+        <w:rPr>
+          <w:rFonts w:ascii="Malgun Gothic" w:cs="Malgun Gothic" w:eastAsia="Malgun Gothic" w:hAnsi="Malgun Gothic"/>
+          <w:sz w:val="21"/>
+          <w:szCs w:val="21"/>
+        </w:rPr>
+        <w:t xml:space="preserve">☐  import 에 react-bootstrap 이나 bootstrap/dist 가 없는가</w:t>
+      </w:r>
+    </w:p>
+    <w:p>
+      <w:pPr>
+        <w:spacing w:after="100"/>
+        <w:ind w:left="260"/>
+      </w:pPr>
+      <w:r>
+        <w:rPr>
+          <w:rFonts w:ascii="Malgun Gothic" w:cs="Malgun Gothic" w:eastAsia="Malgun Gothic" w:hAnsi="Malgun Gothic"/>
+          <w:sz w:val="21"/>
+          <w:szCs w:val="21"/>
+        </w:rPr>
+        <w:t xml:space="preserve">☐  globals.css 에 @theme 블록을 만들라는 말이 없는가 (우리 토큰은 const UI 객체)</w:t>
+      </w:r>
+    </w:p>
+    <w:p>
+      <w:pPr>
+        <w:spacing w:after="100"/>
+        <w:ind w:left="260"/>
+      </w:pPr>
+      <w:r>
+        <w:rPr>
+          <w:rFonts w:ascii="Malgun Gothic" w:cs="Malgun Gothic" w:eastAsia="Malgun Gothic" w:hAnsi="Malgun Gothic"/>
+          <w:sz w:val="21"/>
+          <w:szCs w:val="21"/>
+        </w:rPr>
+        <w:t xml:space="preserve">☐  없는 색 이름을 쓰지 않았는가 — bg-base, text-ink, border-line 은 우리 코드에 없음</w:t>
+      </w:r>
+    </w:p>
+    <w:p>
+      <w:pPr>
+        <w:spacing w:after="100"/>
+        <w:ind w:left="260"/>
+      </w:pPr>
+      <w:r>
+        <w:rPr>
+          <w:rFonts w:ascii="Malgun Gothic" w:cs="Malgun Gothic" w:eastAsia="Malgun Gothic" w:hAnsi="Malgun Gothic"/>
+          <w:sz w:val="21"/>
+          <w:szCs w:val="21"/>
+        </w:rPr>
+        <w:t xml:space="preserve">☐  센서를 늘렸다면 SensorKey 타입에도 줄이 추가됐는가 (배열만 고치면 타입 오류)</w:t>
+      </w:r>
+    </w:p>
+    <w:p>
+      <w:pPr>
+        <w:spacing w:after="100"/>
+        <w:ind w:left="260"/>
+      </w:pPr>
+      <w:r>
+        <w:rPr>
+          <w:rFonts w:ascii="Malgun Gothic" w:cs="Malgun Gothic" w:eastAsia="Malgun Gothic" w:hAnsi="Malgun Gothic"/>
+          <w:sz w:val="21"/>
+          <w:szCs w:val="21"/>
+        </w:rPr>
+        <w:t xml:space="preserve">☐  ConnectionStatus 세 상태와 오류/데이터 없음 화면이 그대로 남아 있는가</w:t>
+      </w:r>
+    </w:p>
+    <w:p>
+      <w:pPr>
+        <w:pStyle w:val="Heading2"/>
+        <w:keepNext/>
+        <w:spacing w:after="120" w:before="240"/>
+      </w:pPr>
+      <w:r>
+        <w:rPr>
+          <w:rFonts w:ascii="Malgun Gothic" w:cs="Malgun Gothic" w:eastAsia="Malgun Gothic" w:hAnsi="Malgun Gothic"/>
+          <w:b/>
+          <w:bCs/>
+          <w:color w:val="2F5496"/>
+          <w:sz w:val="24"/>
+          <w:szCs w:val="24"/>
+        </w:rPr>
+        <w:t xml:space="preserve">Pico 코드 (main.py)</w:t>
+      </w:r>
+    </w:p>
+    <w:p>
+      <w:pPr>
+        <w:spacing w:after="100"/>
+        <w:ind w:left="260"/>
+      </w:pPr>
+      <w:r>
+        <w:rPr>
+          <w:rFonts w:ascii="Malgun Gothic" w:cs="Malgun Gothic" w:eastAsia="Malgun Gothic" w:hAnsi="Malgun Gothic"/>
+          <w:sz w:val="21"/>
+          <w:szCs w:val="21"/>
+        </w:rPr>
+        <w:t xml:space="preserve">☐  machine, utime, network 가 없는가 → 있으면 MicroPython (잘못된 것)</w:t>
+      </w:r>
+    </w:p>
+    <w:p>
+      <w:pPr>
+        <w:spacing w:after="100"/>
+        <w:ind w:left="260"/>
+      </w:pPr>
+      <w:r>
+        <w:rPr>
+          <w:rFonts w:ascii="Malgun Gothic" w:cs="Malgun Gothic" w:eastAsia="Malgun Gothic" w:hAnsi="Malgun Gothic"/>
+          <w:sz w:val="21"/>
+          <w:szCs w:val="21"/>
+        </w:rPr>
+        <w:t xml:space="preserve">☐  import board, digitalio, analogio, pwmio 를 쓰는가</w:t>
+      </w:r>
+    </w:p>
+    <w:p>
+      <w:pPr>
+        <w:spacing w:after="100"/>
+        <w:ind w:left="260"/>
+      </w:pPr>
+      <w:r>
+        <w:rPr>
+          <w:rFonts w:ascii="Malgun Gothic" w:cs="Malgun Gothic" w:eastAsia="Malgun Gothic" w:hAnsi="Malgun Gothic"/>
+          <w:sz w:val="21"/>
+          <w:szCs w:val="21"/>
+        </w:rPr>
+        <w:t xml:space="preserve">☐  pin.value = True 형태인가 (pin.value(1) 이면 MicroPython)</w:t>
+      </w:r>
+    </w:p>
+    <w:p>
+      <w:pPr>
+        <w:spacing w:after="100"/>
+        <w:ind w:left="260"/>
+      </w:pPr>
+      <w:r>
+        <w:rPr>
+          <w:rFonts w:ascii="Malgun Gothic" w:cs="Malgun Gothic" w:eastAsia="Malgun Gothic" w:hAnsi="Malgun Gothic"/>
+          <w:sz w:val="21"/>
+          <w:szCs w:val="21"/>
+        </w:rPr>
+        <w:t xml:space="preserve">☐  읽기 실패 시 None 을 돌려주는가</w:t>
+      </w:r>
+    </w:p>
+    <w:p>
+      <w:pPr>
+        <w:pStyle w:val="Heading2"/>
+        <w:keepNext/>
+        <w:spacing w:after="120" w:before="240"/>
+      </w:pPr>
+      <w:r>
+        <w:rPr>
+          <w:rFonts w:ascii="Malgun Gothic" w:cs="Malgun Gothic" w:eastAsia="Malgun Gothic" w:hAnsi="Malgun Gothic"/>
+          <w:b/>
+          <w:bCs/>
+          <w:color w:val="2F5496"/>
+          <w:sz w:val="24"/>
+          <w:szCs w:val="24"/>
+        </w:rPr>
+        <w:t xml:space="preserve">센서를 새로 붙이는 경우라면</w:t>
+      </w:r>
+    </w:p>
+    <w:p>
+      <w:pPr>
+        <w:spacing w:after="100"/>
+        <w:ind w:left="260"/>
+      </w:pPr>
+      <w:r>
+        <w:rPr>
+          <w:rFonts w:ascii="Malgun Gothic" w:cs="Malgun Gothic" w:eastAsia="Malgun Gothic" w:hAnsi="Malgun Gothic"/>
+          <w:sz w:val="21"/>
+          <w:szCs w:val="21"/>
+        </w:rPr>
+        <w:t xml:space="preserve">☐  AI가 지정한 핀이 GP23·24·25·29가 아닌가</w:t>
+      </w:r>
+    </w:p>
+    <w:p>
+      <w:pPr>
+        <w:spacing w:after="100"/>
+        <w:ind w:left="260"/>
+      </w:pPr>
+      <w:r>
+        <w:rPr>
+          <w:rFonts w:ascii="Malgun Gothic" w:cs="Malgun Gothic" w:eastAsia="Malgun Gothic" w:hAnsi="Malgun Gothic"/>
+          <w:sz w:val="21"/>
+          <w:szCs w:val="21"/>
+        </w:rPr>
+        <w:t xml:space="preserve">☐  아날로그 센서라면 GP27 또는 GP28인가</w:t>
+      </w:r>
+    </w:p>
+    <w:p>
+      <w:pPr>
+        <w:spacing w:after="100"/>
+        <w:ind w:left="260"/>
+      </w:pPr>
+      <w:r>
+        <w:rPr>
+          <w:rFonts w:ascii="Malgun Gothic" w:cs="Malgun Gothic" w:eastAsia="Malgun Gothic" w:hAnsi="Malgun Gothic"/>
+          <w:sz w:val="21"/>
+          <w:szCs w:val="21"/>
+        </w:rPr>
+        <w:t xml:space="preserve">☐  5V 신호면 분압 저항을 먼저 달았는가</w:t>
+      </w:r>
+    </w:p>
+    <w:p>
+      <w:pPr>
+        <w:spacing w:after="120"/>
+      </w:pPr>
     </w:p>
     <w:tbl>
       <w:tblPr>
@@ -7283,558 +7172,34 @@
         </w:tblBorders>
       </w:tblPr>
       <w:tblGrid>
-        <w:gridCol w:w="100"/>
-        <w:gridCol w:w="100"/>
+        <w:gridCol w:w="9350"/>
       </w:tblGrid>
       <w:tr>
         <w:trPr>
           <w:cantSplit/>
-          <w:tblHeader/>
-        </w:trPr>
-        <w:tc>
-          <w:tcPr>
-            <w:tcW w:type="dxa" w:w="3400"/>
-            <w:shd w:fill="2F5496" w:val="clear"/>
-            <w:tcMar>
-              <w:top w:type="dxa" w:w="100"/>
-              <w:left w:type="dxa" w:w="120"/>
-              <w:bottom w:type="dxa" w:w="100"/>
-              <w:right w:type="dxa" w:w="120"/>
-            </w:tcMar>
-            <w:vAlign w:val="center"/>
-          </w:tcPr>
-          <w:p>
-            <w:r>
-              <w:rPr>
-                <w:rFonts w:ascii="Malgun Gothic" w:cs="Malgun Gothic" w:eastAsia="Malgun Gothic" w:hAnsi="Malgun Gothic"/>
-                <w:b/>
-                <w:bCs/>
-                <w:color w:val="FFFFFF"/>
-                <w:sz w:val="20"/>
-                <w:szCs w:val="20"/>
-              </w:rPr>
-              <w:t xml:space="preserve">증상</w:t>
-            </w:r>
-          </w:p>
-        </w:tc>
-        <w:tc>
-          <w:tcPr>
-            <w:tcW w:type="dxa" w:w="5950"/>
-            <w:shd w:fill="2F5496" w:val="clear"/>
-            <w:tcMar>
-              <w:top w:type="dxa" w:w="100"/>
-              <w:left w:type="dxa" w:w="120"/>
-              <w:bottom w:type="dxa" w:w="100"/>
-              <w:right w:type="dxa" w:w="120"/>
-            </w:tcMar>
-            <w:vAlign w:val="center"/>
-          </w:tcPr>
-          <w:p>
-            <w:r>
-              <w:rPr>
-                <w:rFonts w:ascii="Malgun Gothic" w:cs="Malgun Gothic" w:eastAsia="Malgun Gothic" w:hAnsi="Malgun Gothic"/>
-                <w:b/>
-                <w:bCs/>
-                <w:color w:val="FFFFFF"/>
-                <w:sz w:val="20"/>
-                <w:szCs w:val="20"/>
-              </w:rPr>
-              <w:t xml:space="preserve">대처</w:t>
-            </w:r>
-          </w:p>
-        </w:tc>
-      </w:tr>
-      <w:tr>
-        <w:trPr>
-          <w:cantSplit/>
-        </w:trPr>
-        <w:tc>
-          <w:tcPr>
-            <w:tcW w:type="dxa" w:w="3400"/>
-            <w:tcMar>
-              <w:top w:type="dxa" w:w="100"/>
-              <w:left w:type="dxa" w:w="120"/>
-              <w:bottom w:type="dxa" w:w="100"/>
-              <w:right w:type="dxa" w:w="120"/>
-            </w:tcMar>
-            <w:vAlign w:val="center"/>
-          </w:tcPr>
-          <w:p>
-            <w:r>
-              <w:rPr>
-                <w:rFonts w:ascii="Malgun Gothic" w:cs="Malgun Gothic" w:eastAsia="Malgun Gothic" w:hAnsi="Malgun Gothic"/>
-                <w:b w:val="false"/>
-                <w:bCs w:val="false"/>
-                <w:color w:val="000000"/>
-                <w:sz w:val="20"/>
-                <w:szCs w:val="20"/>
-              </w:rPr>
-              <w:t xml:space="preserve">센서를 붙이고 코드도 넣었는데 연결조차 안 된다</w:t>
-            </w:r>
-          </w:p>
-        </w:tc>
-        <w:tc>
-          <w:tcPr>
-            <w:tcW w:type="dxa" w:w="5950"/>
-            <w:tcMar>
-              <w:top w:type="dxa" w:w="100"/>
-              <w:left w:type="dxa" w:w="120"/>
-              <w:bottom w:type="dxa" w:w="100"/>
-              <w:right w:type="dxa" w:w="120"/>
-            </w:tcMar>
-            <w:vAlign w:val="center"/>
-          </w:tcPr>
-          <w:p>
-            <w:r>
-              <w:rPr>
-                <w:rFonts w:ascii="Malgun Gothic" w:cs="Malgun Gothic" w:eastAsia="Malgun Gothic" w:hAnsi="Malgun Gothic"/>
-                <w:b w:val="false"/>
-                <w:bCs w:val="false"/>
-                <w:color w:val="000000"/>
-                <w:sz w:val="20"/>
-                <w:szCs w:val="20"/>
-              </w:rPr>
-              <w:t xml:space="preserve">code.py 를 지우지 않았을 겁니다. CircuitPython은 code.py 가 있으면 main.py 를 실행하지 않습니다 — 가장 흔합니다</w:t>
-            </w:r>
-          </w:p>
-        </w:tc>
-      </w:tr>
-      <w:tr>
-        <w:trPr>
-          <w:cantSplit/>
-        </w:trPr>
-        <w:tc>
-          <w:tcPr>
-            <w:tcW w:type="dxa" w:w="3400"/>
-            <w:tcMar>
-              <w:top w:type="dxa" w:w="100"/>
-              <w:left w:type="dxa" w:w="120"/>
-              <w:bottom w:type="dxa" w:w="100"/>
-              <w:right w:type="dxa" w:w="120"/>
-            </w:tcMar>
-            <w:vAlign w:val="center"/>
-          </w:tcPr>
-          <w:p>
-            <w:r>
-              <w:rPr>
-                <w:rFonts w:ascii="Malgun Gothic" w:cs="Malgun Gothic" w:eastAsia="Malgun Gothic" w:hAnsi="Malgun Gothic"/>
-                <w:b w:val="false"/>
-                <w:bCs w:val="false"/>
-                <w:color w:val="000000"/>
-                <w:sz w:val="20"/>
-                <w:szCs w:val="20"/>
-              </w:rPr>
-              <w:t xml:space="preserve">센서값이 계속 0 이다</w:t>
-            </w:r>
-          </w:p>
-        </w:tc>
-        <w:tc>
-          <w:tcPr>
-            <w:tcW w:type="dxa" w:w="5950"/>
-            <w:tcMar>
-              <w:top w:type="dxa" w:w="100"/>
-              <w:left w:type="dxa" w:w="120"/>
-              <w:bottom w:type="dxa" w:w="100"/>
-              <w:right w:type="dxa" w:w="120"/>
-            </w:tcMar>
-            <w:vAlign w:val="center"/>
-          </w:tcPr>
-          <w:p>
-            <w:r>
-              <w:rPr>
-                <w:rFonts w:ascii="Malgun Gothic" w:cs="Malgun Gothic" w:eastAsia="Malgun Gothic" w:hAnsi="Malgun Gothic"/>
-                <w:b w:val="false"/>
-                <w:bCs w:val="false"/>
-                <w:color w:val="000000"/>
-                <w:sz w:val="20"/>
-                <w:szCs w:val="20"/>
-              </w:rPr>
-              <w:t xml:space="preserve">전원(3V3)이나 신호선이 안 닿았습니다. 3번 항목 code.py 시험으로 회로만 먼저 확인하세요</w:t>
-            </w:r>
-          </w:p>
-        </w:tc>
-      </w:tr>
-      <w:tr>
-        <w:trPr>
-          <w:cantSplit/>
-        </w:trPr>
-        <w:tc>
-          <w:tcPr>
-            <w:tcW w:type="dxa" w:w="3400"/>
-            <w:tcMar>
-              <w:top w:type="dxa" w:w="100"/>
-              <w:left w:type="dxa" w:w="120"/>
-              <w:bottom w:type="dxa" w:w="100"/>
-              <w:right w:type="dxa" w:w="120"/>
-            </w:tcMar>
-            <w:vAlign w:val="center"/>
-          </w:tcPr>
-          <w:p>
-            <w:r>
-              <w:rPr>
-                <w:rFonts w:ascii="Malgun Gothic" w:cs="Malgun Gothic" w:eastAsia="Malgun Gothic" w:hAnsi="Malgun Gothic"/>
-                <w:b w:val="false"/>
-                <w:bCs w:val="false"/>
-                <w:color w:val="000000"/>
-                <w:sz w:val="20"/>
-                <w:szCs w:val="20"/>
-              </w:rPr>
-              <w:t xml:space="preserve">센서값이 계속 65535 이다</w:t>
-            </w:r>
-          </w:p>
-        </w:tc>
-        <w:tc>
-          <w:tcPr>
-            <w:tcW w:type="dxa" w:w="5950"/>
-            <w:tcMar>
-              <w:top w:type="dxa" w:w="100"/>
-              <w:left w:type="dxa" w:w="120"/>
-              <w:bottom w:type="dxa" w:w="100"/>
-              <w:right w:type="dxa" w:w="120"/>
-            </w:tcMar>
-            <w:vAlign w:val="center"/>
-          </w:tcPr>
-          <w:p>
-            <w:r>
-              <w:rPr>
-                <w:rFonts w:ascii="Malgun Gothic" w:cs="Malgun Gothic" w:eastAsia="Malgun Gothic" w:hAnsi="Malgun Gothic"/>
-                <w:b w:val="false"/>
-                <w:bCs w:val="false"/>
-                <w:color w:val="000000"/>
-                <w:sz w:val="20"/>
-                <w:szCs w:val="20"/>
-              </w:rPr>
-              <w:t xml:space="preserve">GND가 안 이어졌습니다</w:t>
-            </w:r>
-          </w:p>
-        </w:tc>
-      </w:tr>
-      <w:tr>
-        <w:trPr>
-          <w:cantSplit/>
-        </w:trPr>
-        <w:tc>
-          <w:tcPr>
-            <w:tcW w:type="dxa" w:w="3400"/>
-            <w:tcMar>
-              <w:top w:type="dxa" w:w="100"/>
-              <w:left w:type="dxa" w:w="120"/>
-              <w:bottom w:type="dxa" w:w="100"/>
-              <w:right w:type="dxa" w:w="120"/>
-            </w:tcMar>
-            <w:vAlign w:val="center"/>
-          </w:tcPr>
-          <w:p>
-            <w:r>
-              <w:rPr>
-                <w:rFonts w:ascii="Malgun Gothic" w:cs="Malgun Gothic" w:eastAsia="Malgun Gothic" w:hAnsi="Malgun Gothic"/>
-                <w:b w:val="false"/>
-                <w:bCs w:val="false"/>
-                <w:color w:val="000000"/>
-                <w:sz w:val="20"/>
-                <w:szCs w:val="20"/>
-              </w:rPr>
-              <w:t xml:space="preserve">Pico가 자꾸 재부팅된다</w:t>
-            </w:r>
-          </w:p>
-        </w:tc>
-        <w:tc>
-          <w:tcPr>
-            <w:tcW w:type="dxa" w:w="5950"/>
-            <w:tcMar>
-              <w:top w:type="dxa" w:w="100"/>
-              <w:left w:type="dxa" w:w="120"/>
-              <w:bottom w:type="dxa" w:w="100"/>
-              <w:right w:type="dxa" w:w="120"/>
-            </w:tcMar>
-            <w:vAlign w:val="center"/>
-          </w:tcPr>
-          <w:p>
-            <w:r>
-              <w:rPr>
-                <w:rFonts w:ascii="Malgun Gothic" w:cs="Malgun Gothic" w:eastAsia="Malgun Gothic" w:hAnsi="Malgun Gothic"/>
-                <w:b w:val="false"/>
-                <w:bCs w:val="false"/>
-                <w:color w:val="000000"/>
-                <w:sz w:val="20"/>
-                <w:szCs w:val="20"/>
-              </w:rPr>
-              <w:t xml:space="preserve">서보·펌프·모터를 3V3에서 먹이고 있을 겁니다. 3V3는 다 합쳐 약 300mA입니다. 왼쪽 빨강 레일(외부 5V)로 옮기세요</w:t>
-            </w:r>
-          </w:p>
-        </w:tc>
-      </w:tr>
-      <w:tr>
-        <w:trPr>
-          <w:cantSplit/>
-        </w:trPr>
-        <w:tc>
-          <w:tcPr>
-            <w:tcW w:type="dxa" w:w="3400"/>
-            <w:tcMar>
-              <w:top w:type="dxa" w:w="100"/>
-              <w:left w:type="dxa" w:w="120"/>
-              <w:bottom w:type="dxa" w:w="100"/>
-              <w:right w:type="dxa" w:w="120"/>
-            </w:tcMar>
-            <w:vAlign w:val="center"/>
-          </w:tcPr>
-          <w:p>
-            <w:r>
-              <w:rPr>
-                <w:rFonts w:ascii="Malgun Gothic" w:cs="Malgun Gothic" w:eastAsia="Malgun Gothic" w:hAnsi="Malgun Gothic"/>
-                <w:b w:val="false"/>
-                <w:bCs w:val="false"/>
-                <w:color w:val="000000"/>
-                <w:sz w:val="20"/>
-                <w:szCs w:val="20"/>
-              </w:rPr>
-              <w:t xml:space="preserve">전엔 되던 Wi-Fi가 이제 안 붙는다</w:t>
-            </w:r>
-          </w:p>
-        </w:tc>
-        <w:tc>
-          <w:tcPr>
-            <w:tcW w:type="dxa" w:w="5950"/>
-            <w:tcMar>
-              <w:top w:type="dxa" w:w="100"/>
-              <w:left w:type="dxa" w:w="120"/>
-              <w:bottom w:type="dxa" w:w="100"/>
-              <w:right w:type="dxa" w:w="120"/>
-            </w:tcMar>
-            <w:vAlign w:val="center"/>
-          </w:tcPr>
-          <w:p>
-            <w:r>
-              <w:rPr>
-                <w:rFonts w:ascii="Malgun Gothic" w:cs="Malgun Gothic" w:eastAsia="Malgun Gothic" w:hAnsi="Malgun Gothic"/>
-                <w:b w:val="false"/>
-                <w:bCs w:val="false"/>
-                <w:color w:val="000000"/>
-                <w:sz w:val="20"/>
-                <w:szCs w:val="20"/>
-              </w:rPr>
-              <w:t xml:space="preserve">새로 쓴 핀이 GP23·24·25·29 인지 확인하세요</w:t>
-            </w:r>
-          </w:p>
-        </w:tc>
-      </w:tr>
-      <w:tr>
-        <w:trPr>
-          <w:cantSplit/>
-        </w:trPr>
-        <w:tc>
-          <w:tcPr>
-            <w:tcW w:type="dxa" w:w="3400"/>
-            <w:tcMar>
-              <w:top w:type="dxa" w:w="100"/>
-              <w:left w:type="dxa" w:w="120"/>
-              <w:bottom w:type="dxa" w:w="100"/>
-              <w:right w:type="dxa" w:w="120"/>
-            </w:tcMar>
-            <w:vAlign w:val="center"/>
-          </w:tcPr>
-          <w:p>
-            <w:r>
-              <w:rPr>
-                <w:rFonts w:ascii="Malgun Gothic" w:cs="Malgun Gothic" w:eastAsia="Malgun Gothic" w:hAnsi="Malgun Gothic"/>
-                <w:b w:val="false"/>
-                <w:bCs w:val="false"/>
-                <w:color w:val="000000"/>
-                <w:sz w:val="20"/>
-                <w:szCs w:val="20"/>
-              </w:rPr>
-              <w:t xml:space="preserve">초음파 거리값이 이상하다 / Pico가 뜨겁다</w:t>
-            </w:r>
-          </w:p>
-        </w:tc>
-        <w:tc>
-          <w:tcPr>
-            <w:tcW w:type="dxa" w:w="5950"/>
-            <w:tcMar>
-              <w:top w:type="dxa" w:w="100"/>
-              <w:left w:type="dxa" w:w="120"/>
-              <w:bottom w:type="dxa" w:w="100"/>
-              <w:right w:type="dxa" w:w="120"/>
-            </w:tcMar>
-            <w:vAlign w:val="center"/>
-          </w:tcPr>
-          <w:p>
-            <w:r>
-              <w:rPr>
-                <w:rFonts w:ascii="Malgun Gothic" w:cs="Malgun Gothic" w:eastAsia="Malgun Gothic" w:hAnsi="Malgun Gothic"/>
-                <w:b w:val="false"/>
-                <w:bCs w:val="false"/>
-                <w:color w:val="000000"/>
-                <w:sz w:val="20"/>
-                <w:szCs w:val="20"/>
-              </w:rPr>
-              <w:t xml:space="preserve">즉시 USB를 뽑으세요. HC-SR04의 ECHO는 5V입니다. 분압(1kΩ+2kΩ)을 넣었는지 확인</w:t>
-            </w:r>
-          </w:p>
-        </w:tc>
-      </w:tr>
-      <w:tr>
-        <w:trPr>
-          <w:cantSplit/>
-        </w:trPr>
-        <w:tc>
-          <w:tcPr>
-            <w:tcW w:type="dxa" w:w="3400"/>
-            <w:tcMar>
-              <w:top w:type="dxa" w:w="100"/>
-              <w:left w:type="dxa" w:w="120"/>
-              <w:bottom w:type="dxa" w:w="100"/>
-              <w:right w:type="dxa" w:w="120"/>
-            </w:tcMar>
-            <w:vAlign w:val="center"/>
-          </w:tcPr>
-          <w:p>
-            <w:r>
-              <w:rPr>
-                <w:rFonts w:ascii="Malgun Gothic" w:cs="Malgun Gothic" w:eastAsia="Malgun Gothic" w:hAnsi="Malgun Gothic"/>
-                <w:b w:val="false"/>
-                <w:bCs w:val="false"/>
-                <w:color w:val="000000"/>
-                <w:sz w:val="20"/>
-                <w:szCs w:val="20"/>
-              </w:rPr>
-              <w:t xml:space="preserve">Pico 코드에 machine 이 들어있음</w:t>
-            </w:r>
-          </w:p>
-        </w:tc>
-        <w:tc>
-          <w:tcPr>
-            <w:tcW w:type="dxa" w:w="5950"/>
-            <w:tcMar>
-              <w:top w:type="dxa" w:w="100"/>
-              <w:left w:type="dxa" w:w="120"/>
-              <w:bottom w:type="dxa" w:w="100"/>
-              <w:right w:type="dxa" w:w="120"/>
-            </w:tcMar>
-            <w:vAlign w:val="center"/>
-          </w:tcPr>
-          <w:p>
-            <w:r>
-              <w:rPr>
-                <w:rFonts w:ascii="Malgun Gothic" w:cs="Malgun Gothic" w:eastAsia="Malgun Gothic" w:hAnsi="Malgun Gothic"/>
-                <w:b w:val="false"/>
-                <w:bCs w:val="false"/>
-                <w:color w:val="000000"/>
-                <w:sz w:val="20"/>
-                <w:szCs w:val="20"/>
-              </w:rPr>
-              <w:t xml:space="preserve">MicroPython입니다. 규칙 문서를 다시 확인시키고 고쳐 달라고 하세요</w:t>
-            </w:r>
-          </w:p>
-        </w:tc>
-      </w:tr>
-      <w:tr>
-        <w:trPr>
-          <w:cantSplit/>
-        </w:trPr>
-        <w:tc>
-          <w:tcPr>
-            <w:tcW w:type="dxa" w:w="3400"/>
-            <w:tcMar>
-              <w:top w:type="dxa" w:w="100"/>
-              <w:left w:type="dxa" w:w="120"/>
-              <w:bottom w:type="dxa" w:w="100"/>
-              <w:right w:type="dxa" w:w="120"/>
-            </w:tcMar>
-            <w:vAlign w:val="center"/>
-          </w:tcPr>
-          <w:p>
-            <w:r>
-              <w:rPr>
-                <w:rFonts w:ascii="Malgun Gothic" w:cs="Malgun Gothic" w:eastAsia="Malgun Gothic" w:hAnsi="Malgun Gothic"/>
-                <w:b w:val="false"/>
-                <w:bCs w:val="false"/>
-                <w:color w:val="000000"/>
-                <w:sz w:val="20"/>
-                <w:szCs w:val="20"/>
-              </w:rPr>
-              <w:t xml:space="preserve">대화가 길어지니 규칙을 자꾸 어김</w:t>
-            </w:r>
-          </w:p>
-        </w:tc>
-        <w:tc>
-          <w:tcPr>
-            <w:tcW w:type="dxa" w:w="5950"/>
-            <w:tcMar>
-              <w:top w:type="dxa" w:w="100"/>
-              <w:left w:type="dxa" w:w="120"/>
-              <w:bottom w:type="dxa" w:w="100"/>
-              <w:right w:type="dxa" w:w="120"/>
-            </w:tcMar>
-            <w:vAlign w:val="center"/>
-          </w:tcPr>
-          <w:p>
-            <w:r>
-              <w:rPr>
-                <w:rFonts w:ascii="Malgun Gothic" w:cs="Malgun Gothic" w:eastAsia="Malgun Gothic" w:hAnsi="Malgun Gothic"/>
-                <w:b w:val="false"/>
-                <w:bCs w:val="false"/>
-                <w:color w:val="000000"/>
-                <w:sz w:val="20"/>
-                <w:szCs w:val="20"/>
-              </w:rPr>
-              <w:t xml:space="preserve">새 대화를 시작하고 파일 두 개를 다시 올리세요. 이게 제일 빠릅니다</w:t>
-            </w:r>
-          </w:p>
-        </w:tc>
-      </w:tr>
-      <w:tr>
-        <w:trPr>
-          <w:cantSplit/>
-        </w:trPr>
-        <w:tc>
-          <w:tcPr>
-            <w:tcW w:type="dxa" w:w="3400"/>
-            <w:tcMar>
-              <w:top w:type="dxa" w:w="100"/>
-              <w:left w:type="dxa" w:w="120"/>
-              <w:bottom w:type="dxa" w:w="100"/>
-              <w:right w:type="dxa" w:w="120"/>
-            </w:tcMar>
-            <w:vAlign w:val="center"/>
-          </w:tcPr>
-          <w:p>
-            <w:r>
-              <w:rPr>
-                <w:rFonts w:ascii="Malgun Gothic" w:cs="Malgun Gothic" w:eastAsia="Malgun Gothic" w:hAnsi="Malgun Gothic"/>
-                <w:b w:val="false"/>
-                <w:bCs w:val="false"/>
-                <w:color w:val="000000"/>
-                <w:sz w:val="20"/>
-                <w:szCs w:val="20"/>
-              </w:rPr>
-              <w:t xml:space="preserve">붙여넣었더니 화면이 하얗게 됨</w:t>
-            </w:r>
-          </w:p>
-        </w:tc>
-        <w:tc>
-          <w:tcPr>
-            <w:tcW w:type="dxa" w:w="5950"/>
-            <w:tcMar>
-              <w:top w:type="dxa" w:w="100"/>
-              <w:left w:type="dxa" w:w="120"/>
-              <w:bottom w:type="dxa" w:w="100"/>
-              <w:right w:type="dxa" w:w="120"/>
-            </w:tcMar>
-            <w:vAlign w:val="center"/>
-          </w:tcPr>
-          <w:p>
-            <w:r>
-              <w:rPr>
-                <w:rFonts w:ascii="Malgun Gothic" w:cs="Malgun Gothic" w:eastAsia="Malgun Gothic" w:hAnsi="Malgun Gothic"/>
-                <w:b w:val="false"/>
-                <w:bCs w:val="false"/>
-                <w:color w:val="000000"/>
-                <w:sz w:val="20"/>
-                <w:szCs w:val="20"/>
-              </w:rPr>
-              <w:t xml:space="preserve">F12 → Console에 빨간 오류가 있습니다. 그대로 복사해서 물어보세요. 급하면 .bak 으로 되돌리세요</w:t>
+        </w:trPr>
+        <w:tc>
+          <w:tcPr>
+            <w:tcW w:type="dxa" w:w="9350"/>
+            <w:shd w:fill="EEF3FB" w:val="clear"/>
+            <w:tcMar>
+              <w:top w:type="dxa" w:w="140"/>
+              <w:left w:type="dxa" w:w="200"/>
+              <w:bottom w:type="dxa" w:w="140"/>
+              <w:right w:type="dxa" w:w="200"/>
+            </w:tcMar>
+          </w:tcPr>
+          <w:p>
+            <w:r>
+              <w:rPr>
+                <w:rFonts w:ascii="Malgun Gothic" w:cs="Malgun Gothic" w:eastAsia="Malgun Gothic" w:hAnsi="Malgun Gothic"/>
+                <w:i/>
+                <w:iCs/>
+                <w:color w:val="1F3864"/>
+                <w:sz w:val="20"/>
+                <w:szCs w:val="20"/>
+              </w:rPr>
+              <w:t xml:space="preserve">고치기 전에 page.tsx 를 복사해 page.tsx.bak 으로 한 벌 두세요. 잘못됐을 때 1초 만에 돌아갈 수 있습니다. .bak 은 Next.js가 무시합니다.</w:t>
             </w:r>
           </w:p>
         </w:tc>
@@ -7858,8 +7223,31 @@
           <w:sz w:val="30"/>
           <w:szCs w:val="30"/>
         </w:rPr>
-        <w:t xml:space="preserve">9. 마무리 정리</w:t>
-      </w:r>
+        <w:t xml:space="preserve">7. 프롬프트 4 · 자동 재연결 — 전시회 필수</w:t>
+      </w:r>
+    </w:p>
+    <w:p>
+      <w:pPr>
+        <w:keepNext w:val="false"/>
+        <w:spacing w:after="120"/>
+      </w:pPr>
+      <w:r>
+        <w:rPr>
+          <w:rFonts w:ascii="Malgun Gothic" w:cs="Malgun Gothic" w:eastAsia="Malgun Gothic" w:hAnsi="Malgun Gothic"/>
+          <w:b/>
+          <w:bCs/>
+          <w:i w:val="false"/>
+          <w:iCs w:val="false"/>
+          <w:sz w:val="21"/>
+          <w:szCs w:val="21"/>
+        </w:rPr>
+        <w:t xml:space="preserve">전시장에서 Wi-Fi는 반드시 한 번은 끊깁니다. 그때 화면이 죽은 채로 남아 있으면 관람객은 작품이 고장 난 줄 압니다.</w:t>
+      </w:r>
+    </w:p>
+    <w:p>
+      <w:pPr>
+        <w:spacing w:after="120"/>
+      </w:pPr>
     </w:p>
     <w:p>
       <w:pPr>
@@ -7876,142 +7264,7 @@
           <w:sz w:val="24"/>
           <w:szCs w:val="24"/>
         </w:rPr>
-        <w:t xml:space="preserve">자가 점검</w:t>
-      </w:r>
-    </w:p>
-    <w:p>
-      <w:pPr>
-        <w:spacing w:after="100"/>
-        <w:ind w:left="260"/>
-      </w:pPr>
-      <w:r>
-        <w:rPr>
-          <w:rFonts w:ascii="Malgun Gothic" w:cs="Malgun Gothic" w:eastAsia="Malgun Gothic" w:hAnsi="Malgun Gothic"/>
-          <w:sz w:val="21"/>
-          <w:szCs w:val="21"/>
-        </w:rPr>
-        <w:t xml:space="preserve">☐  비밀번호가 든 파일이 안 올라간 것을 스크립트 결과 화면에서 확인했다</w:t>
-      </w:r>
-    </w:p>
-    <w:p>
-      <w:pPr>
-        <w:spacing w:after="100"/>
-        <w:ind w:left="260"/>
-      </w:pPr>
-      <w:r>
-        <w:rPr>
-          <w:rFonts w:ascii="Malgun Gothic" w:cs="Malgun Gothic" w:eastAsia="Malgun Gothic" w:hAnsi="Malgun Gothic"/>
-          <w:sz w:val="21"/>
-          <w:szCs w:val="21"/>
-        </w:rPr>
-        <w:t xml:space="preserve">☐  소스 파일과 규칙 파일 두 개를 같이 올렸다</w:t>
-      </w:r>
-    </w:p>
-    <w:p>
-      <w:pPr>
-        <w:spacing w:after="100"/>
-        <w:ind w:left="260"/>
-      </w:pPr>
-      <w:r>
-        <w:rPr>
-          <w:rFonts w:ascii="Malgun Gothic" w:cs="Malgun Gothic" w:eastAsia="Malgun Gothic" w:hAnsi="Malgun Gothic"/>
-          <w:sz w:val="21"/>
-          <w:szCs w:val="21"/>
-        </w:rPr>
-        <w:t xml:space="preserve">☐  센서를 붙이기 전에 전압 표로 신호가 5V인지 확인했다</w:t>
-      </w:r>
-    </w:p>
-    <w:p>
-      <w:pPr>
-        <w:spacing w:after="100"/>
-        <w:ind w:left="260"/>
-      </w:pPr>
-      <w:r>
-        <w:rPr>
-          <w:rFonts w:ascii="Malgun Gothic" w:cs="Malgun Gothic" w:eastAsia="Malgun Gothic" w:hAnsi="Malgun Gothic"/>
-          <w:sz w:val="21"/>
-          <w:szCs w:val="21"/>
-        </w:rPr>
-        <w:t xml:space="preserve">☐  code.py 로 센서 하나만 시험해서 숫자를 본 다음에 프롬프트를 썼다</w:t>
-      </w:r>
-    </w:p>
-    <w:p>
-      <w:pPr>
-        <w:spacing w:after="100"/>
-        <w:ind w:left="260"/>
-      </w:pPr>
-      <w:r>
-        <w:rPr>
-          <w:rFonts w:ascii="Malgun Gothic" w:cs="Malgun Gothic" w:eastAsia="Malgun Gothic" w:hAnsi="Malgun Gothic"/>
-          <w:sz w:val="21"/>
-          <w:szCs w:val="21"/>
-        </w:rPr>
-        <w:t xml:space="preserve">☐  코드를 받기 전에 계획부터 받아서 확인했다</w:t>
-      </w:r>
-    </w:p>
-    <w:p>
-      <w:pPr>
-        <w:spacing w:after="100"/>
-        <w:ind w:left="260"/>
-      </w:pPr>
-      <w:r>
-        <w:rPr>
-          <w:rFonts w:ascii="Malgun Gothic" w:cs="Malgun Gothic" w:eastAsia="Malgun Gothic" w:hAnsi="Malgun Gothic"/>
-          <w:sz w:val="21"/>
-          <w:szCs w:val="21"/>
-        </w:rPr>
-        <w:t xml:space="preserve">☐  한 번에 하나씩 요청하고, 매번 돌려본 뒤 다음으로 갔다</w:t>
-      </w:r>
-    </w:p>
-    <w:p>
-      <w:pPr>
-        <w:spacing w:after="100"/>
-        <w:ind w:left="260"/>
-      </w:pPr>
-      <w:r>
-        <w:rPr>
-          <w:rFonts w:ascii="Malgun Gothic" w:cs="Malgun Gothic" w:eastAsia="Malgun Gothic" w:hAnsi="Malgun Gothic"/>
-          <w:sz w:val="21"/>
-          <w:szCs w:val="21"/>
-        </w:rPr>
-        <w:t xml:space="preserve">☐  붙여넣기 전에 검수 목록을 훑었다</w:t>
-      </w:r>
-    </w:p>
-    <w:p>
-      <w:pPr>
-        <w:spacing w:after="100"/>
-        <w:ind w:left="260"/>
-      </w:pPr>
-      <w:r>
-        <w:rPr>
-          <w:rFonts w:ascii="Malgun Gothic" w:cs="Malgun Gothic" w:eastAsia="Malgun Gothic" w:hAnsi="Malgun Gothic"/>
-          <w:sz w:val="21"/>
-          <w:szCs w:val="21"/>
-        </w:rPr>
-        <w:t xml:space="preserve">☐  Pico를 껐다 켜서(가상 Pico는 x) 자동 재연결을 직접 확인했다</w:t>
-      </w:r>
-    </w:p>
-    <w:p>
-      <w:pPr>
-        <w:spacing w:after="200"/>
-      </w:pPr>
-    </w:p>
-    <w:p>
-      <w:pPr>
-        <w:pStyle w:val="Heading2"/>
-        <w:keepNext/>
-        <w:spacing w:after="120" w:before="240"/>
-      </w:pPr>
-      <w:r>
-        <w:rPr>
-          <w:rFonts w:ascii="Malgun Gothic" w:cs="Malgun Gothic" w:eastAsia="Malgun Gothic" w:hAnsi="Malgun Gothic"/>
-          <w:b/>
-          <w:bCs/>
-          <w:color w:val="2F5496"/>
-          <w:sz w:val="24"/>
-          <w:szCs w:val="24"/>
-        </w:rPr>
-        <w:t xml:space="preserve">AI가 규칙을 어겼던 경우 — 무엇을 어떻게 바로잡았나</w:t>
+        <w:t xml:space="preserve">확인 방법 — 네 줄 전부 직접 해보고 표시하세요</w:t>
       </w:r>
     </w:p>
     <w:tbl>
@@ -8027,81 +7280,410 @@
         </w:tblBorders>
       </w:tblPr>
       <w:tblGrid>
-        <w:gridCol w:w="100"/>
+        <w:gridCol w:w="3100"/>
+        <w:gridCol w:w="3400"/>
+        <w:gridCol w:w="2850"/>
       </w:tblGrid>
       <w:tr>
         <w:trPr>
           <w:cantSplit/>
-        </w:trPr>
-        <w:tc>
-          <w:tcPr>
-            <w:tcW w:type="dxa" w:w="9350"/>
-            <w:tcMar>
-              <w:top w:type="dxa" w:w="160"/>
-              <w:left w:type="dxa" w:w="200"/>
-              <w:bottom w:type="dxa" w:w="160"/>
-              <w:right w:type="dxa" w:w="200"/>
-            </w:tcMar>
-          </w:tcPr>
-          <w:p>
-            <w:pPr>
-              <w:pBdr>
-                <w:bottom w:val="single" w:color="D9D9D9" w:sz="2"/>
-              </w:pBdr>
-              <w:spacing w:after="260"/>
-            </w:pPr>
-            <w:r>
-              <w:rPr>
-                <w:rFonts w:ascii="Malgun Gothic" w:cs="Malgun Gothic" w:eastAsia="Malgun Gothic" w:hAnsi="Malgun Gothic"/>
-                <w:sz w:val="21"/>
-                <w:szCs w:val="21"/>
-              </w:rPr>
-              <w:t xml:space="preserve"> </w:t>
-            </w:r>
-          </w:p>
-          <w:p>
-            <w:pPr>
-              <w:pBdr>
-                <w:bottom w:val="single" w:color="D9D9D9" w:sz="2"/>
-              </w:pBdr>
-              <w:spacing w:after="260"/>
-            </w:pPr>
-            <w:r>
-              <w:rPr>
-                <w:rFonts w:ascii="Malgun Gothic" w:cs="Malgun Gothic" w:eastAsia="Malgun Gothic" w:hAnsi="Malgun Gothic"/>
-                <w:sz w:val="21"/>
-                <w:szCs w:val="21"/>
-              </w:rPr>
-              <w:t xml:space="preserve"> </w:t>
-            </w:r>
-          </w:p>
-          <w:p>
-            <w:pPr>
-              <w:pBdr>
-                <w:bottom w:val="single" w:color="D9D9D9" w:sz="2"/>
-              </w:pBdr>
-              <w:spacing w:after="260"/>
-            </w:pPr>
-            <w:r>
-              <w:rPr>
-                <w:rFonts w:ascii="Malgun Gothic" w:cs="Malgun Gothic" w:eastAsia="Malgun Gothic" w:hAnsi="Malgun Gothic"/>
-                <w:sz w:val="21"/>
-                <w:szCs w:val="21"/>
-              </w:rPr>
-              <w:t xml:space="preserve"> </w:t>
-            </w:r>
-          </w:p>
-          <w:p>
-            <w:pPr>
-              <w:spacing w:after="260"/>
-            </w:pPr>
-            <w:r>
-              <w:rPr>
-                <w:rFonts w:ascii="Malgun Gothic" w:cs="Malgun Gothic" w:eastAsia="Malgun Gothic" w:hAnsi="Malgun Gothic"/>
-                <w:sz w:val="21"/>
-                <w:szCs w:val="21"/>
-              </w:rPr>
-              <w:t xml:space="preserve"> </w:t>
+          <w:tblHeader/>
+        </w:trPr>
+        <w:tc>
+          <w:tcPr>
+            <w:tcW w:type="dxa" w:w="3100"/>
+            <w:shd w:fill="2F5496" w:val="clear"/>
+            <w:tcMar>
+              <w:top w:type="dxa" w:w="100"/>
+              <w:left w:type="dxa" w:w="120"/>
+              <w:bottom w:type="dxa" w:w="100"/>
+              <w:right w:type="dxa" w:w="120"/>
+            </w:tcMar>
+            <w:vAlign w:val="center"/>
+          </w:tcPr>
+          <w:p>
+            <w:r>
+              <w:rPr>
+                <w:rFonts w:ascii="Malgun Gothic" w:cs="Malgun Gothic" w:eastAsia="Malgun Gothic" w:hAnsi="Malgun Gothic"/>
+                <w:b/>
+                <w:bCs/>
+                <w:color w:val="FFFFFF"/>
+                <w:sz w:val="20"/>
+                <w:szCs w:val="20"/>
+              </w:rPr>
+              <w:t xml:space="preserve">무엇을 한다</w:t>
+            </w:r>
+          </w:p>
+        </w:tc>
+        <w:tc>
+          <w:tcPr>
+            <w:tcW w:type="dxa" w:w="3400"/>
+            <w:shd w:fill="2F5496" w:val="clear"/>
+            <w:tcMar>
+              <w:top w:type="dxa" w:w="100"/>
+              <w:left w:type="dxa" w:w="120"/>
+              <w:bottom w:type="dxa" w:w="100"/>
+              <w:right w:type="dxa" w:w="120"/>
+            </w:tcMar>
+            <w:vAlign w:val="center"/>
+          </w:tcPr>
+          <w:p>
+            <w:r>
+              <w:rPr>
+                <w:rFonts w:ascii="Malgun Gothic" w:cs="Malgun Gothic" w:eastAsia="Malgun Gothic" w:hAnsi="Malgun Gothic"/>
+                <w:b/>
+                <w:bCs/>
+                <w:color w:val="FFFFFF"/>
+                <w:sz w:val="20"/>
+                <w:szCs w:val="20"/>
+              </w:rPr>
+              <w:t xml:space="preserve">어떻게 되어야 한다</w:t>
+            </w:r>
+          </w:p>
+        </w:tc>
+        <w:tc>
+          <w:tcPr>
+            <w:tcW w:type="dxa" w:w="2850"/>
+            <w:shd w:fill="2F5496" w:val="clear"/>
+            <w:tcMar>
+              <w:top w:type="dxa" w:w="100"/>
+              <w:left w:type="dxa" w:w="120"/>
+              <w:bottom w:type="dxa" w:w="100"/>
+              <w:right w:type="dxa" w:w="120"/>
+            </w:tcMar>
+            <w:vAlign w:val="center"/>
+          </w:tcPr>
+          <w:p>
+            <w:r>
+              <w:rPr>
+                <w:rFonts w:ascii="Malgun Gothic" w:cs="Malgun Gothic" w:eastAsia="Malgun Gothic" w:hAnsi="Malgun Gothic"/>
+                <w:b/>
+                <w:bCs/>
+                <w:color w:val="FFFFFF"/>
+                <w:sz w:val="20"/>
+                <w:szCs w:val="20"/>
+              </w:rPr>
+              <w:t xml:space="preserve">실제로 그런가</w:t>
+            </w:r>
+          </w:p>
+        </w:tc>
+      </w:tr>
+      <w:tr>
+        <w:trPr>
+          <w:cantSplit/>
+        </w:trPr>
+        <w:tc>
+          <w:tcPr>
+            <w:tcW w:type="dxa" w:w="3100"/>
+            <w:tcMar>
+              <w:top w:type="dxa" w:w="100"/>
+              <w:left w:type="dxa" w:w="120"/>
+              <w:bottom w:type="dxa" w:w="100"/>
+              <w:right w:type="dxa" w:w="120"/>
+            </w:tcMar>
+            <w:vAlign w:val="center"/>
+          </w:tcPr>
+          <w:p>
+            <w:r>
+              <w:rPr>
+                <w:rFonts w:ascii="Malgun Gothic" w:cs="Malgun Gothic" w:eastAsia="Malgun Gothic" w:hAnsi="Malgun Gothic"/>
+                <w:b w:val="false"/>
+                <w:bCs w:val="false"/>
+                <w:color w:val="000000"/>
+                <w:sz w:val="20"/>
+                <w:szCs w:val="20"/>
+              </w:rPr>
+              <w:t xml:space="preserve">연결한다</w:t>
+            </w:r>
+          </w:p>
+        </w:tc>
+        <w:tc>
+          <w:tcPr>
+            <w:tcW w:type="dxa" w:w="3400"/>
+            <w:tcMar>
+              <w:top w:type="dxa" w:w="100"/>
+              <w:left w:type="dxa" w:w="120"/>
+              <w:bottom w:type="dxa" w:w="100"/>
+              <w:right w:type="dxa" w:w="120"/>
+            </w:tcMar>
+            <w:vAlign w:val="center"/>
+          </w:tcPr>
+          <w:p>
+            <w:r>
+              <w:rPr>
+                <w:rFonts w:ascii="Malgun Gothic" w:cs="Malgun Gothic" w:eastAsia="Malgun Gothic" w:hAnsi="Malgun Gothic"/>
+                <w:b w:val="false"/>
+                <w:bCs w:val="false"/>
+                <w:color w:val="000000"/>
+                <w:sz w:val="20"/>
+                <w:szCs w:val="20"/>
+              </w:rPr>
+              <w:t xml:space="preserve">ONLINE (초록)</w:t>
+            </w:r>
+          </w:p>
+        </w:tc>
+        <w:tc>
+          <w:tcPr>
+            <w:tcW w:type="dxa" w:w="2850"/>
+            <w:tcMar>
+              <w:top w:type="dxa" w:w="100"/>
+              <w:left w:type="dxa" w:w="120"/>
+              <w:bottom w:type="dxa" w:w="100"/>
+              <w:right w:type="dxa" w:w="120"/>
+            </w:tcMar>
+            <w:vAlign w:val="center"/>
+          </w:tcPr>
+          <w:p>
+            <w:r>
+              <w:rPr>
+                <w:rFonts w:ascii="Malgun Gothic" w:cs="Malgun Gothic" w:eastAsia="Malgun Gothic" w:hAnsi="Malgun Gothic"/>
+                <w:b w:val="false"/>
+                <w:bCs w:val="false"/>
+                <w:color w:val="000000"/>
+                <w:sz w:val="20"/>
+                <w:szCs w:val="20"/>
+              </w:rPr>
+              <w:t xml:space="preserve"/>
+            </w:r>
+          </w:p>
+        </w:tc>
+      </w:tr>
+      <w:tr>
+        <w:trPr>
+          <w:cantSplit/>
+        </w:trPr>
+        <w:tc>
+          <w:tcPr>
+            <w:tcW w:type="dxa" w:w="3100"/>
+            <w:tcMar>
+              <w:top w:type="dxa" w:w="100"/>
+              <w:left w:type="dxa" w:w="120"/>
+              <w:bottom w:type="dxa" w:w="100"/>
+              <w:right w:type="dxa" w:w="120"/>
+            </w:tcMar>
+            <w:vAlign w:val="center"/>
+          </w:tcPr>
+          <w:p>
+            <w:r>
+              <w:rPr>
+                <w:rFonts w:ascii="Malgun Gothic" w:cs="Malgun Gothic" w:eastAsia="Malgun Gothic" w:hAnsi="Malgun Gothic"/>
+                <w:b w:val="false"/>
+                <w:bCs w:val="false"/>
+                <w:color w:val="000000"/>
+                <w:sz w:val="20"/>
+                <w:szCs w:val="20"/>
+              </w:rPr>
+              <w:t xml:space="preserve">Pico의 USB를 뽑는다 (가상 Pico는 창에서 x)</w:t>
+            </w:r>
+          </w:p>
+        </w:tc>
+        <w:tc>
+          <w:tcPr>
+            <w:tcW w:type="dxa" w:w="3400"/>
+            <w:tcMar>
+              <w:top w:type="dxa" w:w="100"/>
+              <w:left w:type="dxa" w:w="120"/>
+              <w:bottom w:type="dxa" w:w="100"/>
+              <w:right w:type="dxa" w:w="120"/>
+            </w:tcMar>
+            <w:vAlign w:val="center"/>
+          </w:tcPr>
+          <w:p>
+            <w:r>
+              <w:rPr>
+                <w:rFonts w:ascii="Malgun Gothic" w:cs="Malgun Gothic" w:eastAsia="Malgun Gothic" w:hAnsi="Malgun Gothic"/>
+                <w:b w:val="false"/>
+                <w:bCs w:val="false"/>
+                <w:color w:val="000000"/>
+                <w:sz w:val="20"/>
+                <w:szCs w:val="20"/>
+              </w:rPr>
+              <w:t xml:space="preserve">재연결 중… (노랑)</w:t>
+            </w:r>
+          </w:p>
+        </w:tc>
+        <w:tc>
+          <w:tcPr>
+            <w:tcW w:type="dxa" w:w="2850"/>
+            <w:tcMar>
+              <w:top w:type="dxa" w:w="100"/>
+              <w:left w:type="dxa" w:w="120"/>
+              <w:bottom w:type="dxa" w:w="100"/>
+              <w:right w:type="dxa" w:w="120"/>
+            </w:tcMar>
+            <w:vAlign w:val="center"/>
+          </w:tcPr>
+          <w:p>
+            <w:r>
+              <w:rPr>
+                <w:rFonts w:ascii="Malgun Gothic" w:cs="Malgun Gothic" w:eastAsia="Malgun Gothic" w:hAnsi="Malgun Gothic"/>
+                <w:b w:val="false"/>
+                <w:bCs w:val="false"/>
+                <w:color w:val="000000"/>
+                <w:sz w:val="20"/>
+                <w:szCs w:val="20"/>
+              </w:rPr>
+              <w:t xml:space="preserve"/>
+            </w:r>
+          </w:p>
+        </w:tc>
+      </w:tr>
+      <w:tr>
+        <w:trPr>
+          <w:cantSplit/>
+        </w:trPr>
+        <w:tc>
+          <w:tcPr>
+            <w:tcW w:type="dxa" w:w="3100"/>
+            <w:tcMar>
+              <w:top w:type="dxa" w:w="100"/>
+              <w:left w:type="dxa" w:w="120"/>
+              <w:bottom w:type="dxa" w:w="100"/>
+              <w:right w:type="dxa" w:w="120"/>
+            </w:tcMar>
+            <w:vAlign w:val="center"/>
+          </w:tcPr>
+          <w:p>
+            <w:r>
+              <w:rPr>
+                <w:rFonts w:ascii="Malgun Gothic" w:cs="Malgun Gothic" w:eastAsia="Malgun Gothic" w:hAnsi="Malgun Gothic"/>
+                <w:b w:val="false"/>
+                <w:bCs w:val="false"/>
+                <w:color w:val="000000"/>
+                <w:sz w:val="20"/>
+                <w:szCs w:val="20"/>
+              </w:rPr>
+              <w:t xml:space="preserve">아무것도 안 누르고 다시 꽂는다</w:t>
+            </w:r>
+          </w:p>
+        </w:tc>
+        <w:tc>
+          <w:tcPr>
+            <w:tcW w:type="dxa" w:w="3400"/>
+            <w:tcMar>
+              <w:top w:type="dxa" w:w="100"/>
+              <w:left w:type="dxa" w:w="120"/>
+              <w:bottom w:type="dxa" w:w="100"/>
+              <w:right w:type="dxa" w:w="120"/>
+            </w:tcMar>
+            <w:vAlign w:val="center"/>
+          </w:tcPr>
+          <w:p>
+            <w:r>
+              <w:rPr>
+                <w:rFonts w:ascii="Malgun Gothic" w:cs="Malgun Gothic" w:eastAsia="Malgun Gothic" w:hAnsi="Malgun Gothic"/>
+                <w:b w:val="false"/>
+                <w:bCs w:val="false"/>
+                <w:color w:val="000000"/>
+                <w:sz w:val="20"/>
+                <w:szCs w:val="20"/>
+              </w:rPr>
+              <w:t xml:space="preserve">몇 초 뒤 저절로 ONLINE</w:t>
+            </w:r>
+          </w:p>
+        </w:tc>
+        <w:tc>
+          <w:tcPr>
+            <w:tcW w:type="dxa" w:w="2850"/>
+            <w:tcMar>
+              <w:top w:type="dxa" w:w="100"/>
+              <w:left w:type="dxa" w:w="120"/>
+              <w:bottom w:type="dxa" w:w="100"/>
+              <w:right w:type="dxa" w:w="120"/>
+            </w:tcMar>
+            <w:vAlign w:val="center"/>
+          </w:tcPr>
+          <w:p>
+            <w:r>
+              <w:rPr>
+                <w:rFonts w:ascii="Malgun Gothic" w:cs="Malgun Gothic" w:eastAsia="Malgun Gothic" w:hAnsi="Malgun Gothic"/>
+                <w:b w:val="false"/>
+                <w:bCs w:val="false"/>
+                <w:color w:val="000000"/>
+                <w:sz w:val="20"/>
+                <w:szCs w:val="20"/>
+              </w:rPr>
+              <w:t xml:space="preserve"/>
+            </w:r>
+          </w:p>
+        </w:tc>
+      </w:tr>
+      <w:tr>
+        <w:trPr>
+          <w:cantSplit/>
+        </w:trPr>
+        <w:tc>
+          <w:tcPr>
+            <w:tcW w:type="dxa" w:w="3100"/>
+            <w:tcMar>
+              <w:top w:type="dxa" w:w="100"/>
+              <w:left w:type="dxa" w:w="120"/>
+              <w:bottom w:type="dxa" w:w="100"/>
+              <w:right w:type="dxa" w:w="120"/>
+            </w:tcMar>
+            <w:vAlign w:val="center"/>
+          </w:tcPr>
+          <w:p>
+            <w:r>
+              <w:rPr>
+                <w:rFonts w:ascii="Malgun Gothic" w:cs="Malgun Gothic" w:eastAsia="Malgun Gothic" w:hAnsi="Malgun Gothic"/>
+                <w:b w:val="false"/>
+                <w:bCs w:val="false"/>
+                <w:color w:val="000000"/>
+                <w:sz w:val="20"/>
+                <w:szCs w:val="20"/>
+              </w:rPr>
+              <w:t xml:space="preserve">"연결 끊기"를 누른다</w:t>
+            </w:r>
+          </w:p>
+        </w:tc>
+        <w:tc>
+          <w:tcPr>
+            <w:tcW w:type="dxa" w:w="3400"/>
+            <w:tcMar>
+              <w:top w:type="dxa" w:w="100"/>
+              <w:left w:type="dxa" w:w="120"/>
+              <w:bottom w:type="dxa" w:w="100"/>
+              <w:right w:type="dxa" w:w="120"/>
+            </w:tcMar>
+            <w:vAlign w:val="center"/>
+          </w:tcPr>
+          <w:p>
+            <w:r>
+              <w:rPr>
+                <w:rFonts w:ascii="Malgun Gothic" w:cs="Malgun Gothic" w:eastAsia="Malgun Gothic" w:hAnsi="Malgun Gothic"/>
+                <w:b w:val="false"/>
+                <w:bCs w:val="false"/>
+                <w:color w:val="000000"/>
+                <w:sz w:val="20"/>
+                <w:szCs w:val="20"/>
+              </w:rPr>
+              <w:t xml:space="preserve">OFFLINE 그대로 (다시 붙지 않는다)</w:t>
+            </w:r>
+          </w:p>
+        </w:tc>
+        <w:tc>
+          <w:tcPr>
+            <w:tcW w:type="dxa" w:w="2850"/>
+            <w:tcMar>
+              <w:top w:type="dxa" w:w="100"/>
+              <w:left w:type="dxa" w:w="120"/>
+              <w:bottom w:type="dxa" w:w="100"/>
+              <w:right w:type="dxa" w:w="120"/>
+            </w:tcMar>
+            <w:vAlign w:val="center"/>
+          </w:tcPr>
+          <w:p>
+            <w:r>
+              <w:rPr>
+                <w:rFonts w:ascii="Malgun Gothic" w:cs="Malgun Gothic" w:eastAsia="Malgun Gothic" w:hAnsi="Malgun Gothic"/>
+                <w:b w:val="false"/>
+                <w:bCs w:val="false"/>
+                <w:color w:val="000000"/>
+                <w:sz w:val="20"/>
+                <w:szCs w:val="20"/>
+              </w:rPr>
+              <w:t xml:space="preserve"/>
             </w:r>
           </w:p>
         </w:tc>
@@ -8109,26 +7691,8 @@
     </w:tbl>
     <w:p>
       <w:pPr>
-        <w:spacing w:after="200"/>
-      </w:pPr>
-    </w:p>
-    <w:p>
-      <w:pPr>
-        <w:pStyle w:val="Heading2"/>
-        <w:keepNext/>
-        <w:spacing w:after="120" w:before="240"/>
-      </w:pPr>
-      <w:r>
-        <w:rPr>
-          <w:rFonts w:ascii="Malgun Gothic" w:cs="Malgun Gothic" w:eastAsia="Malgun Gothic" w:hAnsi="Malgun Gothic"/>
-          <w:b/>
-          <w:bCs/>
-          <w:color w:val="2F5496"/>
-          <w:sz w:val="24"/>
-          <w:szCs w:val="24"/>
-        </w:rPr>
-        <w:t xml:space="preserve">다음 주 예고</w:t>
-      </w:r>
+        <w:spacing w:after="120"/>
+      </w:pPr>
     </w:p>
     <w:tbl>
       <w:tblPr>
@@ -8143,7 +7707,7 @@
         </w:tblBorders>
       </w:tblPr>
       <w:tblGrid>
-        <w:gridCol w:w="100"/>
+        <w:gridCol w:w="9350"/>
       </w:tblGrid>
       <w:tr>
         <w:trPr>
@@ -8170,7 +7734,978 @@
                 <w:sz w:val="20"/>
                 <w:szCs w:val="20"/>
               </w:rPr>
-              <w:t xml:space="preserve">12주차에서는 지금까지 만든 화면의 겉모습을 고릅니다. 미니멀리즘·뉴모피즘·글래스모피즘을 버튼 하나로 바꿔 가며 비교하고, 예쁜 것과 1~2m 밖에서 읽히는 것이 다르다는 것을 명암비로 직접 재서 확인합니다. 오늘 적어 둔 재연결 변수 이름을 가지고 오세요.</w:t>
+              <w:t xml:space="preserve">네 번째 줄을 빠뜨리기 쉽습니다. 사람이 일부러 끊었는데 3초 뒤에 다시 붙으면 연결을 끊을 방법이 없어집니다. 프롬프트에 "연결 끊기 버튼으로 끊은 경우에는 다시 연결하지 마세요"를 꼭 넣으세요.</w:t>
+            </w:r>
+          </w:p>
+        </w:tc>
+      </w:tr>
+    </w:tbl>
+    <w:p>
+      <w:pPr>
+        <w:spacing w:after="160"/>
+      </w:pPr>
+    </w:p>
+    <w:p>
+      <w:pPr>
+        <w:keepNext w:val="false"/>
+        <w:spacing w:after="120"/>
+      </w:pPr>
+      <w:r>
+        <w:rPr>
+          <w:rFonts w:ascii="Malgun Gothic" w:cs="Malgun Gothic" w:eastAsia="Malgun Gothic" w:hAnsi="Malgun Gothic"/>
+          <w:b/>
+          <w:bCs/>
+          <w:i w:val="false"/>
+          <w:iCs w:val="false"/>
+          <w:sz w:val="21"/>
+          <w:szCs w:val="21"/>
+        </w:rPr>
+        <w:t xml:space="preserve">AI가 준 코드에서 재연결 상태를 담은 변수 이름은 무엇입니까? (14주차에 필요합니다)</w:t>
+      </w:r>
+    </w:p>
+    <w:p>
+      <w:pPr>
+        <w:spacing w:after="200"/>
+      </w:pPr>
+      <w:r>
+        <w:rPr>
+          <w:rFonts w:ascii="Malgun Gothic" w:cs="Malgun Gothic" w:eastAsia="Malgun Gothic" w:hAnsi="Malgun Gothic"/>
+          <w:sz w:val="21"/>
+          <w:szCs w:val="21"/>
+        </w:rPr>
+        <w:t xml:space="preserve">→ 변수 이름: </w:t>
+      </w:r>
+      <w:r>
+        <w:rPr>
+          <w:rFonts w:ascii="Malgun Gothic" w:cs="Malgun Gothic" w:eastAsia="Malgun Gothic" w:hAnsi="Malgun Gothic"/>
+          <w:sz w:val="21"/>
+          <w:szCs w:val="21"/>
+        </w:rPr>
+        <w:t xml:space="preserve">____________________________________</w:t>
+      </w:r>
+    </w:p>
+    <w:p>
+      <w:pPr>
+        <w:pStyle w:val="Heading1"/>
+        <w:keepNext/>
+        <w:pBdr>
+          <w:bottom w:val="single" w:color="2F5496" w:sz="6"/>
+        </w:pBdr>
+        <w:spacing w:after="160" w:before="320"/>
+      </w:pPr>
+      <w:r>
+        <w:rPr>
+          <w:rFonts w:ascii="Malgun Gothic" w:cs="Malgun Gothic" w:eastAsia="Malgun Gothic" w:hAnsi="Malgun Gothic"/>
+          <w:b/>
+          <w:bCs/>
+          <w:color w:val="1F3864"/>
+          <w:sz w:val="30"/>
+          <w:szCs w:val="30"/>
+        </w:rPr>
+        <w:t xml:space="preserve">8. 트러블슈팅</w:t>
+      </w:r>
+    </w:p>
+    <w:tbl>
+      <w:tblPr>
+        <w:tblW w:type="dxa" w:w="9350"/>
+        <w:tblBorders>
+          <w:top w:val="single" w:color="BFBFBF" w:sz="4"/>
+          <w:left w:val="single" w:color="BFBFBF" w:sz="4"/>
+          <w:bottom w:val="single" w:color="BFBFBF" w:sz="4"/>
+          <w:right w:val="single" w:color="BFBFBF" w:sz="4"/>
+          <w:insideH w:val="single" w:color="BFBFBF" w:sz="4"/>
+          <w:insideV w:val="single" w:color="BFBFBF" w:sz="4"/>
+        </w:tblBorders>
+      </w:tblPr>
+      <w:tblGrid>
+        <w:gridCol w:w="3400"/>
+        <w:gridCol w:w="5950"/>
+      </w:tblGrid>
+      <w:tr>
+        <w:trPr>
+          <w:cantSplit/>
+          <w:tblHeader/>
+        </w:trPr>
+        <w:tc>
+          <w:tcPr>
+            <w:tcW w:type="dxa" w:w="3400"/>
+            <w:shd w:fill="2F5496" w:val="clear"/>
+            <w:tcMar>
+              <w:top w:type="dxa" w:w="100"/>
+              <w:left w:type="dxa" w:w="120"/>
+              <w:bottom w:type="dxa" w:w="100"/>
+              <w:right w:type="dxa" w:w="120"/>
+            </w:tcMar>
+            <w:vAlign w:val="center"/>
+          </w:tcPr>
+          <w:p>
+            <w:r>
+              <w:rPr>
+                <w:rFonts w:ascii="Malgun Gothic" w:cs="Malgun Gothic" w:eastAsia="Malgun Gothic" w:hAnsi="Malgun Gothic"/>
+                <w:b/>
+                <w:bCs/>
+                <w:color w:val="FFFFFF"/>
+                <w:sz w:val="20"/>
+                <w:szCs w:val="20"/>
+              </w:rPr>
+              <w:t xml:space="preserve">증상</w:t>
+            </w:r>
+          </w:p>
+        </w:tc>
+        <w:tc>
+          <w:tcPr>
+            <w:tcW w:type="dxa" w:w="5950"/>
+            <w:shd w:fill="2F5496" w:val="clear"/>
+            <w:tcMar>
+              <w:top w:type="dxa" w:w="100"/>
+              <w:left w:type="dxa" w:w="120"/>
+              <w:bottom w:type="dxa" w:w="100"/>
+              <w:right w:type="dxa" w:w="120"/>
+            </w:tcMar>
+            <w:vAlign w:val="center"/>
+          </w:tcPr>
+          <w:p>
+            <w:r>
+              <w:rPr>
+                <w:rFonts w:ascii="Malgun Gothic" w:cs="Malgun Gothic" w:eastAsia="Malgun Gothic" w:hAnsi="Malgun Gothic"/>
+                <w:b/>
+                <w:bCs/>
+                <w:color w:val="FFFFFF"/>
+                <w:sz w:val="20"/>
+                <w:szCs w:val="20"/>
+              </w:rPr>
+              <w:t xml:space="preserve">대처</w:t>
+            </w:r>
+          </w:p>
+        </w:tc>
+      </w:tr>
+      <w:tr>
+        <w:trPr>
+          <w:cantSplit/>
+        </w:trPr>
+        <w:tc>
+          <w:tcPr>
+            <w:tcW w:type="dxa" w:w="3400"/>
+            <w:tcMar>
+              <w:top w:type="dxa" w:w="100"/>
+              <w:left w:type="dxa" w:w="120"/>
+              <w:bottom w:type="dxa" w:w="100"/>
+              <w:right w:type="dxa" w:w="120"/>
+            </w:tcMar>
+            <w:vAlign w:val="center"/>
+          </w:tcPr>
+          <w:p>
+            <w:r>
+              <w:rPr>
+                <w:rFonts w:ascii="Malgun Gothic" w:cs="Malgun Gothic" w:eastAsia="Malgun Gothic" w:hAnsi="Malgun Gothic"/>
+                <w:b w:val="false"/>
+                <w:bCs w:val="false"/>
+                <w:color w:val="000000"/>
+                <w:sz w:val="20"/>
+                <w:szCs w:val="20"/>
+              </w:rPr>
+              <w:t xml:space="preserve">센서를 붙이고 코드도 넣었는데 연결조차 안 된다</w:t>
+            </w:r>
+          </w:p>
+        </w:tc>
+        <w:tc>
+          <w:tcPr>
+            <w:tcW w:type="dxa" w:w="5950"/>
+            <w:tcMar>
+              <w:top w:type="dxa" w:w="100"/>
+              <w:left w:type="dxa" w:w="120"/>
+              <w:bottom w:type="dxa" w:w="100"/>
+              <w:right w:type="dxa" w:w="120"/>
+            </w:tcMar>
+            <w:vAlign w:val="center"/>
+          </w:tcPr>
+          <w:p>
+            <w:r>
+              <w:rPr>
+                <w:rFonts w:ascii="Malgun Gothic" w:cs="Malgun Gothic" w:eastAsia="Malgun Gothic" w:hAnsi="Malgun Gothic"/>
+                <w:b w:val="false"/>
+                <w:bCs w:val="false"/>
+                <w:color w:val="000000"/>
+                <w:sz w:val="20"/>
+                <w:szCs w:val="20"/>
+              </w:rPr>
+              <w:t xml:space="preserve">code.py 를 지우지 않았을 겁니다. CircuitPython은 code.py 가 있으면 main.py 를 실행하지 않습니다 — 가장 흔합니다</w:t>
+            </w:r>
+          </w:p>
+        </w:tc>
+      </w:tr>
+      <w:tr>
+        <w:trPr>
+          <w:cantSplit/>
+        </w:trPr>
+        <w:tc>
+          <w:tcPr>
+            <w:tcW w:type="dxa" w:w="3400"/>
+            <w:tcMar>
+              <w:top w:type="dxa" w:w="100"/>
+              <w:left w:type="dxa" w:w="120"/>
+              <w:bottom w:type="dxa" w:w="100"/>
+              <w:right w:type="dxa" w:w="120"/>
+            </w:tcMar>
+            <w:vAlign w:val="center"/>
+          </w:tcPr>
+          <w:p>
+            <w:r>
+              <w:rPr>
+                <w:rFonts w:ascii="Malgun Gothic" w:cs="Malgun Gothic" w:eastAsia="Malgun Gothic" w:hAnsi="Malgun Gothic"/>
+                <w:b w:val="false"/>
+                <w:bCs w:val="false"/>
+                <w:color w:val="000000"/>
+                <w:sz w:val="20"/>
+                <w:szCs w:val="20"/>
+              </w:rPr>
+              <w:t xml:space="preserve">센서값이 계속 0 이다</w:t>
+            </w:r>
+          </w:p>
+        </w:tc>
+        <w:tc>
+          <w:tcPr>
+            <w:tcW w:type="dxa" w:w="5950"/>
+            <w:tcMar>
+              <w:top w:type="dxa" w:w="100"/>
+              <w:left w:type="dxa" w:w="120"/>
+              <w:bottom w:type="dxa" w:w="100"/>
+              <w:right w:type="dxa" w:w="120"/>
+            </w:tcMar>
+            <w:vAlign w:val="center"/>
+          </w:tcPr>
+          <w:p>
+            <w:r>
+              <w:rPr>
+                <w:rFonts w:ascii="Malgun Gothic" w:cs="Malgun Gothic" w:eastAsia="Malgun Gothic" w:hAnsi="Malgun Gothic"/>
+                <w:b w:val="false"/>
+                <w:bCs w:val="false"/>
+                <w:color w:val="000000"/>
+                <w:sz w:val="20"/>
+                <w:szCs w:val="20"/>
+              </w:rPr>
+              <w:t xml:space="preserve">전원(3V3)이나 신호선이 안 닿았습니다. 3번 항목 code.py 시험으로 회로만 먼저 확인하세요</w:t>
+            </w:r>
+          </w:p>
+        </w:tc>
+      </w:tr>
+      <w:tr>
+        <w:trPr>
+          <w:cantSplit/>
+        </w:trPr>
+        <w:tc>
+          <w:tcPr>
+            <w:tcW w:type="dxa" w:w="3400"/>
+            <w:tcMar>
+              <w:top w:type="dxa" w:w="100"/>
+              <w:left w:type="dxa" w:w="120"/>
+              <w:bottom w:type="dxa" w:w="100"/>
+              <w:right w:type="dxa" w:w="120"/>
+            </w:tcMar>
+            <w:vAlign w:val="center"/>
+          </w:tcPr>
+          <w:p>
+            <w:r>
+              <w:rPr>
+                <w:rFonts w:ascii="Malgun Gothic" w:cs="Malgun Gothic" w:eastAsia="Malgun Gothic" w:hAnsi="Malgun Gothic"/>
+                <w:b w:val="false"/>
+                <w:bCs w:val="false"/>
+                <w:color w:val="000000"/>
+                <w:sz w:val="20"/>
+                <w:szCs w:val="20"/>
+              </w:rPr>
+              <w:t xml:space="preserve">센서값이 계속 65535 이다</w:t>
+            </w:r>
+          </w:p>
+        </w:tc>
+        <w:tc>
+          <w:tcPr>
+            <w:tcW w:type="dxa" w:w="5950"/>
+            <w:tcMar>
+              <w:top w:type="dxa" w:w="100"/>
+              <w:left w:type="dxa" w:w="120"/>
+              <w:bottom w:type="dxa" w:w="100"/>
+              <w:right w:type="dxa" w:w="120"/>
+            </w:tcMar>
+            <w:vAlign w:val="center"/>
+          </w:tcPr>
+          <w:p>
+            <w:r>
+              <w:rPr>
+                <w:rFonts w:ascii="Malgun Gothic" w:cs="Malgun Gothic" w:eastAsia="Malgun Gothic" w:hAnsi="Malgun Gothic"/>
+                <w:b w:val="false"/>
+                <w:bCs w:val="false"/>
+                <w:color w:val="000000"/>
+                <w:sz w:val="20"/>
+                <w:szCs w:val="20"/>
+              </w:rPr>
+              <w:t xml:space="preserve">GND가 안 이어졌습니다</w:t>
+            </w:r>
+          </w:p>
+        </w:tc>
+      </w:tr>
+      <w:tr>
+        <w:trPr>
+          <w:cantSplit/>
+        </w:trPr>
+        <w:tc>
+          <w:tcPr>
+            <w:tcW w:type="dxa" w:w="3400"/>
+            <w:tcMar>
+              <w:top w:type="dxa" w:w="100"/>
+              <w:left w:type="dxa" w:w="120"/>
+              <w:bottom w:type="dxa" w:w="100"/>
+              <w:right w:type="dxa" w:w="120"/>
+            </w:tcMar>
+            <w:vAlign w:val="center"/>
+          </w:tcPr>
+          <w:p>
+            <w:r>
+              <w:rPr>
+                <w:rFonts w:ascii="Malgun Gothic" w:cs="Malgun Gothic" w:eastAsia="Malgun Gothic" w:hAnsi="Malgun Gothic"/>
+                <w:b w:val="false"/>
+                <w:bCs w:val="false"/>
+                <w:color w:val="000000"/>
+                <w:sz w:val="20"/>
+                <w:szCs w:val="20"/>
+              </w:rPr>
+              <w:t xml:space="preserve">Pico가 자꾸 재부팅된다</w:t>
+            </w:r>
+          </w:p>
+        </w:tc>
+        <w:tc>
+          <w:tcPr>
+            <w:tcW w:type="dxa" w:w="5950"/>
+            <w:tcMar>
+              <w:top w:type="dxa" w:w="100"/>
+              <w:left w:type="dxa" w:w="120"/>
+              <w:bottom w:type="dxa" w:w="100"/>
+              <w:right w:type="dxa" w:w="120"/>
+            </w:tcMar>
+            <w:vAlign w:val="center"/>
+          </w:tcPr>
+          <w:p>
+            <w:r>
+              <w:rPr>
+                <w:rFonts w:ascii="Malgun Gothic" w:cs="Malgun Gothic" w:eastAsia="Malgun Gothic" w:hAnsi="Malgun Gothic"/>
+                <w:b w:val="false"/>
+                <w:bCs w:val="false"/>
+                <w:color w:val="000000"/>
+                <w:sz w:val="20"/>
+                <w:szCs w:val="20"/>
+              </w:rPr>
+              <w:t xml:space="preserve">서보·펌프·모터를 3V3에서 먹이고 있을 겁니다. 3V3는 다 합쳐 약 300mA입니다. 왼쪽 빨강 레일(외부 5V)로 옮기세요</w:t>
+            </w:r>
+          </w:p>
+        </w:tc>
+      </w:tr>
+      <w:tr>
+        <w:trPr>
+          <w:cantSplit/>
+        </w:trPr>
+        <w:tc>
+          <w:tcPr>
+            <w:tcW w:type="dxa" w:w="3400"/>
+            <w:tcMar>
+              <w:top w:type="dxa" w:w="100"/>
+              <w:left w:type="dxa" w:w="120"/>
+              <w:bottom w:type="dxa" w:w="100"/>
+              <w:right w:type="dxa" w:w="120"/>
+            </w:tcMar>
+            <w:vAlign w:val="center"/>
+          </w:tcPr>
+          <w:p>
+            <w:r>
+              <w:rPr>
+                <w:rFonts w:ascii="Malgun Gothic" w:cs="Malgun Gothic" w:eastAsia="Malgun Gothic" w:hAnsi="Malgun Gothic"/>
+                <w:b w:val="false"/>
+                <w:bCs w:val="false"/>
+                <w:color w:val="000000"/>
+                <w:sz w:val="20"/>
+                <w:szCs w:val="20"/>
+              </w:rPr>
+              <w:t xml:space="preserve">전엔 되던 Wi-Fi가 이제 안 붙는다</w:t>
+            </w:r>
+          </w:p>
+        </w:tc>
+        <w:tc>
+          <w:tcPr>
+            <w:tcW w:type="dxa" w:w="5950"/>
+            <w:tcMar>
+              <w:top w:type="dxa" w:w="100"/>
+              <w:left w:type="dxa" w:w="120"/>
+              <w:bottom w:type="dxa" w:w="100"/>
+              <w:right w:type="dxa" w:w="120"/>
+            </w:tcMar>
+            <w:vAlign w:val="center"/>
+          </w:tcPr>
+          <w:p>
+            <w:r>
+              <w:rPr>
+                <w:rFonts w:ascii="Malgun Gothic" w:cs="Malgun Gothic" w:eastAsia="Malgun Gothic" w:hAnsi="Malgun Gothic"/>
+                <w:b w:val="false"/>
+                <w:bCs w:val="false"/>
+                <w:color w:val="000000"/>
+                <w:sz w:val="20"/>
+                <w:szCs w:val="20"/>
+              </w:rPr>
+              <w:t xml:space="preserve">새로 쓴 핀이 GP23·24·25·29 인지 확인하세요</w:t>
+            </w:r>
+          </w:p>
+        </w:tc>
+      </w:tr>
+      <w:tr>
+        <w:trPr>
+          <w:cantSplit/>
+        </w:trPr>
+        <w:tc>
+          <w:tcPr>
+            <w:tcW w:type="dxa" w:w="3400"/>
+            <w:tcMar>
+              <w:top w:type="dxa" w:w="100"/>
+              <w:left w:type="dxa" w:w="120"/>
+              <w:bottom w:type="dxa" w:w="100"/>
+              <w:right w:type="dxa" w:w="120"/>
+            </w:tcMar>
+            <w:vAlign w:val="center"/>
+          </w:tcPr>
+          <w:p>
+            <w:r>
+              <w:rPr>
+                <w:rFonts w:ascii="Malgun Gothic" w:cs="Malgun Gothic" w:eastAsia="Malgun Gothic" w:hAnsi="Malgun Gothic"/>
+                <w:b w:val="false"/>
+                <w:bCs w:val="false"/>
+                <w:color w:val="000000"/>
+                <w:sz w:val="20"/>
+                <w:szCs w:val="20"/>
+              </w:rPr>
+              <w:t xml:space="preserve">초음파 거리값이 이상하다 / Pico가 뜨겁다</w:t>
+            </w:r>
+          </w:p>
+        </w:tc>
+        <w:tc>
+          <w:tcPr>
+            <w:tcW w:type="dxa" w:w="5950"/>
+            <w:tcMar>
+              <w:top w:type="dxa" w:w="100"/>
+              <w:left w:type="dxa" w:w="120"/>
+              <w:bottom w:type="dxa" w:w="100"/>
+              <w:right w:type="dxa" w:w="120"/>
+            </w:tcMar>
+            <w:vAlign w:val="center"/>
+          </w:tcPr>
+          <w:p>
+            <w:r>
+              <w:rPr>
+                <w:rFonts w:ascii="Malgun Gothic" w:cs="Malgun Gothic" w:eastAsia="Malgun Gothic" w:hAnsi="Malgun Gothic"/>
+                <w:b w:val="false"/>
+                <w:bCs w:val="false"/>
+                <w:color w:val="000000"/>
+                <w:sz w:val="20"/>
+                <w:szCs w:val="20"/>
+              </w:rPr>
+              <w:t xml:space="preserve">즉시 USB를 뽑으세요. HC-SR04의 ECHO는 5V입니다. 분압(1kΩ+2kΩ)을 넣었는지 확인</w:t>
+            </w:r>
+          </w:p>
+        </w:tc>
+      </w:tr>
+      <w:tr>
+        <w:trPr>
+          <w:cantSplit/>
+        </w:trPr>
+        <w:tc>
+          <w:tcPr>
+            <w:tcW w:type="dxa" w:w="3400"/>
+            <w:tcMar>
+              <w:top w:type="dxa" w:w="100"/>
+              <w:left w:type="dxa" w:w="120"/>
+              <w:bottom w:type="dxa" w:w="100"/>
+              <w:right w:type="dxa" w:w="120"/>
+            </w:tcMar>
+            <w:vAlign w:val="center"/>
+          </w:tcPr>
+          <w:p>
+            <w:r>
+              <w:rPr>
+                <w:rFonts w:ascii="Malgun Gothic" w:cs="Malgun Gothic" w:eastAsia="Malgun Gothic" w:hAnsi="Malgun Gothic"/>
+                <w:b w:val="false"/>
+                <w:bCs w:val="false"/>
+                <w:color w:val="000000"/>
+                <w:sz w:val="20"/>
+                <w:szCs w:val="20"/>
+              </w:rPr>
+              <w:t xml:space="preserve">Pico 코드에 machine 이 들어있음</w:t>
+            </w:r>
+          </w:p>
+        </w:tc>
+        <w:tc>
+          <w:tcPr>
+            <w:tcW w:type="dxa" w:w="5950"/>
+            <w:tcMar>
+              <w:top w:type="dxa" w:w="100"/>
+              <w:left w:type="dxa" w:w="120"/>
+              <w:bottom w:type="dxa" w:w="100"/>
+              <w:right w:type="dxa" w:w="120"/>
+            </w:tcMar>
+            <w:vAlign w:val="center"/>
+          </w:tcPr>
+          <w:p>
+            <w:r>
+              <w:rPr>
+                <w:rFonts w:ascii="Malgun Gothic" w:cs="Malgun Gothic" w:eastAsia="Malgun Gothic" w:hAnsi="Malgun Gothic"/>
+                <w:b w:val="false"/>
+                <w:bCs w:val="false"/>
+                <w:color w:val="000000"/>
+                <w:sz w:val="20"/>
+                <w:szCs w:val="20"/>
+              </w:rPr>
+              <w:t xml:space="preserve">MicroPython입니다. 규칙 문서를 다시 확인시키고 고쳐 달라고 하세요</w:t>
+            </w:r>
+          </w:p>
+        </w:tc>
+      </w:tr>
+      <w:tr>
+        <w:trPr>
+          <w:cantSplit/>
+        </w:trPr>
+        <w:tc>
+          <w:tcPr>
+            <w:tcW w:type="dxa" w:w="3400"/>
+            <w:tcMar>
+              <w:top w:type="dxa" w:w="100"/>
+              <w:left w:type="dxa" w:w="120"/>
+              <w:bottom w:type="dxa" w:w="100"/>
+              <w:right w:type="dxa" w:w="120"/>
+            </w:tcMar>
+            <w:vAlign w:val="center"/>
+          </w:tcPr>
+          <w:p>
+            <w:r>
+              <w:rPr>
+                <w:rFonts w:ascii="Malgun Gothic" w:cs="Malgun Gothic" w:eastAsia="Malgun Gothic" w:hAnsi="Malgun Gothic"/>
+                <w:b w:val="false"/>
+                <w:bCs w:val="false"/>
+                <w:color w:val="000000"/>
+                <w:sz w:val="20"/>
+                <w:szCs w:val="20"/>
+              </w:rPr>
+              <w:t xml:space="preserve">대화가 길어지니 규칙을 자꾸 어김</w:t>
+            </w:r>
+          </w:p>
+        </w:tc>
+        <w:tc>
+          <w:tcPr>
+            <w:tcW w:type="dxa" w:w="5950"/>
+            <w:tcMar>
+              <w:top w:type="dxa" w:w="100"/>
+              <w:left w:type="dxa" w:w="120"/>
+              <w:bottom w:type="dxa" w:w="100"/>
+              <w:right w:type="dxa" w:w="120"/>
+            </w:tcMar>
+            <w:vAlign w:val="center"/>
+          </w:tcPr>
+          <w:p>
+            <w:r>
+              <w:rPr>
+                <w:rFonts w:ascii="Malgun Gothic" w:cs="Malgun Gothic" w:eastAsia="Malgun Gothic" w:hAnsi="Malgun Gothic"/>
+                <w:b w:val="false"/>
+                <w:bCs w:val="false"/>
+                <w:color w:val="000000"/>
+                <w:sz w:val="20"/>
+                <w:szCs w:val="20"/>
+              </w:rPr>
+              <w:t xml:space="preserve">새 대화를 시작하고 파일 두 개를 다시 올리세요. 이게 제일 빠릅니다</w:t>
+            </w:r>
+          </w:p>
+        </w:tc>
+      </w:tr>
+      <w:tr>
+        <w:trPr>
+          <w:cantSplit/>
+        </w:trPr>
+        <w:tc>
+          <w:tcPr>
+            <w:tcW w:type="dxa" w:w="3400"/>
+            <w:tcMar>
+              <w:top w:type="dxa" w:w="100"/>
+              <w:left w:type="dxa" w:w="120"/>
+              <w:bottom w:type="dxa" w:w="100"/>
+              <w:right w:type="dxa" w:w="120"/>
+            </w:tcMar>
+            <w:vAlign w:val="center"/>
+          </w:tcPr>
+          <w:p>
+            <w:r>
+              <w:rPr>
+                <w:rFonts w:ascii="Malgun Gothic" w:cs="Malgun Gothic" w:eastAsia="Malgun Gothic" w:hAnsi="Malgun Gothic"/>
+                <w:b w:val="false"/>
+                <w:bCs w:val="false"/>
+                <w:color w:val="000000"/>
+                <w:sz w:val="20"/>
+                <w:szCs w:val="20"/>
+              </w:rPr>
+              <w:t xml:space="preserve">붙여넣었더니 화면이 하얗게 됨</w:t>
+            </w:r>
+          </w:p>
+        </w:tc>
+        <w:tc>
+          <w:tcPr>
+            <w:tcW w:type="dxa" w:w="5950"/>
+            <w:tcMar>
+              <w:top w:type="dxa" w:w="100"/>
+              <w:left w:type="dxa" w:w="120"/>
+              <w:bottom w:type="dxa" w:w="100"/>
+              <w:right w:type="dxa" w:w="120"/>
+            </w:tcMar>
+            <w:vAlign w:val="center"/>
+          </w:tcPr>
+          <w:p>
+            <w:r>
+              <w:rPr>
+                <w:rFonts w:ascii="Malgun Gothic" w:cs="Malgun Gothic" w:eastAsia="Malgun Gothic" w:hAnsi="Malgun Gothic"/>
+                <w:b w:val="false"/>
+                <w:bCs w:val="false"/>
+                <w:color w:val="000000"/>
+                <w:sz w:val="20"/>
+                <w:szCs w:val="20"/>
+              </w:rPr>
+              <w:t xml:space="preserve">F12 → Console에 빨간 오류가 있습니다. 그대로 복사해서 물어보세요. 급하면 .bak 으로 되돌리세요</w:t>
+            </w:r>
+          </w:p>
+        </w:tc>
+      </w:tr>
+    </w:tbl>
+    <w:p>
+      <w:pPr>
+        <w:pStyle w:val="Heading1"/>
+        <w:keepNext/>
+        <w:pBdr>
+          <w:bottom w:val="single" w:color="2F5496" w:sz="6"/>
+        </w:pBdr>
+        <w:spacing w:after="160" w:before="320"/>
+      </w:pPr>
+      <w:r>
+        <w:rPr>
+          <w:rFonts w:ascii="Malgun Gothic" w:cs="Malgun Gothic" w:eastAsia="Malgun Gothic" w:hAnsi="Malgun Gothic"/>
+          <w:b/>
+          <w:bCs/>
+          <w:color w:val="1F3864"/>
+          <w:sz w:val="30"/>
+          <w:szCs w:val="30"/>
+        </w:rPr>
+        <w:t xml:space="preserve">9. 마무리 정리</w:t>
+      </w:r>
+    </w:p>
+    <w:p>
+      <w:pPr>
+        <w:pStyle w:val="Heading2"/>
+        <w:keepNext/>
+        <w:spacing w:after="120" w:before="240"/>
+      </w:pPr>
+      <w:r>
+        <w:rPr>
+          <w:rFonts w:ascii="Malgun Gothic" w:cs="Malgun Gothic" w:eastAsia="Malgun Gothic" w:hAnsi="Malgun Gothic"/>
+          <w:b/>
+          <w:bCs/>
+          <w:color w:val="2F5496"/>
+          <w:sz w:val="24"/>
+          <w:szCs w:val="24"/>
+        </w:rPr>
+        <w:t xml:space="preserve">자가 점검</w:t>
+      </w:r>
+    </w:p>
+    <w:p>
+      <w:pPr>
+        <w:spacing w:after="100"/>
+        <w:ind w:left="260"/>
+      </w:pPr>
+      <w:r>
+        <w:rPr>
+          <w:rFonts w:ascii="Malgun Gothic" w:cs="Malgun Gothic" w:eastAsia="Malgun Gothic" w:hAnsi="Malgun Gothic"/>
+          <w:sz w:val="21"/>
+          <w:szCs w:val="21"/>
+        </w:rPr>
+        <w:t xml:space="preserve">☐  비밀번호가 든 파일이 안 올라간 것을 스크립트 결과 화면에서 확인했다</w:t>
+      </w:r>
+    </w:p>
+    <w:p>
+      <w:pPr>
+        <w:spacing w:after="100"/>
+        <w:ind w:left="260"/>
+      </w:pPr>
+      <w:r>
+        <w:rPr>
+          <w:rFonts w:ascii="Malgun Gothic" w:cs="Malgun Gothic" w:eastAsia="Malgun Gothic" w:hAnsi="Malgun Gothic"/>
+          <w:sz w:val="21"/>
+          <w:szCs w:val="21"/>
+        </w:rPr>
+        <w:t xml:space="preserve">☐  소스 파일과 규칙 파일 두 개를 같이 올렸다</w:t>
+      </w:r>
+    </w:p>
+    <w:p>
+      <w:pPr>
+        <w:spacing w:after="100"/>
+        <w:ind w:left="260"/>
+      </w:pPr>
+      <w:r>
+        <w:rPr>
+          <w:rFonts w:ascii="Malgun Gothic" w:cs="Malgun Gothic" w:eastAsia="Malgun Gothic" w:hAnsi="Malgun Gothic"/>
+          <w:sz w:val="21"/>
+          <w:szCs w:val="21"/>
+        </w:rPr>
+        <w:t xml:space="preserve">☐  센서를 붙이기 전에 전압 표로 신호가 5V인지 확인했다</w:t>
+      </w:r>
+    </w:p>
+    <w:p>
+      <w:pPr>
+        <w:spacing w:after="100"/>
+        <w:ind w:left="260"/>
+      </w:pPr>
+      <w:r>
+        <w:rPr>
+          <w:rFonts w:ascii="Malgun Gothic" w:cs="Malgun Gothic" w:eastAsia="Malgun Gothic" w:hAnsi="Malgun Gothic"/>
+          <w:sz w:val="21"/>
+          <w:szCs w:val="21"/>
+        </w:rPr>
+        <w:t xml:space="preserve">☐  code.py 로 센서 하나만 시험해서 숫자를 본 다음에 프롬프트를 썼다</w:t>
+      </w:r>
+    </w:p>
+    <w:p>
+      <w:pPr>
+        <w:spacing w:after="100"/>
+        <w:ind w:left="260"/>
+      </w:pPr>
+      <w:r>
+        <w:rPr>
+          <w:rFonts w:ascii="Malgun Gothic" w:cs="Malgun Gothic" w:eastAsia="Malgun Gothic" w:hAnsi="Malgun Gothic"/>
+          <w:sz w:val="21"/>
+          <w:szCs w:val="21"/>
+        </w:rPr>
+        <w:t xml:space="preserve">☐  코드를 받기 전에 계획부터 받아서 확인했다</w:t>
+      </w:r>
+    </w:p>
+    <w:p>
+      <w:pPr>
+        <w:spacing w:after="100"/>
+        <w:ind w:left="260"/>
+      </w:pPr>
+      <w:r>
+        <w:rPr>
+          <w:rFonts w:ascii="Malgun Gothic" w:cs="Malgun Gothic" w:eastAsia="Malgun Gothic" w:hAnsi="Malgun Gothic"/>
+          <w:sz w:val="21"/>
+          <w:szCs w:val="21"/>
+        </w:rPr>
+        <w:t xml:space="preserve">☐  한 번에 하나씩 요청하고, 매번 돌려본 뒤 다음으로 갔다</w:t>
+      </w:r>
+    </w:p>
+    <w:p>
+      <w:pPr>
+        <w:spacing w:after="100"/>
+        <w:ind w:left="260"/>
+      </w:pPr>
+      <w:r>
+        <w:rPr>
+          <w:rFonts w:ascii="Malgun Gothic" w:cs="Malgun Gothic" w:eastAsia="Malgun Gothic" w:hAnsi="Malgun Gothic"/>
+          <w:sz w:val="21"/>
+          <w:szCs w:val="21"/>
+        </w:rPr>
+        <w:t xml:space="preserve">☐  붙여넣기 전에 검수 목록을 훑었다</w:t>
+      </w:r>
+    </w:p>
+    <w:p>
+      <w:pPr>
+        <w:spacing w:after="100"/>
+        <w:ind w:left="260"/>
+      </w:pPr>
+      <w:r>
+        <w:rPr>
+          <w:rFonts w:ascii="Malgun Gothic" w:cs="Malgun Gothic" w:eastAsia="Malgun Gothic" w:hAnsi="Malgun Gothic"/>
+          <w:sz w:val="21"/>
+          <w:szCs w:val="21"/>
+        </w:rPr>
+        <w:t xml:space="preserve">☐  Pico를 껐다 켜서(가상 Pico는 x) 자동 재연결을 직접 확인했다</w:t>
+      </w:r>
+    </w:p>
+    <w:p>
+      <w:pPr>
+        <w:spacing w:after="200"/>
+      </w:pPr>
+    </w:p>
+    <w:p>
+      <w:pPr>
+        <w:pStyle w:val="Heading2"/>
+        <w:keepNext/>
+        <w:spacing w:after="120" w:before="240"/>
+      </w:pPr>
+      <w:r>
+        <w:rPr>
+          <w:rFonts w:ascii="Malgun Gothic" w:cs="Malgun Gothic" w:eastAsia="Malgun Gothic" w:hAnsi="Malgun Gothic"/>
+          <w:b/>
+          <w:bCs/>
+          <w:color w:val="2F5496"/>
+          <w:sz w:val="24"/>
+          <w:szCs w:val="24"/>
+        </w:rPr>
+        <w:t xml:space="preserve">AI가 규칙을 어겼던 경우 — 무엇을 어떻게 바로잡았나</w:t>
+      </w:r>
+    </w:p>
+    <w:tbl>
+      <w:tblPr>
+        <w:tblW w:type="dxa" w:w="9350"/>
+        <w:tblBorders>
+          <w:top w:val="single" w:color="BFBFBF" w:sz="4"/>
+          <w:left w:val="single" w:color="BFBFBF" w:sz="4"/>
+          <w:bottom w:val="single" w:color="BFBFBF" w:sz="4"/>
+          <w:right w:val="single" w:color="BFBFBF" w:sz="4"/>
+          <w:insideH w:val="single" w:color="BFBFBF" w:sz="4"/>
+          <w:insideV w:val="single" w:color="BFBFBF" w:sz="4"/>
+        </w:tblBorders>
+      </w:tblPr>
+      <w:tblGrid>
+        <w:gridCol w:w="9350"/>
+      </w:tblGrid>
+      <w:tr>
+        <w:trPr>
+          <w:cantSplit/>
+        </w:trPr>
+        <w:tc>
+          <w:tcPr>
+            <w:tcW w:type="dxa" w:w="9350"/>
+            <w:tcMar>
+              <w:top w:type="dxa" w:w="160"/>
+              <w:left w:type="dxa" w:w="200"/>
+              <w:bottom w:type="dxa" w:w="160"/>
+              <w:right w:type="dxa" w:w="200"/>
+            </w:tcMar>
+          </w:tcPr>
+          <w:p>
+            <w:pPr>
+              <w:pBdr>
+                <w:bottom w:val="single" w:color="D9D9D9" w:sz="2"/>
+              </w:pBdr>
+              <w:spacing w:after="260"/>
+            </w:pPr>
+            <w:r>
+              <w:rPr>
+                <w:rFonts w:ascii="Malgun Gothic" w:cs="Malgun Gothic" w:eastAsia="Malgun Gothic" w:hAnsi="Malgun Gothic"/>
+                <w:sz w:val="21"/>
+                <w:szCs w:val="21"/>
+              </w:rPr>
+              <w:t xml:space="preserve"> </w:t>
+            </w:r>
+          </w:p>
+          <w:p>
+            <w:pPr>
+              <w:pBdr>
+                <w:bottom w:val="single" w:color="D9D9D9" w:sz="2"/>
+              </w:pBdr>
+              <w:spacing w:after="260"/>
+            </w:pPr>
+            <w:r>
+              <w:rPr>
+                <w:rFonts w:ascii="Malgun Gothic" w:cs="Malgun Gothic" w:eastAsia="Malgun Gothic" w:hAnsi="Malgun Gothic"/>
+                <w:sz w:val="21"/>
+                <w:szCs w:val="21"/>
+              </w:rPr>
+              <w:t xml:space="preserve"> </w:t>
+            </w:r>
+          </w:p>
+          <w:p>
+            <w:pPr>
+              <w:pBdr>
+                <w:bottom w:val="single" w:color="D9D9D9" w:sz="2"/>
+              </w:pBdr>
+              <w:spacing w:after="260"/>
+            </w:pPr>
+            <w:r>
+              <w:rPr>
+                <w:rFonts w:ascii="Malgun Gothic" w:cs="Malgun Gothic" w:eastAsia="Malgun Gothic" w:hAnsi="Malgun Gothic"/>
+                <w:sz w:val="21"/>
+                <w:szCs w:val="21"/>
+              </w:rPr>
+              <w:t xml:space="preserve"> </w:t>
+            </w:r>
+          </w:p>
+          <w:p>
+            <w:pPr>
+              <w:spacing w:after="260"/>
+            </w:pPr>
+            <w:r>
+              <w:rPr>
+                <w:rFonts w:ascii="Malgun Gothic" w:cs="Malgun Gothic" w:eastAsia="Malgun Gothic" w:hAnsi="Malgun Gothic"/>
+                <w:sz w:val="21"/>
+                <w:szCs w:val="21"/>
+              </w:rPr>
+              <w:t xml:space="preserve"> </w:t>
+            </w:r>
+          </w:p>
+        </w:tc>
+      </w:tr>
+    </w:tbl>
+    <w:p>
+      <w:pPr>
+        <w:spacing w:after="200"/>
+      </w:pPr>
+    </w:p>
+    <w:p>
+      <w:pPr>
+        <w:pStyle w:val="Heading2"/>
+        <w:keepNext/>
+        <w:spacing w:after="120" w:before="240"/>
+      </w:pPr>
+      <w:r>
+        <w:rPr>
+          <w:rFonts w:ascii="Malgun Gothic" w:cs="Malgun Gothic" w:eastAsia="Malgun Gothic" w:hAnsi="Malgun Gothic"/>
+          <w:b/>
+          <w:bCs/>
+          <w:color w:val="2F5496"/>
+          <w:sz w:val="24"/>
+          <w:szCs w:val="24"/>
+        </w:rPr>
+        <w:t xml:space="preserve">다음 시간 예고 — 14주차, 마지막 수업입니다</w:t>
+      </w:r>
+    </w:p>
+    <w:tbl>
+      <w:tblPr>
+        <w:tblW w:type="dxa" w:w="9350"/>
+        <w:tblBorders>
+          <w:top w:val="single" w:color="BFBFBF" w:sz="4"/>
+          <w:left w:val="single" w:color="BFBFBF" w:sz="4"/>
+          <w:bottom w:val="single" w:color="BFBFBF" w:sz="4"/>
+          <w:right w:val="single" w:color="BFBFBF" w:sz="4"/>
+          <w:insideH w:val="single" w:color="BFBFBF" w:sz="4"/>
+          <w:insideV w:val="single" w:color="BFBFBF" w:sz="4"/>
+        </w:tblBorders>
+      </w:tblPr>
+      <w:tblGrid>
+        <w:gridCol w:w="9350"/>
+      </w:tblGrid>
+      <w:tr>
+        <w:trPr>
+          <w:cantSplit/>
+        </w:trPr>
+        <w:tc>
+          <w:tcPr>
+            <w:tcW w:type="dxa" w:w="9350"/>
+            <w:shd w:fill="EEF3FB" w:val="clear"/>
+            <w:tcMar>
+              <w:top w:type="dxa" w:w="140"/>
+              <w:left w:type="dxa" w:w="200"/>
+              <w:bottom w:type="dxa" w:w="140"/>
+              <w:right w:type="dxa" w:w="200"/>
+            </w:tcMar>
+          </w:tcPr>
+          <w:p>
+            <w:r>
+              <w:rPr>
+                <w:rFonts w:ascii="Malgun Gothic" w:cs="Malgun Gothic" w:eastAsia="Malgun Gothic" w:hAnsi="Malgun Gothic"/>
+                <w:i/>
+                <w:iCs/>
+                <w:color w:val="1F3864"/>
+                <w:sz w:val="20"/>
+                <w:szCs w:val="20"/>
+              </w:rPr>
+              <w:t xml:space="preserve">14주차에는 이 화면을 전시장에 내놓을 준비를 합니다. 몇 시간 동안 사람 없이 켜 두어도 화면이 꺼지지 않게 하고, 1m 밖에서 읽히게 글자를 키우고, 관람객이 읽을 작품 설명을 붙입니다. 마지막 30분은 아무도 손대지 않는 무인 리허설입니다. 오늘 적어 둔 재연결 변수 이름을 가지고 오세요. 오늘 자동 재연결이 안 된 팀은 14주차 전에 꼭 끝내세요 — 전시 중에 한 번 끊기면 그대로 멈춥니다.</w:t>
             </w:r>
           </w:p>
         </w:tc>
@@ -8186,10 +8721,6 @@
 </w:document>
 </file>
 
-<file path=word/comments.xml><?xml version="1.0" encoding="utf-8"?>
-<w:comments xmlns:cx="http://schemas.microsoft.com/office/drawing/2014/chartex" xmlns:cx1="http://schemas.microsoft.com/office/drawing/2015/9/8/chartex" xmlns:cx2="http://schemas.microsoft.com/office/drawing/2015/10/21/chartex" xmlns:cx3="http://schemas.microsoft.com/office/drawing/2016/5/9/chartex" xmlns:cx4="http://schemas.microsoft.com/office/drawing/2016/5/10/chartex" xmlns:cx5="http://schemas.microsoft.com/office/drawing/2016/5/11/chartex" xmlns:cx6="http://schemas.microsoft.com/office/drawing/2016/5/12/chartex" xmlns:cx7="http://schemas.microsoft.com/office/drawing/2016/5/13/chartex" xmlns:cx8="http://schemas.microsoft.com/office/drawing/2016/5/14/chartex" xmlns:mc="http://schemas.openxmlformats.org/markup-compatibility/2006" xmlns:aink="http://schemas.microsoft.com/office/drawing/2016/ink" xmlns:am3d="http://schemas.microsoft.com/office/drawing/2017/model3d" xmlns:o="urn:schemas-microsoft-com:office:office" xmlns:r="http://schemas.openxmlformats.org/officeDocument/2006/relationships" xmlns:m="http://schemas.openxmlformats.org/officeDocument/2006/math" xmlns:v="urn:schemas-microsoft-com:vml" xmlns:wp14="http://schemas.microsoft.com/office/word/2010/wordprocessingDrawing" xmlns:wp="http://schemas.openxmlformats.org/drawingml/2006/wordprocessingDrawing" xmlns:w10="urn:schemas-microsoft-com:office:word" xmlns:w="http://schemas.openxmlformats.org/wordprocessingml/2006/main" xmlns:w14="http://schemas.microsoft.com/office/word/2010/wordml" xmlns:w15="http://schemas.microsoft.com/office/word/2012/wordml" xmlns:w16cex="http://schemas.microsoft.com/office/word/2018/wordml/cex" xmlns:w16cid="http://schemas.microsoft.com/office/word/2016/wordml/cid" xmlns:w16="http://schemas.microsoft.com/office/word/2018/wordml" xmlns:w16sdtdh="http://schemas.microsoft.com/office/word/2020/wordml/sdtdatahash" xmlns:w16se="http://schemas.microsoft.com/office/word/2015/wordml/symex" xmlns:wpg="http://schemas.microsoft.com/office/word/2010/wordprocessingGroup" xmlns:wpi="http://schemas.microsoft.com/office/word/2010/wordprocessingInk" xmlns:wne="http://schemas.microsoft.com/office/word/2006/wordml" xmlns:wps="http://schemas.microsoft.com/office/word/2010/wordprocessingShape"/>
-</file>
-
 <file path=word/endnotes.xml><?xml version="1.0" encoding="utf-8"?>
 <w:endnotes xmlns:wpc="http://schemas.microsoft.com/office/word/2010/wordprocessingCanvas" xmlns:mc="http://schemas.openxmlformats.org/markup-compatibility/2006" xmlns:o="urn:schemas-microsoft-com:office:office" xmlns:r="http://schemas.openxmlformats.org/officeDocument/2006/relationships" xmlns:m="http://schemas.openxmlformats.org/officeDocument/2006/math" xmlns:v="urn:schemas-microsoft-com:vml" xmlns:wp14="http://schemas.microsoft.com/office/word/2010/wordprocessingDrawing" xmlns:wp="http://schemas.openxmlformats.org/drawingml/2006/wordprocessingDrawing" xmlns:w10="urn:schemas-microsoft-com:office:word" xmlns:w="http://schemas.openxmlformats.org/wordprocessingml/2006/main" xmlns:w14="http://schemas.microsoft.com/office/word/2010/wordml" xmlns:w15="http://schemas.microsoft.com/office/word/2012/wordml" xmlns:wpg="http://schemas.microsoft.com/office/word/2010/wordprocessingGroup" xmlns:wpi="http://schemas.microsoft.com/office/word/2010/wordprocessingInk" xmlns:wne="http://schemas.microsoft.com/office/word/2006/wordml" xmlns:wps="http://schemas.microsoft.com/office/word/2010/wordprocessingShape" mc:Ignorable="w14 w15 wp14">
   <w:endnote w:type="separator" w:id="-1">
@@ -8268,7 +8799,7 @@
 <w:numbering xmlns:wpc="http://schemas.microsoft.com/office/word/2010/wordprocessingCanvas" xmlns:mc="http://schemas.openxmlformats.org/markup-compatibility/2006" xmlns:o="urn:schemas-microsoft-com:office:office" xmlns:r="http://schemas.openxmlformats.org/officeDocument/2006/relationships" xmlns:m="http://schemas.openxmlformats.org/officeDocument/2006/math" xmlns:v="urn:schemas-microsoft-com:vml" xmlns:wp14="http://schemas.microsoft.com/office/word/2010/wordprocessingDrawing" xmlns:wp="http://schemas.openxmlformats.org/drawingml/2006/wordprocessingDrawing" xmlns:w10="urn:schemas-microsoft-com:office:word" xmlns:w="http://schemas.openxmlformats.org/wordprocessingml/2006/main" xmlns:w14="http://schemas.microsoft.com/office/word/2010/wordml" xmlns:w15="http://schemas.microsoft.com/office/word/2012/wordml" xmlns:wpg="http://schemas.microsoft.com/office/word/2010/wordprocessingGroup" xmlns:wpi="http://schemas.microsoft.com/office/word/2010/wordprocessingInk" xmlns:wne="http://schemas.microsoft.com/office/word/2006/wordml" xmlns:wps="http://schemas.microsoft.com/office/word/2010/wordprocessingShape" mc:Ignorable="w14 w15 wp14">
   <w:abstractNum w:abstractNumId="1" w15:restartNumberingAfterBreak="0">
     <w:multiLevelType w:val="hybridMultilevel"/>
-    <w:lvl w:ilvl="0" w15:tentative="1">
+    <w:lvl w:ilvl="0" w:tentative="1">
       <w:start w:val="1"/>
       <w:numFmt w:val="bullet"/>
       <w:lvlText w:val="●"/>
@@ -8277,7 +8808,7 @@
         <w:ind w:left="720" w:hanging="360"/>
       </w:pPr>
     </w:lvl>
-    <w:lvl w:ilvl="1" w15:tentative="1">
+    <w:lvl w:ilvl="1" w:tentative="1">
       <w:start w:val="1"/>
       <w:numFmt w:val="bullet"/>
       <w:lvlText w:val="○"/>
@@ -8286,7 +8817,7 @@
         <w:ind w:left="1440" w:hanging="360"/>
       </w:pPr>
     </w:lvl>
-    <w:lvl w:ilvl="2" w15:tentative="1">
+    <w:lvl w:ilvl="2" w:tentative="1">
       <w:start w:val="1"/>
       <w:numFmt w:val="bullet"/>
       <w:lvlText w:val="■"/>
@@ -8295,7 +8826,7 @@
         <w:ind w:left="2160" w:hanging="360"/>
       </w:pPr>
     </w:lvl>
-    <w:lvl w:ilvl="3" w15:tentative="1">
+    <w:lvl w:ilvl="3" w:tentative="1">
       <w:start w:val="1"/>
       <w:numFmt w:val="bullet"/>
       <w:lvlText w:val="●"/>
@@ -8304,7 +8835,7 @@
         <w:ind w:left="2880" w:hanging="360"/>
       </w:pPr>
     </w:lvl>
-    <w:lvl w:ilvl="4" w15:tentative="1">
+    <w:lvl w:ilvl="4" w:tentative="1">
       <w:start w:val="1"/>
       <w:numFmt w:val="bullet"/>
       <w:lvlText w:val="○"/>
@@ -8313,7 +8844,7 @@
         <w:ind w:left="3600" w:hanging="360"/>
       </w:pPr>
     </w:lvl>
-    <w:lvl w:ilvl="5" w15:tentative="1">
+    <w:lvl w:ilvl="5" w:tentative="1">
       <w:start w:val="1"/>
       <w:numFmt w:val="bullet"/>
       <w:lvlText w:val="■"/>
@@ -8322,7 +8853,7 @@
         <w:ind w:left="4320" w:hanging="360"/>
       </w:pPr>
     </w:lvl>
-    <w:lvl w:ilvl="6" w15:tentative="1">
+    <w:lvl w:ilvl="6" w:tentative="1">
       <w:start w:val="1"/>
       <w:numFmt w:val="bullet"/>
       <w:lvlText w:val="●"/>
@@ -8331,7 +8862,7 @@
         <w:ind w:left="5040" w:hanging="360"/>
       </w:pPr>
     </w:lvl>
-    <w:lvl w:ilvl="7" w15:tentative="1">
+    <w:lvl w:ilvl="7" w:tentative="1">
       <w:start w:val="1"/>
       <w:numFmt w:val="bullet"/>
       <w:lvlText w:val="●"/>
@@ -8340,7 +8871,7 @@
         <w:ind w:left="5760" w:hanging="360"/>
       </w:pPr>
     </w:lvl>
-    <w:lvl w:ilvl="8" w15:tentative="1">
+    <w:lvl w:ilvl="8" w:tentative="1">
       <w:start w:val="1"/>
       <w:numFmt w:val="bullet"/>
       <w:lvlText w:val="●"/>
@@ -8365,6 +8896,10 @@
     <w:rPrDefault/>
     <w:pPrDefault/>
   </w:docDefaults>
+  <w:style w:type="paragraph" w:styleId="Normal" w:default="1">
+    <w:name w:val="Normal"/>
+    <w:qFormat/>
+  </w:style>
   <w:style w:type="paragraph" w:styleId="Title">
     <w:name w:val="Title"/>
     <w:basedOn w:val="Normal"/>
@@ -8537,4 +9072,294 @@
     </w:rPr>
   </w:style>
 </w:styles>
+</file>
+
+<file path=word/theme/theme1.xml><?xml version="1.0" encoding="utf-8"?>
+<a:theme xmlns:a="http://schemas.openxmlformats.org/drawingml/2006/main" name="Office Theme">
+  <a:themeElements>
+    <a:clrScheme name="Office">
+      <a:dk1>
+        <a:sysClr val="windowText" lastClr="000000"/>
+      </a:dk1>
+      <a:lt1>
+        <a:sysClr val="window" lastClr="FFFFFF"/>
+      </a:lt1>
+      <a:dk2>
+        <a:srgbClr val="44546A"/>
+      </a:dk2>
+      <a:lt2>
+        <a:srgbClr val="E7E6E6"/>
+      </a:lt2>
+      <a:accent1>
+        <a:srgbClr val="4472C4"/>
+      </a:accent1>
+      <a:accent2>
+        <a:srgbClr val="ED7D31"/>
+      </a:accent2>
+      <a:accent3>
+        <a:srgbClr val="A5A5A5"/>
+      </a:accent3>
+      <a:accent4>
+        <a:srgbClr val="FFC000"/>
+      </a:accent4>
+      <a:accent5>
+        <a:srgbClr val="5B9BD5"/>
+      </a:accent5>
+      <a:accent6>
+        <a:srgbClr val="70AD47"/>
+      </a:accent6>
+      <a:hlink>
+        <a:srgbClr val="0563C1"/>
+      </a:hlink>
+      <a:folHlink>
+        <a:srgbClr val="954F72"/>
+      </a:folHlink>
+    </a:clrScheme>
+    <a:fontScheme name="Office">
+      <a:majorFont>
+        <a:latin typeface="Calibri Light" panose="020F0302020204030204"/>
+        <a:ea typeface=""/>
+        <a:cs typeface=""/>
+        <a:font script="Jpan" typeface="游ゴシック Light"/>
+        <a:font script="Hang" typeface="맑은 고딕"/>
+        <a:font script="Hans" typeface="等线 Light"/>
+        <a:font script="Hant" typeface="新細明體"/>
+        <a:font script="Arab" typeface="Times New Roman"/>
+        <a:font script="Hebr" typeface="Times New Roman"/>
+        <a:font script="Thai" typeface="Angsana New"/>
+        <a:font script="Ethi" typeface="Nyala"/>
+        <a:font script="Beng" typeface="Vrinda"/>
+        <a:font script="Gujr" typeface="Shruti"/>
+        <a:font script="Khmr" typeface="MoolBoran"/>
+        <a:font script="Knda" typeface="Tunga"/>
+        <a:font script="Guru" typeface="Raavi"/>
+        <a:font script="Cans" typeface="Euphemia"/>
+        <a:font script="Cher" typeface="Plantagenet Cherokee"/>
+        <a:font script="Yiii" typeface="Microsoft Yi Baiti"/>
+        <a:font script="Tibt" typeface="Microsoft Himalaya"/>
+        <a:font script="Thaa" typeface="MV Boli"/>
+        <a:font script="Deva" typeface="Mangal"/>
+        <a:font script="Telu" typeface="Gautami"/>
+        <a:font script="Taml" typeface="Latha"/>
+        <a:font script="Syrc" typeface="Estrangelo Edessa"/>
+        <a:font script="Orya" typeface="Kalinga"/>
+        <a:font script="Mlym" typeface="Kartika"/>
+        <a:font script="Laoo" typeface="DokChampa"/>
+        <a:font script="Sinh" typeface="Iskoola Pota"/>
+        <a:font script="Mong" typeface="Mongolian Baiti"/>
+        <a:font script="Viet" typeface="Times New Roman"/>
+        <a:font script="Uigh" typeface="Microsoft Uighur"/>
+        <a:font script="Geor" typeface="Sylfaen"/>
+        <a:font script="Armn" typeface="Arial"/>
+        <a:font script="Bugi" typeface="Leelawadee UI"/>
+        <a:font script="Bopo" typeface="Microsoft JhengHei"/>
+        <a:font script="Java" typeface="Javanese Text"/>
+        <a:font script="Lisu" typeface="Segoe UI"/>
+        <a:font script="Mymr" typeface="Myanmar Text"/>
+        <a:font script="Nkoo" typeface="Ebrima"/>
+        <a:font script="Olck" typeface="Nirmala UI"/>
+        <a:font script="Osma" typeface="Ebrima"/>
+        <a:font script="Phag" typeface="Phagspa"/>
+        <a:font script="Syrn" typeface="Estrangelo Edessa"/>
+        <a:font script="Syrj" typeface="Estrangelo Edessa"/>
+        <a:font script="Syre" typeface="Estrangelo Edessa"/>
+        <a:font script="Sora" typeface="Nirmala UI"/>
+        <a:font script="Tale" typeface="Microsoft Tai Le"/>
+        <a:font script="Talu" typeface="Microsoft New Tai Lue"/>
+        <a:font script="Tfng" typeface="Ebrima"/>
+      </a:majorFont>
+      <a:minorFont>
+        <a:latin typeface="Calibri" panose="020F0502020204030204"/>
+        <a:ea typeface=""/>
+        <a:cs typeface=""/>
+        <a:font script="Jpan" typeface="游明朝"/>
+        <a:font script="Hang" typeface="맑은 고딕"/>
+        <a:font script="Hans" typeface="等线"/>
+        <a:font script="Hant" typeface="新細明體"/>
+        <a:font script="Arab" typeface="Arial"/>
+        <a:font script="Hebr" typeface="Arial"/>
+        <a:font script="Thai" typeface="Cordia New"/>
+        <a:font script="Ethi" typeface="Nyala"/>
+        <a:font script="Beng" typeface="Vrinda"/>
+        <a:font script="Gujr" typeface="Shruti"/>
+        <a:font script="Khmr" typeface="DaunPenh"/>
+        <a:font script="Knda" typeface="Tunga"/>
+        <a:font script="Guru" typeface="Raavi"/>
+        <a:font script="Cans" typeface="Euphemia"/>
+        <a:font script="Cher" typeface="Plantagenet Cherokee"/>
+        <a:font script="Yiii" typeface="Microsoft Yi Baiti"/>
+        <a:font script="Tibt" typeface="Microsoft Himalaya"/>
+        <a:font script="Thaa" typeface="MV Boli"/>
+        <a:font script="Deva" typeface="Mangal"/>
+        <a:font script="Telu" typeface="Gautami"/>
+        <a:font script="Taml" typeface="Latha"/>
+        <a:font script="Syrc" typeface="Estrangelo Edessa"/>
+        <a:font script="Orya" typeface="Kalinga"/>
+        <a:font script="Mlym" typeface="Kartika"/>
+        <a:font script="Laoo" typeface="DokChampa"/>
+        <a:font script="Sinh" typeface="Iskoola Pota"/>
+        <a:font script="Mong" typeface="Mongolian Baiti"/>
+        <a:font script="Viet" typeface="Arial"/>
+        <a:font script="Uigh" typeface="Microsoft Uighur"/>
+        <a:font script="Geor" typeface="Sylfaen"/>
+        <a:font script="Armn" typeface="Arial"/>
+        <a:font script="Bugi" typeface="Leelawadee UI"/>
+        <a:font script="Bopo" typeface="Microsoft JhengHei"/>
+        <a:font script="Java" typeface="Javanese Text"/>
+        <a:font script="Lisu" typeface="Segoe UI"/>
+        <a:font script="Mymr" typeface="Myanmar Text"/>
+        <a:font script="Nkoo" typeface="Ebrima"/>
+        <a:font script="Olck" typeface="Nirmala UI"/>
+        <a:font script="Osma" typeface="Ebrima"/>
+        <a:font script="Phag" typeface="Phagspa"/>
+        <a:font script="Syrn" typeface="Estrangelo Edessa"/>
+        <a:font script="Syrj" typeface="Estrangelo Edessa"/>
+        <a:font script="Syre" typeface="Estrangelo Edessa"/>
+        <a:font script="Sora" typeface="Nirmala UI"/>
+        <a:font script="Tale" typeface="Microsoft Tai Le"/>
+        <a:font script="Talu" typeface="Microsoft New Tai Lue"/>
+        <a:font script="Tfng" typeface="Ebrima"/>
+      </a:minorFont>
+    </a:fontScheme>
+    <a:fmtScheme name="Office">
+      <a:fillStyleLst>
+        <a:solidFill>
+          <a:schemeClr val="phClr"/>
+        </a:solidFill>
+        <a:gradFill rotWithShape="true">
+          <a:gsLst>
+            <a:gs pos="0">
+              <a:schemeClr val="phClr">
+                <a:lumMod val="110000"/>
+                <a:satMod val="105000"/>
+                <a:tint val="67000"/>
+              </a:schemeClr>
+            </a:gs>
+            <a:gs pos="50000">
+              <a:schemeClr val="phClr">
+                <a:lumMod val="105000"/>
+                <a:satMod val="103000"/>
+                <a:tint val="73000"/>
+              </a:schemeClr>
+            </a:gs>
+            <a:gs pos="100000">
+              <a:schemeClr val="phClr">
+                <a:lumMod val="105000"/>
+                <a:satMod val="109000"/>
+                <a:tint val="81000"/>
+              </a:schemeClr>
+            </a:gs>
+          </a:gsLst>
+          <a:lin ang="5400000" scaled="false"/>
+        </a:gradFill>
+        <a:gradFill rotWithShape="true">
+          <a:gsLst>
+            <a:gs pos="0">
+              <a:schemeClr val="phClr">
+                <a:satMod val="103000"/>
+                <a:lumMod val="102000"/>
+                <a:tint val="94000"/>
+              </a:schemeClr>
+            </a:gs>
+            <a:gs pos="50000">
+              <a:schemeClr val="phClr">
+                <a:satMod val="110000"/>
+                <a:lumMod val="100000"/>
+                <a:shade val="100000"/>
+              </a:schemeClr>
+            </a:gs>
+            <a:gs pos="100000">
+              <a:schemeClr val="phClr">
+                <a:lumMod val="99000"/>
+                <a:satMod val="120000"/>
+                <a:shade val="78000"/>
+              </a:schemeClr>
+            </a:gs>
+          </a:gsLst>
+          <a:lin ang="5400000" scaled="false"/>
+        </a:gradFill>
+      </a:fillStyleLst>
+      <a:lnStyleLst>
+        <a:ln w="6350" cap="flat" cmpd="sng" algn="ctr">
+          <a:solidFill>
+            <a:schemeClr val="phClr"/>
+          </a:solidFill>
+          <a:prstDash val="solid"/>
+          <a:miter lim="800000"/>
+        </a:ln>
+        <a:ln w="12700" cap="flat" cmpd="sng" algn="ctr">
+          <a:solidFill>
+            <a:schemeClr val="phClr"/>
+          </a:solidFill>
+          <a:prstDash val="solid"/>
+          <a:miter lim="800000"/>
+        </a:ln>
+        <a:ln w="19050" cap="flat" cmpd="sng" algn="ctr">
+          <a:solidFill>
+            <a:schemeClr val="phClr"/>
+          </a:solidFill>
+          <a:prstDash val="solid"/>
+          <a:miter lim="800000"/>
+        </a:ln>
+      </a:lnStyleLst>
+      <a:effectStyleLst>
+        <a:effectStyle>
+          <a:effectLst/>
+        </a:effectStyle>
+        <a:effectStyle>
+          <a:effectLst/>
+        </a:effectStyle>
+        <a:effectStyle>
+          <a:effectLst>
+            <a:outerShdw blurRad="57150" dist="19050" dir="5400000" algn="ctr" rotWithShape="false">
+              <a:srgbClr val="000000">
+                <a:alpha val="63000"/>
+              </a:srgbClr>
+            </a:outerShdw>
+          </a:effectLst>
+        </a:effectStyle>
+      </a:effectStyleLst>
+      <a:bgFillStyleLst>
+        <a:solidFill>
+          <a:schemeClr val="phClr"/>
+        </a:solidFill>
+        <a:solidFill>
+          <a:schemeClr val="phClr">
+            <a:tint val="95000"/>
+            <a:satMod val="170000"/>
+          </a:schemeClr>
+        </a:solidFill>
+        <a:gradFill rotWithShape="true">
+          <a:gsLst>
+            <a:gs pos="0">
+              <a:schemeClr val="phClr">
+                <a:tint val="93000"/>
+                <a:satMod val="150000"/>
+                <a:shade val="98000"/>
+                <a:lumMod val="102000"/>
+              </a:schemeClr>
+            </a:gs>
+            <a:gs pos="50000">
+              <a:schemeClr val="phClr">
+                <a:tint val="98000"/>
+                <a:satMod val="130000"/>
+                <a:shade val="90000"/>
+                <a:lumMod val="103000"/>
+              </a:schemeClr>
+            </a:gs>
+            <a:gs pos="100000">
+              <a:schemeClr val="phClr">
+                <a:shade val="63000"/>
+                <a:satMod val="120000"/>
+              </a:schemeClr>
+            </a:gs>
+          </a:gsLst>
+          <a:lin ang="5400000" scaled="false"/>
+        </a:gradFill>
+      </a:bgFillStyleLst>
+    </a:fmtScheme>
+  </a:themeElements>
+  <a:objectDefaults/>
+  <a:extraClrSchemeLst/>
+</a:theme>
 </file>
--- a/worksheets/11주차_학생워크시트.docx
+++ b/worksheets/11주차_학생워크시트.docx
@@ -5951,8 +5951,9 @@
         </w:tblBorders>
       </w:tblPr>
       <w:tblGrid>
-        <w:gridCol w:w="6200"/>
-        <w:gridCol w:w="3150"/>
+        <w:gridCol w:w="4300"/>
+        <w:gridCol w:w="3000"/>
+        <w:gridCol w:w="2050"/>
       </w:tblGrid>
       <w:tr>
         <w:trPr>
@@ -5961,7 +5962,7 @@
         </w:trPr>
         <w:tc>
           <w:tcPr>
-            <w:tcW w:type="dxa" w:w="6200"/>
+            <w:tcW w:type="dxa" w:w="4300"/>
             <w:shd w:fill="2F5496" w:val="clear"/>
             <w:tcMar>
               <w:top w:type="dxa" w:w="100"/>
@@ -5987,7 +5988,7 @@
         </w:tc>
         <w:tc>
           <w:tcPr>
-            <w:tcW w:type="dxa" w:w="3150"/>
+            <w:tcW w:type="dxa" w:w="3000"/>
             <w:shd w:fill="2F5496" w:val="clear"/>
             <w:tcMar>
               <w:top w:type="dxa" w:w="100"/>
@@ -6007,6 +6008,32 @@
                 <w:sz w:val="20"/>
                 <w:szCs w:val="20"/>
               </w:rPr>
+              <w:t xml:space="preserve">빼먹으면 어떻게 되나</w:t>
+            </w:r>
+          </w:p>
+        </w:tc>
+        <w:tc>
+          <w:tcPr>
+            <w:tcW w:type="dxa" w:w="2050"/>
+            <w:shd w:fill="2F5496" w:val="clear"/>
+            <w:tcMar>
+              <w:top w:type="dxa" w:w="100"/>
+              <w:left w:type="dxa" w:w="120"/>
+              <w:bottom w:type="dxa" w:w="100"/>
+              <w:right w:type="dxa" w:w="120"/>
+            </w:tcMar>
+            <w:vAlign w:val="center"/>
+          </w:tcPr>
+          <w:p>
+            <w:r>
+              <w:rPr>
+                <w:rFonts w:ascii="Malgun Gothic" w:cs="Malgun Gothic" w:eastAsia="Malgun Gothic" w:hAnsi="Malgun Gothic"/>
+                <w:b/>
+                <w:bCs/>
+                <w:color w:val="FFFFFF"/>
+                <w:sz w:val="20"/>
+                <w:szCs w:val="20"/>
+              </w:rPr>
               <w:t xml:space="preserve">고쳤나</w:t>
             </w:r>
           </w:p>
@@ -6018,7 +6045,7 @@
         </w:trPr>
         <w:tc>
           <w:tcPr>
-            <w:tcW w:type="dxa" w:w="6200"/>
+            <w:tcW w:type="dxa" w:w="4300"/>
             <w:tcMar>
               <w:top w:type="dxa" w:w="100"/>
               <w:left w:type="dxa" w:w="120"/>
@@ -6043,7 +6070,32 @@
         </w:tc>
         <w:tc>
           <w:tcPr>
-            <w:tcW w:type="dxa" w:w="3150"/>
+            <w:tcW w:type="dxa" w:w="3000"/>
+            <w:tcMar>
+              <w:top w:type="dxa" w:w="100"/>
+              <w:left w:type="dxa" w:w="120"/>
+              <w:bottom w:type="dxa" w:w="100"/>
+              <w:right w:type="dxa" w:w="120"/>
+            </w:tcMar>
+            <w:vAlign w:val="center"/>
+          </w:tcPr>
+          <w:p>
+            <w:r>
+              <w:rPr>
+                <w:rFonts w:ascii="Malgun Gothic" w:cs="Malgun Gothic" w:eastAsia="Malgun Gothic" w:hAnsi="Malgun Gothic"/>
+                <w:b w:val="false"/>
+                <w:bCs w:val="false"/>
+                <w:color w:val="000000"/>
+                <w:sz w:val="20"/>
+                <w:szCs w:val="20"/>
+              </w:rPr>
+              <w:t xml:space="preserve">타입 오류 (빨간 줄)</w:t>
+            </w:r>
+          </w:p>
+        </w:tc>
+        <w:tc>
+          <w:tcPr>
+            <w:tcW w:type="dxa" w:w="2050"/>
             <w:tcMar>
               <w:top w:type="dxa" w:w="100"/>
               <w:left w:type="dxa" w:w="120"/>
@@ -6073,7 +6125,7 @@
         </w:trPr>
         <w:tc>
           <w:tcPr>
-            <w:tcW w:type="dxa" w:w="6200"/>
+            <w:tcW w:type="dxa" w:w="4300"/>
             <w:tcMar>
               <w:top w:type="dxa" w:w="100"/>
               <w:left w:type="dxa" w:w="120"/>
@@ -6098,7 +6150,32 @@
         </w:tc>
         <w:tc>
           <w:tcPr>
-            <w:tcW w:type="dxa" w:w="3150"/>
+            <w:tcW w:type="dxa" w:w="3000"/>
+            <w:tcMar>
+              <w:top w:type="dxa" w:w="100"/>
+              <w:left w:type="dxa" w:w="120"/>
+              <w:bottom w:type="dxa" w:w="100"/>
+              <w:right w:type="dxa" w:w="120"/>
+            </w:tcMar>
+            <w:vAlign w:val="center"/>
+          </w:tcPr>
+          <w:p>
+            <w:r>
+              <w:rPr>
+                <w:rFonts w:ascii="Malgun Gothic" w:cs="Malgun Gothic" w:eastAsia="Malgun Gothic" w:hAnsi="Malgun Gothic"/>
+                <w:b w:val="false"/>
+                <w:bCs w:val="false"/>
+                <w:color w:val="000000"/>
+                <w:sz w:val="20"/>
+                <w:szCs w:val="20"/>
+              </w:rPr>
+              <w:t xml:space="preserve">오류 없음! 카드만 안 생김</w:t>
+            </w:r>
+          </w:p>
+        </w:tc>
+        <w:tc>
+          <w:tcPr>
+            <w:tcW w:type="dxa" w:w="2050"/>
             <w:tcMar>
               <w:top w:type="dxa" w:w="100"/>
               <w:left w:type="dxa" w:w="120"/>
@@ -6128,7 +6205,7 @@
         </w:trPr>
         <w:tc>
           <w:tcPr>
-            <w:tcW w:type="dxa" w:w="6200"/>
+            <w:tcW w:type="dxa" w:w="4300"/>
             <w:tcMar>
               <w:top w:type="dxa" w:w="100"/>
               <w:left w:type="dxa" w:w="120"/>
@@ -6153,7 +6230,32 @@
         </w:tc>
         <w:tc>
           <w:tcPr>
-            <w:tcW w:type="dxa" w:w="3150"/>
+            <w:tcW w:type="dxa" w:w="3000"/>
+            <w:tcMar>
+              <w:top w:type="dxa" w:w="100"/>
+              <w:left w:type="dxa" w:w="120"/>
+              <w:bottom w:type="dxa" w:w="100"/>
+              <w:right w:type="dxa" w:w="120"/>
+            </w:tcMar>
+            <w:vAlign w:val="center"/>
+          </w:tcPr>
+          <w:p>
+            <w:r>
+              <w:rPr>
+                <w:rFonts w:ascii="Malgun Gothic" w:cs="Malgun Gothic" w:eastAsia="Malgun Gothic" w:hAnsi="Malgun Gothic"/>
+                <w:b w:val="false"/>
+                <w:bCs w:val="false"/>
+                <w:color w:val="000000"/>
+                <w:sz w:val="20"/>
+                <w:szCs w:val="20"/>
+              </w:rPr>
+              <w:t xml:space="preserve">타입 오류 (빨간 줄)</w:t>
+            </w:r>
+          </w:p>
+        </w:tc>
+        <w:tc>
+          <w:tcPr>
+            <w:tcW w:type="dxa" w:w="2050"/>
             <w:tcMar>
               <w:top w:type="dxa" w:w="100"/>
               <w:left w:type="dxa" w:w="120"/>
@@ -6183,32 +6285,57 @@
         </w:trPr>
         <w:tc>
           <w:tcPr>
-            <w:tcW w:type="dxa" w:w="6200"/>
-            <w:tcMar>
-              <w:top w:type="dxa" w:w="100"/>
-              <w:left w:type="dxa" w:w="120"/>
-              <w:bottom w:type="dxa" w:w="100"/>
-              <w:right w:type="dxa" w:w="120"/>
-            </w:tcMar>
-            <w:vAlign w:val="center"/>
-          </w:tcPr>
-          <w:p>
-            <w:r>
-              <w:rPr>
-                <w:rFonts w:ascii="Malgun Gothic" w:cs="Malgun Gothic" w:eastAsia="Malgun Gothic" w:hAnsi="Malgun Gothic"/>
-                <w:b w:val="false"/>
-                <w:bCs w:val="false"/>
-                <w:color w:val="000000"/>
-                <w:sz w:val="20"/>
-                <w:szCs w:val="20"/>
-              </w:rPr>
-              <w:t xml:space="preserve">처음 값을 넣어두는 곳 (sensorValues 같은 useState 초기값)</w:t>
-            </w:r>
-          </w:p>
-        </w:tc>
-        <w:tc>
-          <w:tcPr>
-            <w:tcW w:type="dxa" w:w="3150"/>
+            <w:tcW w:type="dxa" w:w="4300"/>
+            <w:tcMar>
+              <w:top w:type="dxa" w:w="100"/>
+              <w:left w:type="dxa" w:w="120"/>
+              <w:bottom w:type="dxa" w:w="100"/>
+              <w:right w:type="dxa" w:w="120"/>
+            </w:tcMar>
+            <w:vAlign w:val="center"/>
+          </w:tcPr>
+          <w:p>
+            <w:r>
+              <w:rPr>
+                <w:rFonts w:ascii="Malgun Gothic" w:cs="Malgun Gothic" w:eastAsia="Malgun Gothic" w:hAnsi="Malgun Gothic"/>
+                <w:b w:val="false"/>
+                <w:bCs w:val="false"/>
+                <w:color w:val="000000"/>
+                <w:sz w:val="20"/>
+                <w:szCs w:val="20"/>
+              </w:rPr>
+              <w:t xml:space="preserve">값을 모으는 객체 (sensorValues 등)</w:t>
+            </w:r>
+          </w:p>
+        </w:tc>
+        <w:tc>
+          <w:tcPr>
+            <w:tcW w:type="dxa" w:w="3000"/>
+            <w:tcMar>
+              <w:top w:type="dxa" w:w="100"/>
+              <w:left w:type="dxa" w:w="120"/>
+              <w:bottom w:type="dxa" w:w="100"/>
+              <w:right w:type="dxa" w:w="120"/>
+            </w:tcMar>
+            <w:vAlign w:val="center"/>
+          </w:tcPr>
+          <w:p>
+            <w:r>
+              <w:rPr>
+                <w:rFonts w:ascii="Malgun Gothic" w:cs="Malgun Gothic" w:eastAsia="Malgun Gothic" w:hAnsi="Malgun Gothic"/>
+                <w:b w:val="false"/>
+                <w:bCs w:val="false"/>
+                <w:color w:val="000000"/>
+                <w:sz w:val="20"/>
+                <w:szCs w:val="20"/>
+              </w:rPr>
+              <w:t xml:space="preserve">타입 오류 (빨간 줄)</w:t>
+            </w:r>
+          </w:p>
+        </w:tc>
+        <w:tc>
+          <w:tcPr>
+            <w:tcW w:type="dxa" w:w="2050"/>
             <w:tcMar>
               <w:top w:type="dxa" w:w="100"/>
               <w:left w:type="dxa" w:w="120"/>
@@ -6238,7 +6365,7 @@
         </w:trPr>
         <w:tc>
           <w:tcPr>
-            <w:tcW w:type="dxa" w:w="6200"/>
+            <w:tcW w:type="dxa" w:w="4300"/>
             <w:tcMar>
               <w:top w:type="dxa" w:w="100"/>
               <w:left w:type="dxa" w:w="120"/>
@@ -6263,7 +6390,32 @@
         </w:tc>
         <w:tc>
           <w:tcPr>
-            <w:tcW w:type="dxa" w:w="3150"/>
+            <w:tcW w:type="dxa" w:w="3000"/>
+            <w:tcMar>
+              <w:top w:type="dxa" w:w="100"/>
+              <w:left w:type="dxa" w:w="120"/>
+              <w:bottom w:type="dxa" w:w="100"/>
+              <w:right w:type="dxa" w:w="120"/>
+            </w:tcMar>
+            <w:vAlign w:val="center"/>
+          </w:tcPr>
+          <w:p>
+            <w:r>
+              <w:rPr>
+                <w:rFonts w:ascii="Malgun Gothic" w:cs="Malgun Gothic" w:eastAsia="Malgun Gothic" w:hAnsi="Malgun Gothic"/>
+                <w:b w:val="false"/>
+                <w:bCs w:val="false"/>
+                <w:color w:val="000000"/>
+                <w:sz w:val="20"/>
+                <w:szCs w:val="20"/>
+              </w:rPr>
+              <w:t xml:space="preserve">늘 정상으로 나옴</w:t>
+            </w:r>
+          </w:p>
+        </w:tc>
+        <w:tc>
+          <w:tcPr>
+            <w:tcW w:type="dxa" w:w="2050"/>
             <w:tcMar>
               <w:top w:type="dxa" w:w="100"/>
               <w:left w:type="dxa" w:w="120"/>
@@ -6306,6 +6458,57 @@
         <w:t xml:space="preserve">내 코드에 없는 항목은 그냥 넘어가세요. 팀마다 조금씩 다릅니다.</w:t>
       </w:r>
     </w:p>
+    <w:p>
+      <w:pPr>
+        <w:spacing w:after="120"/>
+      </w:pPr>
+    </w:p>
+    <w:tbl>
+      <w:tblPr>
+        <w:tblW w:type="dxa" w:w="9350"/>
+        <w:tblBorders>
+          <w:top w:val="single" w:color="BFBFBF" w:sz="4"/>
+          <w:left w:val="single" w:color="BFBFBF" w:sz="4"/>
+          <w:bottom w:val="single" w:color="BFBFBF" w:sz="4"/>
+          <w:right w:val="single" w:color="BFBFBF" w:sz="4"/>
+          <w:insideH w:val="single" w:color="BFBFBF" w:sz="4"/>
+          <w:insideV w:val="single" w:color="BFBFBF" w:sz="4"/>
+        </w:tblBorders>
+      </w:tblPr>
+      <w:tblGrid>
+        <w:gridCol w:w="9350"/>
+      </w:tblGrid>
+      <w:tr>
+        <w:trPr>
+          <w:cantSplit/>
+        </w:trPr>
+        <w:tc>
+          <w:tcPr>
+            <w:tcW w:type="dxa" w:w="9350"/>
+            <w:shd w:fill="EEF3FB" w:val="clear"/>
+            <w:tcMar>
+              <w:top w:type="dxa" w:w="140"/>
+              <w:left w:type="dxa" w:w="200"/>
+              <w:bottom w:type="dxa" w:w="140"/>
+              <w:right w:type="dxa" w:w="200"/>
+            </w:tcMar>
+          </w:tcPr>
+          <w:p>
+            <w:r>
+              <w:rPr>
+                <w:rFonts w:ascii="Malgun Gothic" w:cs="Malgun Gothic" w:eastAsia="Malgun Gothic" w:hAnsi="Malgun Gothic"/>
+                <w:i/>
+                <w:iCs/>
+                <w:color w:val="1F3864"/>
+                <w:sz w:val="20"/>
+                <w:szCs w:val="20"/>
+              </w:rPr>
+              <w:t xml:space="preserve">둘째 줄이 함정입니다. SENSORS 배열만 빼먹으면 빨간 줄이 하나도 없는데 카드도 안 생깁니다. 화면은 SENSORS.map() 으로 그리기 때문입니다. 오류가 없는 것과 되는 것은 다릅니다 - 꼭 화면을 보세요.</w:t>
+            </w:r>
+          </w:p>
+        </w:tc>
+      </w:tr>
+    </w:tbl>
     <w:p>
       <w:pPr>
         <w:spacing w:after="160"/>

--- a/worksheets/11주차_학생워크시트.docx
+++ b/worksheets/11주차_학생워크시트.docx
@@ -46,7 +46,7 @@
           <w:sz w:val="24"/>
           <w:szCs w:val="24"/>
         </w:rPr>
-        <w:t xml:space="preserve">바이브 코딩으로 우리 팀 화면 완성하기</w:t>
+        <w:t xml:space="preserve">바이브 코딩으로 우리 팀 작품 완성하기</w:t>
       </w:r>
     </w:p>
     <w:tbl>

--- a/worksheets/11주차_학생워크시트.docx
+++ b/worksheets/11주차_학생워크시트.docx
@@ -589,7 +589,7 @@
                 <w:sz w:val="20"/>
                 <w:szCs w:val="20"/>
               </w:rPr>
-              <w:t xml:space="preserve">도입</w:t>
+              <w:t xml:space="preserve">준비</w:t>
             </w:r>
           </w:p>
         </w:tc>
@@ -639,7 +639,7 @@
                 <w:sz w:val="20"/>
                 <w:szCs w:val="20"/>
               </w:rPr>
-              <w:t xml:space="preserve">왜 쪼개서 부탁해야 하는가</w:t>
+              <w:t xml:space="preserve">소스 묶기 + 비밀번호 확인 + 업로드</w:t>
             </w:r>
           </w:p>
         </w:tc>
@@ -669,7 +669,7 @@
                 <w:sz w:val="20"/>
                 <w:szCs w:val="20"/>
               </w:rPr>
-              <w:t xml:space="preserve">준비</w:t>
+              <w:t xml:space="preserve">대화 1</w:t>
             </w:r>
           </w:p>
         </w:tc>
@@ -694,7 +694,7 @@
                 <w:sz w:val="20"/>
                 <w:szCs w:val="20"/>
               </w:rPr>
-              <w:t xml:space="preserve">15분</w:t>
+              <w:t xml:space="preserve">20분</w:t>
             </w:r>
           </w:p>
         </w:tc>
@@ -719,7 +719,7 @@
                 <w:sz w:val="20"/>
                 <w:szCs w:val="20"/>
               </w:rPr>
-              <w:t xml:space="preserve">소스 묶기 + 비밀번호 확인</w:t>
+              <w:t xml:space="preserve">프롬프트 0 — 계획부터 받기 (코드 없음)</w:t>
             </w:r>
           </w:p>
         </w:tc>
@@ -749,7 +749,7 @@
                 <w:sz w:val="20"/>
                 <w:szCs w:val="20"/>
               </w:rPr>
-              <w:t xml:space="preserve">안전</w:t>
+              <w:t xml:space="preserve">대화 2</w:t>
             </w:r>
           </w:p>
         </w:tc>
@@ -774,7 +774,7 @@
                 <w:sz w:val="20"/>
                 <w:szCs w:val="20"/>
               </w:rPr>
-              <w:t xml:space="preserve">15분</w:t>
+              <w:t xml:space="preserve">28분</w:t>
             </w:r>
           </w:p>
         </w:tc>
@@ -799,7 +799,7 @@
                 <w:sz w:val="20"/>
                 <w:szCs w:val="20"/>
               </w:rPr>
-              <w:t xml:space="preserve">전압·핀 확인 · code.py 단독 시험</w:t>
+              <w:t xml:space="preserve">화면 — 우리 팀 센서 + 액추에이터를 한 번에</w:t>
             </w:r>
           </w:p>
         </w:tc>
@@ -829,7 +829,7 @@
                 <w:sz w:val="20"/>
                 <w:szCs w:val="20"/>
               </w:rPr>
-              <w:t xml:space="preserve">실습 1</w:t>
+              <w:t xml:space="preserve">대화 3</w:t>
             </w:r>
           </w:p>
         </w:tc>
@@ -854,7 +854,7 @@
                 <w:sz w:val="20"/>
                 <w:szCs w:val="20"/>
               </w:rPr>
-              <w:t xml:space="preserve">10분</w:t>
+              <w:t xml:space="preserve">26분</w:t>
             </w:r>
           </w:p>
         </w:tc>
@@ -879,7 +879,7 @@
                 <w:sz w:val="20"/>
                 <w:szCs w:val="20"/>
               </w:rPr>
-              <w:t xml:space="preserve">프롬프트 0 — 계획부터 받기</w:t>
+              <w:t xml:space="preserve">Pico — 우리 팀 센서 + 액추에이터를 한 번에</w:t>
             </w:r>
           </w:p>
         </w:tc>
@@ -909,7 +909,7 @@
                 <w:sz w:val="20"/>
                 <w:szCs w:val="20"/>
               </w:rPr>
-              <w:t xml:space="preserve">실습 2</w:t>
+              <w:t xml:space="preserve">대화 4</w:t>
             </w:r>
           </w:p>
         </w:tc>
@@ -934,7 +934,7 @@
                 <w:sz w:val="20"/>
                 <w:szCs w:val="20"/>
               </w:rPr>
-              <w:t xml:space="preserve">35분</w:t>
+              <w:t xml:space="preserve">30분</w:t>
             </w:r>
           </w:p>
         </w:tc>
@@ -959,7 +959,7 @@
                 <w:sz w:val="20"/>
                 <w:szCs w:val="20"/>
               </w:rPr>
-              <w:t xml:space="preserve">프롬프트 1~3 — 우리 팀 센서/제어 추가</w:t>
+              <w:t xml:space="preserve">프롬프트 4 — 자동 재연결 (전시회 필수)</w:t>
             </w:r>
           </w:p>
         </w:tc>
@@ -989,7 +989,7 @@
                 <w:sz w:val="20"/>
                 <w:szCs w:val="20"/>
               </w:rPr>
-              <w:t xml:space="preserve">실습 3</w:t>
+              <w:t xml:space="preserve">방과후</w:t>
             </w:r>
           </w:p>
         </w:tc>
@@ -1014,7 +1014,7 @@
                 <w:sz w:val="20"/>
                 <w:szCs w:val="20"/>
               </w:rPr>
-              <w:t xml:space="preserve">25분</w:t>
+              <w:t xml:space="preserve">—</w:t>
             </w:r>
           </w:p>
         </w:tc>
@@ -1039,87 +1039,58 @@
                 <w:sz w:val="20"/>
                 <w:szCs w:val="20"/>
               </w:rPr>
-              <w:t xml:space="preserve">프롬프트 4 — 자동 재연결 (전시회 필수)</w:t>
-            </w:r>
-          </w:p>
-        </w:tc>
-      </w:tr>
-      <w:tr>
-        <w:trPr>
-          <w:cantSplit/>
-        </w:trPr>
-        <w:tc>
-          <w:tcPr>
-            <w:tcW w:type="dxa" w:w="1700"/>
-            <w:tcMar>
-              <w:top w:type="dxa" w:w="100"/>
-              <w:left w:type="dxa" w:w="120"/>
-              <w:bottom w:type="dxa" w:w="100"/>
-              <w:right w:type="dxa" w:w="120"/>
-            </w:tcMar>
-            <w:vAlign w:val="center"/>
-          </w:tcPr>
-          <w:p>
-            <w:r>
-              <w:rPr>
-                <w:rFonts w:ascii="Malgun Gothic" w:cs="Malgun Gothic" w:eastAsia="Malgun Gothic" w:hAnsi="Malgun Gothic"/>
-                <w:b w:val="false"/>
-                <w:bCs w:val="false"/>
-                <w:color w:val="000000"/>
-                <w:sz w:val="20"/>
-                <w:szCs w:val="20"/>
-              </w:rPr>
-              <w:t xml:space="preserve">마무리</w:t>
-            </w:r>
-          </w:p>
-        </w:tc>
-        <w:tc>
-          <w:tcPr>
-            <w:tcW w:type="dxa" w:w="1300"/>
-            <w:tcMar>
-              <w:top w:type="dxa" w:w="100"/>
-              <w:left w:type="dxa" w:w="120"/>
-              <w:bottom w:type="dxa" w:w="100"/>
-              <w:right w:type="dxa" w:w="120"/>
-            </w:tcMar>
-            <w:vAlign w:val="center"/>
-          </w:tcPr>
-          <w:p>
-            <w:r>
-              <w:rPr>
-                <w:rFonts w:ascii="Malgun Gothic" w:cs="Malgun Gothic" w:eastAsia="Malgun Gothic" w:hAnsi="Malgun Gothic"/>
-                <w:b w:val="false"/>
-                <w:bCs w:val="false"/>
-                <w:color w:val="000000"/>
-                <w:sz w:val="20"/>
-                <w:szCs w:val="20"/>
-              </w:rPr>
-              <w:t xml:space="preserve">10분</w:t>
-            </w:r>
-          </w:p>
-        </w:tc>
-        <w:tc>
-          <w:tcPr>
-            <w:tcW w:type="dxa" w:w="6350"/>
-            <w:tcMar>
-              <w:top w:type="dxa" w:w="100"/>
-              <w:left w:type="dxa" w:w="120"/>
-              <w:bottom w:type="dxa" w:w="100"/>
-              <w:right w:type="dxa" w:w="120"/>
-            </w:tcMar>
-            <w:vAlign w:val="center"/>
-          </w:tcPr>
-          <w:p>
-            <w:r>
-              <w:rPr>
-                <w:rFonts w:ascii="Malgun Gothic" w:cs="Malgun Gothic" w:eastAsia="Malgun Gothic" w:hAnsi="Malgun Gothic"/>
-                <w:b w:val="false"/>
-                <w:bCs w:val="false"/>
-                <w:color w:val="000000"/>
-                <w:sz w:val="20"/>
-                <w:szCs w:val="20"/>
-              </w:rPr>
-              <w:t xml:space="preserve">점검 · 방과후 할 일</w:t>
+              <w:t xml:space="preserve">프롬프트 3 — 자동 제어</w:t>
+            </w:r>
+          </w:p>
+        </w:tc>
+      </w:tr>
+    </w:tbl>
+    <w:p>
+      <w:pPr>
+        <w:spacing w:after="160"/>
+      </w:pPr>
+    </w:p>
+    <w:tbl>
+      <w:tblPr>
+        <w:tblW w:type="dxa" w:w="9350"/>
+        <w:tblBorders>
+          <w:top w:val="single" w:color="BFBFBF" w:sz="4"/>
+          <w:left w:val="single" w:color="BFBFBF" w:sz="4"/>
+          <w:bottom w:val="single" w:color="BFBFBF" w:sz="4"/>
+          <w:right w:val="single" w:color="BFBFBF" w:sz="4"/>
+          <w:insideH w:val="single" w:color="BFBFBF" w:sz="4"/>
+          <w:insideV w:val="single" w:color="BFBFBF" w:sz="4"/>
+        </w:tblBorders>
+      </w:tblPr>
+      <w:tblGrid>
+        <w:gridCol w:w="9350"/>
+      </w:tblGrid>
+      <w:tr>
+        <w:trPr>
+          <w:cantSplit/>
+        </w:trPr>
+        <w:tc>
+          <w:tcPr>
+            <w:tcW w:type="dxa" w:w="9350"/>
+            <w:shd w:fill="EEF3FB" w:val="clear"/>
+            <w:tcMar>
+              <w:top w:type="dxa" w:w="140"/>
+              <w:left w:type="dxa" w:w="200"/>
+              <w:bottom w:type="dxa" w:w="140"/>
+              <w:right w:type="dxa" w:w="200"/>
+            </w:tcMar>
+          </w:tcPr>
+          <w:p>
+            <w:r>
+              <w:rPr>
+                <w:rFonts w:ascii="Malgun Gothic" w:cs="Malgun Gothic" w:eastAsia="Malgun Gothic" w:hAnsi="Malgun Gothic"/>
+                <w:i/>
+                <w:iCs/>
+                <w:color w:val="1F3864"/>
+                <w:sz w:val="20"/>
+                <w:szCs w:val="20"/>
+              </w:rPr>
+              <w:t xml:space="preserve">오늘은 대화를 네 번 나눠서 합니다. 단계마다 새 대화를 열고, bundle-source.js 를 다시 돌려 지금 소스를 올립니다. 2026-10-23 모의 수업에서 한 대화로 끝까지 갔더니, 한 대화 안에 page.tsx 가 세 벌 쌓여서 제미나이 무료 모델이 무너졌습니다. 뒤로 갈수록 오류가 나는 코드를 내놨습니다. 대화를 끊으면 AI 가 늘 진짜 지금 파일을 봅니다.</w:t>
             </w:r>
           </w:p>
         </w:tc>
